--- a/docs/reports/stage1-uml.docx
+++ b/docs/reports/stage1-uml.docx
@@ -1523,31 +1523,31 @@
         <w:rPr>
           <w:lang w:val="uk"/>
         </w:rPr>
-        <w:t xml:space="preserve">простір і не може впливати на чужі дані. База даних і об’єктне сховище — внутрішні</w:t>
-      </w:r>
-      <w:r>
-        <w:rPr>
-          <w:lang w:val="uk"/>
-        </w:rPr>
-        <w:t xml:space="preserve"> </w:t>
-      </w:r>
-      <w:r>
-        <w:rPr>
-          <w:lang w:val="uk"/>
-        </w:rPr>
-        <w:t xml:space="preserve">компоненти системи, а не зовнішні актори: вони не мають власних цілей</w:t>
-      </w:r>
-      <w:r>
-        <w:rPr>
-          <w:lang w:val="uk"/>
-        </w:rPr>
-        <w:t xml:space="preserve"> </w:t>
-      </w:r>
-      <w:r>
-        <w:rPr>
-          <w:lang w:val="uk"/>
-        </w:rPr>
-        <w:t xml:space="preserve">у системі: до них звертаються лише серверні модулі.</w:t>
+        <w:t xml:space="preserve">простір і не може впливати на чужі дані. База даних і об’єктне сховище є</w:t>
+      </w:r>
+      <w:r>
+        <w:rPr>
+          <w:lang w:val="uk"/>
+        </w:rPr>
+        <w:t xml:space="preserve"> </w:t>
+      </w:r>
+      <w:r>
+        <w:rPr>
+          <w:lang w:val="uk"/>
+        </w:rPr>
+        <w:t xml:space="preserve">внутрішніми компонентами системи, а не зовнішніми акторами. Вони не мають власних</w:t>
+      </w:r>
+      <w:r>
+        <w:rPr>
+          <w:lang w:val="uk"/>
+        </w:rPr>
+        <w:t xml:space="preserve"> </w:t>
+      </w:r>
+      <w:r>
+        <w:rPr>
+          <w:lang w:val="uk"/>
+        </w:rPr>
+        <w:t xml:space="preserve">цілей у системі: до них звертаються лише серверні модулі.</w:t>
       </w:r>
     </w:p>
     <w:bookmarkEnd w:id="10"/>
@@ -5370,6 +5370,25 @@
               </w:rPr>
               <w:t xml:space="preserve">Content-Type</w:t>
             </w:r>
+            <w:r>
+              <w:rPr>
+                <w:lang w:val="uk"/>
+              </w:rPr>
+              <w:t xml:space="preserve">,</w:t>
+            </w:r>
+            <w:r>
+              <w:rPr>
+                <w:lang w:val="uk"/>
+              </w:rPr>
+              <w:t xml:space="preserve"> </w:t>
+            </w:r>
+            <w:r>
+              <w:rPr>
+                <w:rStyle w:val="VerbatimChar"/>
+                <w:lang w:val="uk"/>
+              </w:rPr>
+              <w:t xml:space="preserve">Content-Disposition</w:t>
+            </w:r>
           </w:p>
         </w:tc>
       </w:tr>
@@ -5665,55 +5684,67 @@
         <w:rPr>
           <w:lang w:val="uk"/>
         </w:rPr>
-        <w:t xml:space="preserve">«FileListOperations», модулем перегляду, «SyncEngine» і «FileApiClient»; стрілка</w:t>
-      </w:r>
-      <w:r>
-        <w:rPr>
-          <w:lang w:val="uk"/>
-        </w:rPr>
-        <w:t xml:space="preserve"> </w:t>
-      </w:r>
-      <w:r>
-        <w:rPr>
-          <w:lang w:val="uk"/>
-        </w:rPr>
-        <w:t xml:space="preserve">«import» між ними показує, що вся логіка списку й синхронізації зосереджена в</w:t>
-      </w:r>
-      <w:r>
-        <w:rPr>
-          <w:lang w:val="uk"/>
-        </w:rPr>
-        <w:t xml:space="preserve"> </w:t>
-      </w:r>
-      <w:r>
-        <w:rPr>
-          <w:lang w:val="uk"/>
-        </w:rPr>
-        <w:t xml:space="preserve">одному місці. Десктопний клієнт складається з компонентів «Main process»</w:t>
-      </w:r>
-      <w:r>
-        <w:rPr>
-          <w:lang w:val="uk"/>
-        </w:rPr>
-        <w:t xml:space="preserve"> </w:t>
-      </w:r>
-      <w:r>
-        <w:rPr>
-          <w:lang w:val="uk"/>
-        </w:rPr>
-        <w:t xml:space="preserve">(«NodeLocalFolder», «FolderWatcher», «JsonSnapshotStore», «DragOutHandler»),</w:t>
-      </w:r>
-      <w:r>
-        <w:rPr>
-          <w:lang w:val="uk"/>
-        </w:rPr>
-        <w:t xml:space="preserve"> </w:t>
-      </w:r>
-      <w:r>
-        <w:rPr>
-          <w:lang w:val="uk"/>
-        </w:rPr>
-        <w:t xml:space="preserve">«Preload bridge (IPC)» і «Renderer (React screens)», з’єднаних лінією</w:t>
+        <w:t xml:space="preserve">«FileListOperations», модулем перегляду, «SyncEngine», «SnapshotStore» і</w:t>
+      </w:r>
+      <w:r>
+        <w:rPr>
+          <w:lang w:val="uk"/>
+        </w:rPr>
+        <w:t xml:space="preserve"> </w:t>
+      </w:r>
+      <w:r>
+        <w:rPr>
+          <w:lang w:val="uk"/>
+        </w:rPr>
+        <w:t xml:space="preserve">«FileApiClient»; стрілка «import» між ними показує, що вся логіка списку й</w:t>
+      </w:r>
+      <w:r>
+        <w:rPr>
+          <w:lang w:val="uk"/>
+        </w:rPr>
+        <w:t xml:space="preserve"> </w:t>
+      </w:r>
+      <w:r>
+        <w:rPr>
+          <w:lang w:val="uk"/>
+        </w:rPr>
+        <w:t xml:space="preserve">синхронізації зосереджена в одному місці. Десктопний клієнт складається з</w:t>
+      </w:r>
+      <w:r>
+        <w:rPr>
+          <w:lang w:val="uk"/>
+        </w:rPr>
+        <w:t xml:space="preserve"> </w:t>
+      </w:r>
+      <w:r>
+        <w:rPr>
+          <w:lang w:val="uk"/>
+        </w:rPr>
+        <w:t xml:space="preserve">компонентів «Main process» («NodeLocalFolder», «FolderWatcher», «JsonSnapshotStore»,</w:t>
+      </w:r>
+      <w:r>
+        <w:rPr>
+          <w:lang w:val="uk"/>
+        </w:rPr>
+        <w:t xml:space="preserve"> </w:t>
+      </w:r>
+      <w:r>
+        <w:rPr>
+          <w:lang w:val="uk"/>
+        </w:rPr>
+        <w:t xml:space="preserve">«DragOutHandler»), «Preload bridge (IPC)» і «Renderer (React screens,</w:t>
+      </w:r>
+      <w:r>
+        <w:rPr>
+          <w:lang w:val="uk"/>
+        </w:rPr>
+        <w:t xml:space="preserve"> </w:t>
+      </w:r>
+      <w:r>
+        <w:rPr>
+          <w:lang w:val="uk"/>
+        </w:rPr>
+        <w:t xml:space="preserve">FileListController)», з’єднаних лінією</w:t>
       </w:r>
       <w:r>
         <w:rPr>
@@ -5749,19 +5780,80 @@
         <w:rPr>
           <w:lang w:val="uk"/>
         </w:rPr>
-        <w:t xml:space="preserve">«Pages (/login, /register, /workspace)» і «BrowserLocalFolder,</w:t>
-      </w:r>
-      <w:r>
-        <w:rPr>
-          <w:lang w:val="uk"/>
-        </w:rPr>
-        <w:t xml:space="preserve"> </w:t>
-      </w:r>
-      <w:r>
-        <w:rPr>
-          <w:lang w:val="uk"/>
-        </w:rPr>
-        <w:t xml:space="preserve">IndexedDbSnapshotStore». Обидва клієнти імпортують спільні пакети і споживають</w:t>
+        <w:t xml:space="preserve">«Pages (/login, /register, /workspace) + FileListController» і «BrowserLocalFolder,</w:t>
+      </w:r>
+      <w:r>
+        <w:rPr>
+          <w:lang w:val="uk"/>
+        </w:rPr>
+        <w:t xml:space="preserve"> </w:t>
+      </w:r>
+      <w:r>
+        <w:rPr>
+          <w:lang w:val="uk"/>
+        </w:rPr>
+        <w:t xml:space="preserve">IndexedDbSnapshotStore»: керувальний клас «FileListController» власного компонента</w:t>
+      </w:r>
+      <w:r>
+        <w:rPr>
+          <w:lang w:val="uk"/>
+        </w:rPr>
+        <w:t xml:space="preserve"> </w:t>
+      </w:r>
+      <w:r>
+        <w:rPr>
+          <w:lang w:val="uk"/>
+        </w:rPr>
+        <w:t xml:space="preserve">не має, а живе в рендерері десктопа і на сторінках веб-клієнта, тоді як інтерфейс</w:t>
+      </w:r>
+      <w:r>
+        <w:rPr>
+          <w:lang w:val="uk"/>
+        </w:rPr>
+        <w:t xml:space="preserve"> </w:t>
+      </w:r>
+      <w:r>
+        <w:rPr>
+          <w:lang w:val="uk"/>
+        </w:rPr>
+        <w:t xml:space="preserve">сховища знімка «SnapshotStore» оголошено в</w:t>
+      </w:r>
+      <w:r>
+        <w:rPr>
+          <w:lang w:val="uk"/>
+        </w:rPr>
+        <w:t xml:space="preserve"> </w:t>
+      </w:r>
+      <w:r>
+        <w:rPr>
+          <w:rStyle w:val="VerbatimChar"/>
+          <w:lang w:val="uk"/>
+        </w:rPr>
+        <w:t xml:space="preserve">@shelf/shared</w:t>
+      </w:r>
+      <w:r>
+        <w:rPr>
+          <w:lang w:val="uk"/>
+        </w:rPr>
+        <w:t xml:space="preserve"> </w:t>
+      </w:r>
+      <w:r>
+        <w:rPr>
+          <w:lang w:val="uk"/>
+        </w:rPr>
+        <w:t xml:space="preserve">і реалізовано в обох</w:t>
+      </w:r>
+      <w:r>
+        <w:rPr>
+          <w:lang w:val="uk"/>
+        </w:rPr>
+        <w:t xml:space="preserve"> </w:t>
+      </w:r>
+      <w:r>
+        <w:rPr>
+          <w:lang w:val="uk"/>
+        </w:rPr>
+        <w:t xml:space="preserve">клієнтах. Обидва клієнти імпортують спільні пакети і споживають</w:t>
       </w:r>
       <w:r>
         <w:rPr>
@@ -11578,6 +11670,8 @@
       <w:footnotePr>
         <w:numRestart w:val="eachSect"/>
       </w:footnotePr>
+      <w:pgSz w:w="11906" w:h="16838"/>
+      <w:pgMar w:top="1134" w:right="1134" w:bottom="1134" w:left="1134" w:header="708" w:footer="708" w:gutter="0"/>
     </w:sectPr>
   </w:body>
 </w:document>

--- a/docs/reports/stage1-uml.docx
+++ b/docs/reports/stage1-uml.docx
@@ -748,7 +748,7 @@
         <w:rPr>
           <w:lang w:val="uk"/>
         </w:rPr>
-        <w:t xml:space="preserve">прецедентів — 1+ (у звіті Рис. 3);</w:t>
+        <w:t xml:space="preserve">прецедентів — 1+ (у звіті Рис. 1);</w:t>
       </w:r>
     </w:p>
     <w:p>
@@ -763,7 +763,7 @@
         <w:rPr>
           <w:lang w:val="uk"/>
         </w:rPr>
-        <w:t xml:space="preserve">класів — 2+, зокрема VOPC (Рис. 4, 5);</w:t>
+        <w:t xml:space="preserve">класів — 2+, зокрема VOPC (Рис. 2, 3);</w:t>
       </w:r>
     </w:p>
     <w:p>
@@ -778,7 +778,7 @@
         <w:rPr>
           <w:lang w:val="uk"/>
         </w:rPr>
-        <w:t xml:space="preserve">активності — 1+ (Рис. 6);</w:t>
+        <w:t xml:space="preserve">активності — 1+ (Рис. 4);</w:t>
       </w:r>
     </w:p>
     <w:p>
@@ -793,7 +793,7 @@
         <w:rPr>
           <w:lang w:val="uk"/>
         </w:rPr>
-        <w:t xml:space="preserve">взаємодії — 2+ (Рис. 7, 8, 9);</w:t>
+        <w:t xml:space="preserve">взаємодії — 2+ (Рис. 5, 6, 7);</w:t>
       </w:r>
     </w:p>
     <w:p>
@@ -808,7 +808,7 @@
         <w:rPr>
           <w:lang w:val="uk"/>
         </w:rPr>
-        <w:t xml:space="preserve">станів — 1+ (Рис. 10);</w:t>
+        <w:t xml:space="preserve">станів — 1+ (Рис. 8);</w:t>
       </w:r>
     </w:p>
     <w:p>
@@ -823,7 +823,7 @@
         <w:rPr>
           <w:lang w:val="uk"/>
         </w:rPr>
-        <w:t xml:space="preserve">компонентів — 1+ (Рис. 1);</w:t>
+        <w:t xml:space="preserve">компонентів — 1+ (Рис. 9);</w:t>
       </w:r>
     </w:p>
     <w:p>
@@ -838,7 +838,7 @@
         <w:rPr>
           <w:lang w:val="uk"/>
         </w:rPr>
-        <w:t xml:space="preserve">розгортання — 1+ (Рис. 2).</w:t>
+        <w:t xml:space="preserve">розгортання — 1+ (Рис. 10).</w:t>
       </w:r>
     </w:p>
     <w:bookmarkEnd w:id="9"/>
@@ -2311,12 +2311,12 @@
         <w:rPr>
           <w:lang w:val="uk"/>
         </w:rPr>
-        <w:t xml:space="preserve">Прецеденти UC5 і UC6 деталізовано на Рис. 5 і 9, UC8 — на Рис. 8, UC14 — на Рис. 6 і 7.</w:t>
+        <w:t xml:space="preserve">Прецеденти UC5 і UC6 деталізовано на Рис. 3 і 7, UC8 — на Рис. 6, UC14 — на Рис. 4 і 5.</w:t>
       </w:r>
     </w:p>
     <w:bookmarkEnd w:id="13"/>
     <w:bookmarkEnd w:id="14"/>
-    <w:bookmarkStart w:id="24" w:name="високорівневе-проєктування"/>
+    <w:bookmarkStart w:id="16" w:name="високорівневе-проєктування"/>
     <w:p>
       <w:pPr>
         <w:pStyle w:val="Heading1"/>
@@ -2663,10 +2663,44 @@
         <w:t xml:space="preserve">  docker/            compose: postgres, minio, api</w:t>
       </w:r>
     </w:p>
+    <w:p>
+      <w:pPr>
+        <w:pStyle w:val="FirstParagraph"/>
+      </w:pPr>
+      <w:r>
+        <w:rPr>
+          <w:lang w:val="uk"/>
+        </w:rPr>
+        <w:t xml:space="preserve">Діаграми компонентів і розгортання наведено в кінці наступного розділу (Рис. 9, 10).</w:t>
+      </w:r>
+    </w:p>
     <w:bookmarkEnd w:id="15"/>
-    <w:bookmarkStart w:id="19" w:name="рис.-1.-діаграма-компонентів"/>
+    <w:bookmarkEnd w:id="16"/>
+    <w:bookmarkStart w:id="57" w:name="деталізоване-проєктування"/>
     <w:p>
       <w:pPr>
+        <w:pStyle w:val="Heading1"/>
+      </w:pPr>
+      <w:r>
+        <w:rPr>
+          <w:rStyle w:val="SectionNumber"/>
+          <w:lang w:val="uk"/>
+        </w:rPr>
+        <w:t xml:space="preserve">4</w:t>
+      </w:r>
+      <w:r>
+        <w:tab/>
+      </w:r>
+      <w:r>
+        <w:rPr>
+          <w:lang w:val="uk"/>
+        </w:rPr>
+        <w:t xml:space="preserve">Деталізоване проєктування</w:t>
+      </w:r>
+    </w:p>
+    <w:bookmarkStart w:id="20" w:name="рис.-1.-діаграма-прецедентів"/>
+    <w:p>
+      <w:pPr>
         <w:pStyle w:val="Heading2"/>
       </w:pPr>
       <w:r>
@@ -2674,7 +2708,7 @@
           <w:rStyle w:val="SectionNumber"/>
           <w:lang w:val="uk"/>
         </w:rPr>
-        <w:t xml:space="preserve">3.2</w:t>
+        <w:t xml:space="preserve">4.1</w:t>
       </w:r>
       <w:r>
         <w:tab/>
@@ -2683,7 +2717,7 @@
         <w:rPr>
           <w:lang w:val="uk"/>
         </w:rPr>
-        <w:t xml:space="preserve">Рис. 1. Діаграма компонентів</w:t>
+        <w:t xml:space="preserve">Рис. 1. Діаграма прецедентів</w:t>
       </w:r>
     </w:p>
     <w:p>
@@ -2693,14 +2727,14 @@
       <w:r>
         <w:drawing>
           <wp:inline>
-            <wp:extent cx="5334000" cy="2494005"/>
+            <wp:extent cx="5206711" cy="5399999"/>
             <wp:effectExtent b="0" l="0" r="0" t="0"/>
-            <wp:docPr descr="Діаграма компонентів" title="" id="17" name="Picture"/>
+            <wp:docPr descr="Діаграма прецедентів" title="" id="18" name="Picture"/>
             <a:graphic>
               <a:graphicData uri="http://schemas.openxmlformats.org/drawingml/2006/picture">
                 <pic:pic>
                   <pic:nvPicPr>
-                    <pic:cNvPr descr="../uml/img/09-component.svg" id="18" name="Picture"/>
+                    <pic:cNvPr descr="../uml/img/01-use-case.svg" id="19" name="Picture"/>
                     <pic:cNvPicPr>
                       <a:picLocks noChangeArrowheads="1" noChangeAspect="1"/>
                     </pic:cNvPicPr>
@@ -2712,7 +2746,3720 @@
                           <a14:useLocalDpi xmlns:a14="http://schemas.microsoft.com/office/drawing/2010/main" val="0"/>
                         </a:ext>
                         <a:ext uri="{96DAC541-7B7A-43D3-8B79-37D633B846F1}">
-                          <asvg:svgBlip xmlns:asvg="http://schemas.microsoft.com/office/drawing/2016/SVG/main" r:embed="rId16"/>
+                          <asvg:svgBlip xmlns:asvg="http://schemas.microsoft.com/office/drawing/2016/SVG/main" r:embed="rId17"/>
+                        </a:ext>
+                      </a:extLst>
+                    </a:blip>
+                    <a:stretch>
+                      <a:fillRect/>
+                    </a:stretch>
+                  </pic:blipFill>
+                  <pic:spPr bwMode="auto">
+                    <a:xfrm>
+                      <a:off x="0" y="0"/>
+                      <a:ext cx="5206711" cy="5399999"/>
+                    </a:xfrm>
+                    <a:prstGeom prst="rect">
+                      <a:avLst/>
+                    </a:prstGeom>
+                    <a:noFill/>
+                    <a:ln w="9525">
+                      <a:noFill/>
+                      <a:headEnd/>
+                      <a:tailEnd/>
+                    </a:ln>
+                  </pic:spPr>
+                </pic:pic>
+              </a:graphicData>
+            </a:graphic>
+          </wp:inline>
+        </w:drawing>
+      </w:r>
+    </w:p>
+    <w:p>
+      <w:pPr>
+        <w:pStyle w:val="ImageCaption"/>
+      </w:pPr>
+      <w:r>
+        <w:rPr>
+          <w:lang w:val="uk"/>
+        </w:rPr>
+        <w:t xml:space="preserve">Діаграма прецедентів</w:t>
+      </w:r>
+    </w:p>
+    <w:p>
+      <w:pPr>
+        <w:pStyle w:val="BodyText"/>
+      </w:pPr>
+      <w:r>
+        <w:rPr>
+          <w:b/>
+          <w:bCs/>
+          <w:lang w:val="uk"/>
+        </w:rPr>
+        <w:t xml:space="preserve">Пояснення.</w:t>
+      </w:r>
+      <w:r>
+        <w:rPr>
+          <w:lang w:val="uk"/>
+        </w:rPr>
+        <w:t xml:space="preserve"> </w:t>
+      </w:r>
+      <w:r>
+        <w:rPr>
+          <w:lang w:val="uk"/>
+        </w:rPr>
+        <w:t xml:space="preserve">Прецеденти впорядковані каскадом: ліворуч «User», у центрі базові</w:t>
+      </w:r>
+      <w:r>
+        <w:rPr>
+          <w:lang w:val="uk"/>
+        </w:rPr>
+        <w:t xml:space="preserve"> </w:t>
+      </w:r>
+      <w:r>
+        <w:rPr>
+          <w:lang w:val="uk"/>
+        </w:rPr>
+        <w:t xml:space="preserve">прецеденти, праворуч їхні уточнення. Група access містить «Sign up», «Log in to the</w:t>
+      </w:r>
+      <w:r>
+        <w:rPr>
+          <w:lang w:val="uk"/>
+        </w:rPr>
+        <w:t xml:space="preserve"> </w:t>
+      </w:r>
+      <w:r>
+        <w:rPr>
+          <w:lang w:val="uk"/>
+        </w:rPr>
+        <w:t xml:space="preserve">system», «Work with the file storage» і «Log out from the system»; третій з них через</w:t>
+      </w:r>
+      <w:r>
+        <w:rPr>
+          <w:lang w:val="uk"/>
+        </w:rPr>
+        <w:t xml:space="preserve"> </w:t>
+      </w:r>
+      <w:r>
+        <w:rPr>
+          <w:lang w:val="uk"/>
+        </w:rPr>
+        <w:t xml:space="preserve">«include» охоплює вхід і «View the list of files and their attributes». Від перегляду</w:t>
+      </w:r>
+      <w:r>
+        <w:rPr>
+          <w:lang w:val="uk"/>
+        </w:rPr>
+        <w:t xml:space="preserve"> </w:t>
+      </w:r>
+      <w:r>
+        <w:rPr>
+          <w:lang w:val="uk"/>
+        </w:rPr>
+        <w:t xml:space="preserve">списку відходять розширення групи list: операції варіанта «Sort by name» і «Filter by</w:t>
+      </w:r>
+      <w:r>
+        <w:rPr>
+          <w:lang w:val="uk"/>
+        </w:rPr>
+        <w:t xml:space="preserve"> </w:t>
+      </w:r>
+      <w:r>
+        <w:rPr>
+          <w:lang w:val="uk"/>
+        </w:rPr>
+        <w:t xml:space="preserve">type» з листками «Only .cpp» та «Only .png», «Show / hide table columns» і «View the</w:t>
+      </w:r>
+      <w:r>
+        <w:rPr>
+          <w:lang w:val="uk"/>
+        </w:rPr>
+        <w:t xml:space="preserve"> </w:t>
+      </w:r>
+      <w:r>
+        <w:rPr>
+          <w:lang w:val="uk"/>
+        </w:rPr>
+        <w:t xml:space="preserve">file contents» з листками «.kt as text» та «.jpg as image». Група files охоплює</w:t>
+      </w:r>
+      <w:r>
+        <w:rPr>
+          <w:lang w:val="uk"/>
+        </w:rPr>
+        <w:t xml:space="preserve"> </w:t>
+      </w:r>
+      <w:r>
+        <w:rPr>
+          <w:lang w:val="uk"/>
+        </w:rPr>
+        <w:t xml:space="preserve">завантаження з листком «Drag-and-drop», нову версію, скачування і видалення, а група</w:t>
+      </w:r>
+      <w:r>
+        <w:rPr>
+          <w:lang w:val="uk"/>
+        </w:rPr>
+        <w:t xml:space="preserve"> </w:t>
+      </w:r>
+      <w:r>
+        <w:rPr>
+          <w:lang w:val="uk"/>
+        </w:rPr>
+        <w:t xml:space="preserve">sync — прив’язку папки та синхронізацію з розширенням «Resolve version conflicts».</w:t>
+      </w:r>
+    </w:p>
+    <w:bookmarkEnd w:id="20"/>
+    <w:bookmarkStart w:id="24" w:name="рис.-2.-діаграма-класів-доменна-модель"/>
+    <w:p>
+      <w:pPr>
+        <w:pStyle w:val="Heading2"/>
+      </w:pPr>
+      <w:r>
+        <w:rPr>
+          <w:rStyle w:val="SectionNumber"/>
+          <w:lang w:val="uk"/>
+        </w:rPr>
+        <w:t xml:space="preserve">4.2</w:t>
+      </w:r>
+      <w:r>
+        <w:tab/>
+      </w:r>
+      <w:r>
+        <w:rPr>
+          <w:lang w:val="uk"/>
+        </w:rPr>
+        <w:t xml:space="preserve">Рис. 2. Діаграма класів: доменна модель</w:t>
+      </w:r>
+    </w:p>
+    <w:p>
+      <w:pPr>
+        <w:pStyle w:val="CaptionedFigure"/>
+      </w:pPr>
+      <w:r>
+        <w:drawing>
+          <wp:inline>
+            <wp:extent cx="5334000" cy="2612053"/>
+            <wp:effectExtent b="0" l="0" r="0" t="0"/>
+            <wp:docPr descr="Діаграма класів: доменна модель" title="" id="22" name="Picture"/>
+            <a:graphic>
+              <a:graphicData uri="http://schemas.openxmlformats.org/drawingml/2006/picture">
+                <pic:pic>
+                  <pic:nvPicPr>
+                    <pic:cNvPr descr="../uml/img/02-class-domain.svg" id="23" name="Picture"/>
+                    <pic:cNvPicPr>
+                      <a:picLocks noChangeArrowheads="1" noChangeAspect="1"/>
+                    </pic:cNvPicPr>
+                  </pic:nvPicPr>
+                  <pic:blipFill>
+                    <a:blip>
+                      <a:extLst>
+                        <a:ext uri="{28A0092B-C50C-407E-A947-70E740481C1C}">
+                          <a14:useLocalDpi xmlns:a14="http://schemas.microsoft.com/office/drawing/2010/main" val="0"/>
+                        </a:ext>
+                        <a:ext uri="{96DAC541-7B7A-43D3-8B79-37D633B846F1}">
+                          <asvg:svgBlip xmlns:asvg="http://schemas.microsoft.com/office/drawing/2016/SVG/main" r:embed="rId21"/>
+                        </a:ext>
+                      </a:extLst>
+                    </a:blip>
+                    <a:stretch>
+                      <a:fillRect/>
+                    </a:stretch>
+                  </pic:blipFill>
+                  <pic:spPr bwMode="auto">
+                    <a:xfrm>
+                      <a:off x="0" y="0"/>
+                      <a:ext cx="5334000" cy="2612053"/>
+                    </a:xfrm>
+                    <a:prstGeom prst="rect">
+                      <a:avLst/>
+                    </a:prstGeom>
+                    <a:noFill/>
+                    <a:ln w="9525">
+                      <a:noFill/>
+                      <a:headEnd/>
+                      <a:tailEnd/>
+                    </a:ln>
+                  </pic:spPr>
+                </pic:pic>
+              </a:graphicData>
+            </a:graphic>
+          </wp:inline>
+        </w:drawing>
+      </w:r>
+    </w:p>
+    <w:p>
+      <w:pPr>
+        <w:pStyle w:val="ImageCaption"/>
+      </w:pPr>
+      <w:r>
+        <w:rPr>
+          <w:lang w:val="uk"/>
+        </w:rPr>
+        <w:t xml:space="preserve">Діаграма класів: доменна модель</w:t>
+      </w:r>
+    </w:p>
+    <w:p>
+      <w:pPr>
+        <w:pStyle w:val="BodyText"/>
+      </w:pPr>
+      <w:r>
+        <w:rPr>
+          <w:b/>
+          <w:bCs/>
+          <w:lang w:val="uk"/>
+        </w:rPr>
+        <w:t xml:space="preserve">Пояснення.</w:t>
+      </w:r>
+      <w:r>
+        <w:rPr>
+          <w:lang w:val="uk"/>
+        </w:rPr>
+        <w:t xml:space="preserve"> </w:t>
+      </w:r>
+      <w:r>
+        <w:rPr>
+          <w:lang w:val="uk"/>
+        </w:rPr>
+        <w:t xml:space="preserve">Модель має три групи класів. Облік і зберігання: «User» з</w:t>
+      </w:r>
+      <w:r>
+        <w:rPr>
+          <w:lang w:val="uk"/>
+        </w:rPr>
+        <w:t xml:space="preserve"> </w:t>
+      </w:r>
+      <w:r>
+        <w:rPr>
+          <w:rStyle w:val="VerbatimChar"/>
+          <w:lang w:val="uk"/>
+        </w:rPr>
+        <w:t xml:space="preserve">register</w:t>
+      </w:r>
+      <w:r>
+        <w:rPr>
+          <w:lang w:val="uk"/>
+        </w:rPr>
+        <w:t xml:space="preserve"> </w:t>
+      </w:r>
+      <w:r>
+        <w:rPr>
+          <w:lang w:val="uk"/>
+        </w:rPr>
+        <w:t xml:space="preserve">і</w:t>
+      </w:r>
+      <w:r>
+        <w:rPr>
+          <w:lang w:val="uk"/>
+        </w:rPr>
+        <w:t xml:space="preserve"> </w:t>
+      </w:r>
+      <w:r>
+        <w:rPr>
+          <w:rStyle w:val="VerbatimChar"/>
+          <w:lang w:val="uk"/>
+        </w:rPr>
+        <w:t xml:space="preserve">authenticate</w:t>
+      </w:r>
+      <w:r>
+        <w:rPr>
+          <w:lang w:val="uk"/>
+        </w:rPr>
+        <w:t xml:space="preserve">, «Session» з токеном, «Workspace» зі стереотипом «virtual drive»</w:t>
+      </w:r>
+      <w:r>
+        <w:rPr>
+          <w:lang w:val="uk"/>
+        </w:rPr>
+        <w:t xml:space="preserve"> </w:t>
+      </w:r>
+      <w:r>
+        <w:rPr>
+          <w:lang w:val="uk"/>
+        </w:rPr>
+        <w:t xml:space="preserve">(простір користувача), «FileEntry» — метадані файлу з</w:t>
+      </w:r>
+      <w:r>
+        <w:rPr>
+          <w:lang w:val="uk"/>
+        </w:rPr>
+        <w:t xml:space="preserve"> </w:t>
+      </w:r>
+      <w:r>
+        <w:rPr>
+          <w:rStyle w:val="VerbatimChar"/>
+          <w:lang w:val="uk"/>
+        </w:rPr>
+        <w:t xml:space="preserve">checksum</w:t>
+      </w:r>
+      <w:r>
+        <w:rPr>
+          <w:lang w:val="uk"/>
+        </w:rPr>
+        <w:t xml:space="preserve">, датами і</w:t>
+      </w:r>
+      <w:r>
+        <w:rPr>
+          <w:lang w:val="uk"/>
+        </w:rPr>
+        <w:t xml:space="preserve"> </w:t>
+      </w:r>
+      <w:r>
+        <w:rPr>
+          <w:lang w:val="uk"/>
+        </w:rPr>
+        <w:t xml:space="preserve">посиланнями</w:t>
+      </w:r>
+      <w:r>
+        <w:rPr>
+          <w:lang w:val="uk"/>
+        </w:rPr>
+        <w:t xml:space="preserve"> </w:t>
+      </w:r>
+      <w:r>
+        <w:rPr>
+          <w:rStyle w:val="VerbatimChar"/>
+          <w:lang w:val="uk"/>
+        </w:rPr>
+        <w:t xml:space="preserve">uploadedBy</w:t>
+      </w:r>
+      <w:r>
+        <w:rPr>
+          <w:lang w:val="uk"/>
+        </w:rPr>
+        <w:t xml:space="preserve"> </w:t>
+      </w:r>
+      <w:r>
+        <w:rPr>
+          <w:lang w:val="uk"/>
+        </w:rPr>
+        <w:t xml:space="preserve">та</w:t>
+      </w:r>
+      <w:r>
+        <w:rPr>
+          <w:lang w:val="uk"/>
+        </w:rPr>
+        <w:t xml:space="preserve"> </w:t>
+      </w:r>
+      <w:r>
+        <w:rPr>
+          <w:rStyle w:val="VerbatimChar"/>
+          <w:lang w:val="uk"/>
+        </w:rPr>
+        <w:t xml:space="preserve">editedBy</w:t>
+      </w:r>
+      <w:r>
+        <w:rPr>
+          <w:lang w:val="uk"/>
+        </w:rPr>
+        <w:t xml:space="preserve">, і «FileContent» — байти зі</w:t>
+      </w:r>
+      <w:r>
+        <w:rPr>
+          <w:lang w:val="uk"/>
+        </w:rPr>
+        <w:t xml:space="preserve"> </w:t>
+      </w:r>
+      <w:r>
+        <w:rPr>
+          <w:rStyle w:val="VerbatimChar"/>
+          <w:lang w:val="uk"/>
+        </w:rPr>
+        <w:t xml:space="preserve">storageKey</w:t>
+      </w:r>
+      <w:r>
+        <w:rPr>
+          <w:lang w:val="uk"/>
+        </w:rPr>
+        <w:t xml:space="preserve"> </w:t>
+      </w:r>
+      <w:r>
+        <w:rPr>
+          <w:lang w:val="uk"/>
+        </w:rPr>
+        <w:t xml:space="preserve">і</w:t>
+      </w:r>
+      <w:r>
+        <w:rPr>
+          <w:lang w:val="uk"/>
+        </w:rPr>
+        <w:t xml:space="preserve"> </w:t>
+      </w:r>
+      <w:r>
+        <w:rPr>
+          <w:rStyle w:val="VerbatimChar"/>
+          <w:lang w:val="uk"/>
+        </w:rPr>
+        <w:t xml:space="preserve">mimeType</w:t>
+      </w:r>
+      <w:r>
+        <w:rPr>
+          <w:lang w:val="uk"/>
+        </w:rPr>
+        <w:t xml:space="preserve">; композиція «Workspace» → «FileEntry» → «FileContent» означає, що частина не</w:t>
+      </w:r>
+      <w:r>
+        <w:rPr>
+          <w:lang w:val="uk"/>
+        </w:rPr>
+        <w:t xml:space="preserve"> </w:t>
+      </w:r>
+      <w:r>
+        <w:rPr>
+          <w:lang w:val="uk"/>
+        </w:rPr>
+        <w:t xml:space="preserve">існує без цілого. Перегляд: абстрактний «FilePreview» з</w:t>
+      </w:r>
+      <w:r>
+        <w:rPr>
+          <w:lang w:val="uk"/>
+        </w:rPr>
+        <w:t xml:space="preserve"> </w:t>
+      </w:r>
+      <w:r>
+        <w:rPr>
+          <w:rStyle w:val="VerbatimChar"/>
+          <w:lang w:val="uk"/>
+        </w:rPr>
+        <w:t xml:space="preserve">canRender(ext)</w:t>
+      </w:r>
+      <w:r>
+        <w:rPr>
+          <w:lang w:val="uk"/>
+        </w:rPr>
+        <w:t xml:space="preserve"> </w:t>
+      </w:r>
+      <w:r>
+        <w:rPr>
+          <w:lang w:val="uk"/>
+        </w:rPr>
+        <w:t xml:space="preserve">і</w:t>
+      </w:r>
+      <w:r>
+        <w:rPr>
+          <w:lang w:val="uk"/>
+        </w:rPr>
+        <w:t xml:space="preserve"> </w:t>
+      </w:r>
+      <w:r>
+        <w:rPr>
+          <w:rStyle w:val="VerbatimChar"/>
+          <w:lang w:val="uk"/>
+        </w:rPr>
+        <w:t xml:space="preserve">render(content)</w:t>
+      </w:r>
+      <w:r>
+        <w:rPr>
+          <w:lang w:val="uk"/>
+        </w:rPr>
+        <w:t xml:space="preserve"> </w:t>
+      </w:r>
+      <w:r>
+        <w:rPr>
+          <w:lang w:val="uk"/>
+        </w:rPr>
+        <w:t xml:space="preserve">та спадкоємці «TextPreview» і «ImagePreview». Синхронізація:</w:t>
+      </w:r>
+      <w:r>
+        <w:rPr>
+          <w:lang w:val="uk"/>
+        </w:rPr>
+        <w:t xml:space="preserve"> </w:t>
+      </w:r>
+      <w:r>
+        <w:rPr>
+          <w:lang w:val="uk"/>
+        </w:rPr>
+        <w:t xml:space="preserve">«LocalFolder» і «LocalFile», «SyncEngine» зі списком «SyncItem» і звітом «SyncReport»,</w:t>
+      </w:r>
+      <w:r>
+        <w:rPr>
+          <w:lang w:val="uk"/>
+        </w:rPr>
+        <w:t xml:space="preserve"> </w:t>
+      </w:r>
+      <w:r>
+        <w:rPr>
+          <w:lang w:val="uk"/>
+        </w:rPr>
+        <w:t xml:space="preserve">а також «SyncSnapshot» із записами «SnapshotEntry» — знімок стану після останньої</w:t>
+      </w:r>
+      <w:r>
+        <w:rPr>
+          <w:lang w:val="uk"/>
+        </w:rPr>
+        <w:t xml:space="preserve"> </w:t>
+      </w:r>
+      <w:r>
+        <w:rPr>
+          <w:lang w:val="uk"/>
+        </w:rPr>
+        <w:t xml:space="preserve">синхронізації, який відрізняє</w:t>
+      </w:r>
+      <w:r>
+        <w:rPr>
+          <w:lang w:val="uk"/>
+        </w:rPr>
+        <w:t xml:space="preserve"> </w:t>
+      </w:r>
+      <w:r>
+        <w:rPr>
+          <w:rStyle w:val="VerbatimChar"/>
+          <w:lang w:val="uk"/>
+        </w:rPr>
+        <w:t xml:space="preserve">CONFLICT</w:t>
+      </w:r>
+      <w:r>
+        <w:rPr>
+          <w:lang w:val="uk"/>
+        </w:rPr>
+        <w:t xml:space="preserve"> </w:t>
+      </w:r>
+      <w:r>
+        <w:rPr>
+          <w:lang w:val="uk"/>
+        </w:rPr>
+        <w:t xml:space="preserve">від</w:t>
+      </w:r>
+      <w:r>
+        <w:rPr>
+          <w:lang w:val="uk"/>
+        </w:rPr>
+        <w:t xml:space="preserve"> </w:t>
+      </w:r>
+      <w:r>
+        <w:rPr>
+          <w:rStyle w:val="VerbatimChar"/>
+          <w:lang w:val="uk"/>
+        </w:rPr>
+        <w:t xml:space="preserve">LOCAL_NEWER</w:t>
+      </w:r>
+      <w:r>
+        <w:rPr>
+          <w:lang w:val="uk"/>
+        </w:rPr>
+        <w:t xml:space="preserve"> </w:t>
+      </w:r>
+      <w:r>
+        <w:rPr>
+          <w:lang w:val="uk"/>
+        </w:rPr>
+        <w:t xml:space="preserve">чи</w:t>
+      </w:r>
+      <w:r>
+        <w:rPr>
+          <w:lang w:val="uk"/>
+        </w:rPr>
+        <w:t xml:space="preserve"> </w:t>
+      </w:r>
+      <w:r>
+        <w:rPr>
+          <w:rStyle w:val="VerbatimChar"/>
+          <w:lang w:val="uk"/>
+        </w:rPr>
+        <w:t xml:space="preserve">REMOTE_NEWER</w:t>
+      </w:r>
+      <w:r>
+        <w:rPr>
+          <w:lang w:val="uk"/>
+        </w:rPr>
+        <w:t xml:space="preserve">.</w:t>
+      </w:r>
+      <w:r>
+        <w:rPr>
+          <w:lang w:val="uk"/>
+        </w:rPr>
+        <w:t xml:space="preserve"> </w:t>
+      </w:r>
+      <w:r>
+        <w:rPr>
+          <w:lang w:val="uk"/>
+        </w:rPr>
+        <w:t xml:space="preserve">Переліки винесено в окремі блоки «enumeration».</w:t>
+      </w:r>
+    </w:p>
+    <w:bookmarkEnd w:id="24"/>
+    <w:bookmarkStart w:id="28" w:name="X1afd2cc9fb977aa07c9efa3fa16bf292150fdbf"/>
+    <w:p>
+      <w:pPr>
+        <w:pStyle w:val="Heading2"/>
+      </w:pPr>
+      <w:r>
+        <w:rPr>
+          <w:rStyle w:val="SectionNumber"/>
+          <w:lang w:val="uk"/>
+        </w:rPr>
+        <w:t xml:space="preserve">4.3</w:t>
+      </w:r>
+      <w:r>
+        <w:tab/>
+      </w:r>
+      <w:r>
+        <w:rPr>
+          <w:lang w:val="uk"/>
+        </w:rPr>
+        <w:t xml:space="preserve">Рис. 3. Діаграма класів VOPC: сортування і фільтр</w:t>
+      </w:r>
+    </w:p>
+    <w:p>
+      <w:pPr>
+        <w:pStyle w:val="CaptionedFigure"/>
+      </w:pPr>
+      <w:r>
+        <w:drawing>
+          <wp:inline>
+            <wp:extent cx="5334000" cy="1526287"/>
+            <wp:effectExtent b="0" l="0" r="0" t="0"/>
+            <wp:docPr descr="Діаграма класів VOPC: сортування і фільтр" title="" id="26" name="Picture"/>
+            <a:graphic>
+              <a:graphicData uri="http://schemas.openxmlformats.org/drawingml/2006/picture">
+                <pic:pic>
+                  <pic:nvPicPr>
+                    <pic:cNvPr descr="../uml/img/03-class-vopc-sort-filter.svg" id="27" name="Picture"/>
+                    <pic:cNvPicPr>
+                      <a:picLocks noChangeArrowheads="1" noChangeAspect="1"/>
+                    </pic:cNvPicPr>
+                  </pic:nvPicPr>
+                  <pic:blipFill>
+                    <a:blip>
+                      <a:extLst>
+                        <a:ext uri="{28A0092B-C50C-407E-A947-70E740481C1C}">
+                          <a14:useLocalDpi xmlns:a14="http://schemas.microsoft.com/office/drawing/2010/main" val="0"/>
+                        </a:ext>
+                        <a:ext uri="{96DAC541-7B7A-43D3-8B79-37D633B846F1}">
+                          <asvg:svgBlip xmlns:asvg="http://schemas.microsoft.com/office/drawing/2016/SVG/main" r:embed="rId25"/>
+                        </a:ext>
+                      </a:extLst>
+                    </a:blip>
+                    <a:stretch>
+                      <a:fillRect/>
+                    </a:stretch>
+                  </pic:blipFill>
+                  <pic:spPr bwMode="auto">
+                    <a:xfrm>
+                      <a:off x="0" y="0"/>
+                      <a:ext cx="5334000" cy="1526287"/>
+                    </a:xfrm>
+                    <a:prstGeom prst="rect">
+                      <a:avLst/>
+                    </a:prstGeom>
+                    <a:noFill/>
+                    <a:ln w="9525">
+                      <a:noFill/>
+                      <a:headEnd/>
+                      <a:tailEnd/>
+                    </a:ln>
+                  </pic:spPr>
+                </pic:pic>
+              </a:graphicData>
+            </a:graphic>
+          </wp:inline>
+        </w:drawing>
+      </w:r>
+    </w:p>
+    <w:p>
+      <w:pPr>
+        <w:pStyle w:val="ImageCaption"/>
+      </w:pPr>
+      <w:r>
+        <w:rPr>
+          <w:lang w:val="uk"/>
+        </w:rPr>
+        <w:t xml:space="preserve">Діаграма класів VOPC: сортування і фільтр</w:t>
+      </w:r>
+    </w:p>
+    <w:p>
+      <w:pPr>
+        <w:pStyle w:val="BodyText"/>
+      </w:pPr>
+      <w:r>
+        <w:rPr>
+          <w:b/>
+          <w:bCs/>
+          <w:lang w:val="uk"/>
+        </w:rPr>
+        <w:t xml:space="preserve">Пояснення.</w:t>
+      </w:r>
+      <w:r>
+        <w:rPr>
+          <w:lang w:val="uk"/>
+        </w:rPr>
+        <w:t xml:space="preserve"> </w:t>
+      </w:r>
+      <w:r>
+        <w:rPr>
+          <w:lang w:val="uk"/>
+        </w:rPr>
+        <w:t xml:space="preserve">Діаграма містить лише класи прецедентів «Sort by name» і «Filter by</w:t>
+      </w:r>
+      <w:r>
+        <w:rPr>
+          <w:lang w:val="uk"/>
+        </w:rPr>
+        <w:t xml:space="preserve"> </w:t>
+      </w:r>
+      <w:r>
+        <w:rPr>
+          <w:lang w:val="uk"/>
+        </w:rPr>
+        <w:t xml:space="preserve">type», розділені за стереотипами. Межові класи «boundary» — «SortHeaderControl» з</w:t>
+      </w:r>
+      <w:r>
+        <w:rPr>
+          <w:lang w:val="uk"/>
+        </w:rPr>
+        <w:t xml:space="preserve"> </w:t>
+      </w:r>
+      <w:r>
+        <w:rPr>
+          <w:rStyle w:val="VerbatimChar"/>
+          <w:lang w:val="uk"/>
+        </w:rPr>
+        <w:t xml:space="preserve">toggleDirection()</w:t>
+      </w:r>
+      <w:r>
+        <w:rPr>
+          <w:lang w:val="uk"/>
+        </w:rPr>
+        <w:t xml:space="preserve">, «TypeFilterControl» з</w:t>
+      </w:r>
+      <w:r>
+        <w:rPr>
+          <w:lang w:val="uk"/>
+        </w:rPr>
+        <w:t xml:space="preserve"> </w:t>
+      </w:r>
+      <w:r>
+        <w:rPr>
+          <w:rStyle w:val="VerbatimChar"/>
+          <w:lang w:val="uk"/>
+        </w:rPr>
+        <w:t xml:space="preserve">onFilterSelect(f)</w:t>
+      </w:r>
+      <w:r>
+        <w:rPr>
+          <w:lang w:val="uk"/>
+        </w:rPr>
+        <w:t xml:space="preserve"> </w:t>
+      </w:r>
+      <w:r>
+        <w:rPr>
+          <w:lang w:val="uk"/>
+        </w:rPr>
+        <w:t xml:space="preserve">і «FileTableView» з</w:t>
+      </w:r>
+      <w:r>
+        <w:rPr>
+          <w:lang w:val="uk"/>
+        </w:rPr>
+        <w:t xml:space="preserve"> </w:t>
+      </w:r>
+      <w:r>
+        <w:rPr>
+          <w:rStyle w:val="VerbatimChar"/>
+          <w:lang w:val="uk"/>
+        </w:rPr>
+        <w:t xml:space="preserve">render(files)</w:t>
+      </w:r>
+      <w:r>
+        <w:rPr>
+          <w:lang w:val="uk"/>
+        </w:rPr>
+        <w:t xml:space="preserve"> </w:t>
+      </w:r>
+      <w:r>
+        <w:rPr>
+          <w:lang w:val="uk"/>
+        </w:rPr>
+        <w:t xml:space="preserve">— безпосередньо взаємодіють з «User». Керувальний «FileListController»</w:t>
+      </w:r>
+      <w:r>
+        <w:rPr>
+          <w:lang w:val="uk"/>
+        </w:rPr>
+        <w:t xml:space="preserve"> </w:t>
+      </w:r>
+      <w:r>
+        <w:rPr>
+          <w:lang w:val="uk"/>
+        </w:rPr>
+        <w:t xml:space="preserve">тримає</w:t>
+      </w:r>
+      <w:r>
+        <w:rPr>
+          <w:lang w:val="uk"/>
+        </w:rPr>
+        <w:t xml:space="preserve"> </w:t>
+      </w:r>
+      <w:r>
+        <w:rPr>
+          <w:rStyle w:val="VerbatimChar"/>
+          <w:lang w:val="uk"/>
+        </w:rPr>
+        <w:t xml:space="preserve">files</w:t>
+      </w:r>
+      <w:r>
+        <w:rPr>
+          <w:lang w:val="uk"/>
+        </w:rPr>
+        <w:t xml:space="preserve">,</w:t>
+      </w:r>
+      <w:r>
+        <w:rPr>
+          <w:lang w:val="uk"/>
+        </w:rPr>
+        <w:t xml:space="preserve"> </w:t>
+      </w:r>
+      <w:r>
+        <w:rPr>
+          <w:rStyle w:val="VerbatimChar"/>
+          <w:lang w:val="uk"/>
+        </w:rPr>
+        <w:t xml:space="preserve">direction = ASCENDING</w:t>
+      </w:r>
+      <w:r>
+        <w:rPr>
+          <w:lang w:val="uk"/>
+        </w:rPr>
+        <w:t xml:space="preserve"> </w:t>
+      </w:r>
+      <w:r>
+        <w:rPr>
+          <w:lang w:val="uk"/>
+        </w:rPr>
+        <w:t xml:space="preserve">і</w:t>
+      </w:r>
+      <w:r>
+        <w:rPr>
+          <w:lang w:val="uk"/>
+        </w:rPr>
+        <w:t xml:space="preserve"> </w:t>
+      </w:r>
+      <w:r>
+        <w:rPr>
+          <w:rStyle w:val="VerbatimChar"/>
+          <w:lang w:val="uk"/>
+        </w:rPr>
+        <w:t xml:space="preserve">filter = ALL_FILES</w:t>
+      </w:r>
+      <w:r>
+        <w:rPr>
+          <w:lang w:val="uk"/>
+        </w:rPr>
+        <w:t xml:space="preserve"> </w:t>
+      </w:r>
+      <w:r>
+        <w:rPr>
+          <w:lang w:val="uk"/>
+        </w:rPr>
+        <w:t xml:space="preserve">та надає</w:t>
+      </w:r>
+      <w:r>
+        <w:rPr>
+          <w:lang w:val="uk"/>
+        </w:rPr>
+        <w:t xml:space="preserve"> </w:t>
+      </w:r>
+      <w:r>
+        <w:rPr>
+          <w:rStyle w:val="VerbatimChar"/>
+          <w:lang w:val="uk"/>
+        </w:rPr>
+        <w:t xml:space="preserve">loadFiles()</w:t>
+      </w:r>
+      <w:r>
+        <w:rPr>
+          <w:lang w:val="uk"/>
+        </w:rPr>
+        <w:t xml:space="preserve">,</w:t>
+      </w:r>
+      <w:r>
+        <w:rPr>
+          <w:lang w:val="uk"/>
+        </w:rPr>
+        <w:t xml:space="preserve"> </w:t>
+      </w:r>
+      <w:r>
+        <w:rPr>
+          <w:rStyle w:val="VerbatimChar"/>
+          <w:lang w:val="uk"/>
+        </w:rPr>
+        <w:t xml:space="preserve">setDirection(d)</w:t>
+      </w:r>
+      <w:r>
+        <w:rPr>
+          <w:lang w:val="uk"/>
+        </w:rPr>
+        <w:t xml:space="preserve">,</w:t>
+      </w:r>
+      <w:r>
+        <w:rPr>
+          <w:lang w:val="uk"/>
+        </w:rPr>
+        <w:t xml:space="preserve"> </w:t>
+      </w:r>
+      <w:r>
+        <w:rPr>
+          <w:rStyle w:val="VerbatimChar"/>
+          <w:lang w:val="uk"/>
+        </w:rPr>
+        <w:t xml:space="preserve">setFilter(f)</w:t>
+      </w:r>
+      <w:r>
+        <w:rPr>
+          <w:lang w:val="uk"/>
+        </w:rPr>
+        <w:t xml:space="preserve"> </w:t>
+      </w:r>
+      <w:r>
+        <w:rPr>
+          <w:lang w:val="uk"/>
+        </w:rPr>
+        <w:t xml:space="preserve">і</w:t>
+      </w:r>
+      <w:r>
+        <w:rPr>
+          <w:lang w:val="uk"/>
+        </w:rPr>
+        <w:t xml:space="preserve"> </w:t>
+      </w:r>
+      <w:r>
+        <w:rPr>
+          <w:rStyle w:val="VerbatimChar"/>
+          <w:lang w:val="uk"/>
+        </w:rPr>
+        <w:t xml:space="preserve">getVisibleFiles()</w:t>
+      </w:r>
+      <w:r>
+        <w:rPr>
+          <w:lang w:val="uk"/>
+        </w:rPr>
+        <w:t xml:space="preserve">, а «FileApiClient» читає список</w:t>
+      </w:r>
+      <w:r>
+        <w:rPr>
+          <w:lang w:val="uk"/>
+        </w:rPr>
+        <w:t xml:space="preserve"> </w:t>
+      </w:r>
+      <w:r>
+        <w:rPr>
+          <w:lang w:val="uk"/>
+        </w:rPr>
+        <w:t xml:space="preserve">викликом</w:t>
+      </w:r>
+      <w:r>
+        <w:rPr>
+          <w:lang w:val="uk"/>
+        </w:rPr>
+        <w:t xml:space="preserve"> </w:t>
+      </w:r>
+      <w:r>
+        <w:rPr>
+          <w:rStyle w:val="VerbatimChar"/>
+          <w:lang w:val="uk"/>
+        </w:rPr>
+        <w:t xml:space="preserve">listFiles()</w:t>
+      </w:r>
+      <w:r>
+        <w:rPr>
+          <w:lang w:val="uk"/>
+        </w:rPr>
+        <w:t xml:space="preserve">. Службовий «FileListOperations» містить чисті функції</w:t>
+      </w:r>
+      <w:r>
+        <w:rPr>
+          <w:lang w:val="uk"/>
+        </w:rPr>
+        <w:t xml:space="preserve"> </w:t>
+      </w:r>
+      <w:r>
+        <w:rPr>
+          <w:rStyle w:val="VerbatimChar"/>
+          <w:lang w:val="uk"/>
+        </w:rPr>
+        <w:t xml:space="preserve">sortByName</w:t>
+      </w:r>
+      <w:r>
+        <w:rPr>
+          <w:lang w:val="uk"/>
+        </w:rPr>
+        <w:t xml:space="preserve"> </w:t>
+      </w:r>
+      <w:r>
+        <w:rPr>
+          <w:lang w:val="uk"/>
+        </w:rPr>
+        <w:t xml:space="preserve">і</w:t>
+      </w:r>
+      <w:r>
+        <w:rPr>
+          <w:lang w:val="uk"/>
+        </w:rPr>
+        <w:t xml:space="preserve"> </w:t>
+      </w:r>
+      <w:r>
+        <w:rPr>
+          <w:rStyle w:val="VerbatimChar"/>
+          <w:lang w:val="uk"/>
+        </w:rPr>
+        <w:t xml:space="preserve">filterByType</w:t>
+      </w:r>
+      <w:r>
+        <w:rPr>
+          <w:lang w:val="uk"/>
+        </w:rPr>
+        <w:t xml:space="preserve">, на які пишуться unit-тести етапу 2; сутності</w:t>
+      </w:r>
+      <w:r>
+        <w:rPr>
+          <w:lang w:val="uk"/>
+        </w:rPr>
+        <w:t xml:space="preserve"> </w:t>
+      </w:r>
+      <w:r>
+        <w:rPr>
+          <w:lang w:val="uk"/>
+        </w:rPr>
+        <w:t xml:space="preserve">«Workspace», «FileEntry» і переліки взято з доменної моделі. Примітка фіксує інваріант</w:t>
+      </w:r>
+      <w:r>
+        <w:rPr>
+          <w:lang w:val="uk"/>
+        </w:rPr>
+        <w:t xml:space="preserve"> </w:t>
+      </w:r>
+      <w:r>
+        <w:rPr>
+          <w:rStyle w:val="VerbatimChar"/>
+          <w:lang w:val="uk"/>
+        </w:rPr>
+        <w:t xml:space="preserve">getVisibleFiles() = filterByType(sortByName(files, direction), filter)</w:t>
+      </w:r>
+      <w:r>
+        <w:rPr>
+          <w:lang w:val="uk"/>
+        </w:rPr>
+        <w:t xml:space="preserve">: фільтр</w:t>
+      </w:r>
+      <w:r>
+        <w:rPr>
+          <w:lang w:val="uk"/>
+        </w:rPr>
+        <w:t xml:space="preserve"> </w:t>
+      </w:r>
+      <w:r>
+        <w:rPr>
+          <w:lang w:val="uk"/>
+        </w:rPr>
+        <w:t xml:space="preserve">застосовується до вже відсортованого списку, тож порядок не губиться.</w:t>
+      </w:r>
+    </w:p>
+    <w:bookmarkEnd w:id="28"/>
+    <w:bookmarkStart w:id="32" w:name="Xa4fcd8b6efc83a9204a64456a40ecbcc5e2ee0a"/>
+    <w:p>
+      <w:pPr>
+        <w:pStyle w:val="Heading2"/>
+      </w:pPr>
+      <w:r>
+        <w:rPr>
+          <w:rStyle w:val="SectionNumber"/>
+          <w:lang w:val="uk"/>
+        </w:rPr>
+        <w:t xml:space="preserve">4.4</w:t>
+      </w:r>
+      <w:r>
+        <w:tab/>
+      </w:r>
+      <w:r>
+        <w:rPr>
+          <w:lang w:val="uk"/>
+        </w:rPr>
+        <w:t xml:space="preserve">Рис. 4. Діаграма активності: синхронізація</w:t>
+      </w:r>
+    </w:p>
+    <w:p>
+      <w:pPr>
+        <w:pStyle w:val="CaptionedFigure"/>
+      </w:pPr>
+      <w:r>
+        <w:drawing>
+          <wp:inline>
+            <wp:extent cx="2119999" cy="6119999"/>
+            <wp:effectExtent b="0" l="0" r="0" t="0"/>
+            <wp:docPr descr="Діаграма активності: синхронізація" title="" id="30" name="Picture"/>
+            <a:graphic>
+              <a:graphicData uri="http://schemas.openxmlformats.org/drawingml/2006/picture">
+                <pic:pic>
+                  <pic:nvPicPr>
+                    <pic:cNvPr descr="../uml/img/04-activity-sync.svg" id="31" name="Picture"/>
+                    <pic:cNvPicPr>
+                      <a:picLocks noChangeArrowheads="1" noChangeAspect="1"/>
+                    </pic:cNvPicPr>
+                  </pic:nvPicPr>
+                  <pic:blipFill>
+                    <a:blip>
+                      <a:extLst>
+                        <a:ext uri="{28A0092B-C50C-407E-A947-70E740481C1C}">
+                          <a14:useLocalDpi xmlns:a14="http://schemas.microsoft.com/office/drawing/2010/main" val="0"/>
+                        </a:ext>
+                        <a:ext uri="{96DAC541-7B7A-43D3-8B79-37D633B846F1}">
+                          <asvg:svgBlip xmlns:asvg="http://schemas.microsoft.com/office/drawing/2016/SVG/main" r:embed="rId29"/>
+                        </a:ext>
+                      </a:extLst>
+                    </a:blip>
+                    <a:stretch>
+                      <a:fillRect/>
+                    </a:stretch>
+                  </pic:blipFill>
+                  <pic:spPr bwMode="auto">
+                    <a:xfrm>
+                      <a:off x="0" y="0"/>
+                      <a:ext cx="2119999" cy="6119999"/>
+                    </a:xfrm>
+                    <a:prstGeom prst="rect">
+                      <a:avLst/>
+                    </a:prstGeom>
+                    <a:noFill/>
+                    <a:ln w="9525">
+                      <a:noFill/>
+                      <a:headEnd/>
+                      <a:tailEnd/>
+                    </a:ln>
+                  </pic:spPr>
+                </pic:pic>
+              </a:graphicData>
+            </a:graphic>
+          </wp:inline>
+        </w:drawing>
+      </w:r>
+    </w:p>
+    <w:p>
+      <w:pPr>
+        <w:pStyle w:val="ImageCaption"/>
+      </w:pPr>
+      <w:r>
+        <w:rPr>
+          <w:lang w:val="uk"/>
+        </w:rPr>
+        <w:t xml:space="preserve">Діаграма активності: синхронізація</w:t>
+      </w:r>
+    </w:p>
+    <w:p>
+      <w:pPr>
+        <w:pStyle w:val="BodyText"/>
+      </w:pPr>
+      <w:r>
+        <w:rPr>
+          <w:b/>
+          <w:bCs/>
+          <w:lang w:val="uk"/>
+        </w:rPr>
+        <w:t xml:space="preserve">Пояснення.</w:t>
+      </w:r>
+      <w:r>
+        <w:rPr>
+          <w:lang w:val="uk"/>
+        </w:rPr>
+        <w:t xml:space="preserve"> </w:t>
+      </w:r>
+      <w:r>
+        <w:rPr>
+          <w:lang w:val="uk"/>
+        </w:rPr>
+        <w:t xml:space="preserve">Діаграма має три доріжки: «User», «Client (SyncEngine)» і «Server</w:t>
+      </w:r>
+      <w:r>
+        <w:rPr>
+          <w:lang w:val="uk"/>
+        </w:rPr>
+        <w:t xml:space="preserve"> </w:t>
+      </w:r>
+      <w:r>
+        <w:rPr>
+          <w:lang w:val="uk"/>
+        </w:rPr>
+        <w:t xml:space="preserve">(REST API)». Після натискання «Synchronize» вузол рішення [folder bound?] за потреби</w:t>
+      </w:r>
+      <w:r>
+        <w:rPr>
+          <w:lang w:val="uk"/>
+        </w:rPr>
+        <w:t xml:space="preserve"> </w:t>
+      </w:r>
+      <w:r>
+        <w:rPr>
+          <w:lang w:val="uk"/>
+        </w:rPr>
+        <w:t xml:space="preserve">пропонує обрати й прив’язати папку, далі завантажується «SyncSnapshot». Вузол</w:t>
+      </w:r>
+      <w:r>
+        <w:rPr>
+          <w:lang w:val="uk"/>
+        </w:rPr>
+        <w:t xml:space="preserve"> </w:t>
+      </w:r>
+      <w:r>
+        <w:rPr>
+          <w:lang w:val="uk"/>
+        </w:rPr>
+        <w:t xml:space="preserve">розділення (fork) паралельно запускає сканування локальної папки і</w:t>
+      </w:r>
+      <w:r>
+        <w:rPr>
+          <w:lang w:val="uk"/>
+        </w:rPr>
+        <w:t xml:space="preserve"> </w:t>
+      </w:r>
+      <w:r>
+        <w:rPr>
+          <w:rStyle w:val="VerbatimChar"/>
+          <w:lang w:val="uk"/>
+        </w:rPr>
+        <w:t xml:space="preserve">GET /api/workspace/files</w:t>
+      </w:r>
+      <w:r>
+        <w:rPr>
+          <w:lang w:val="uk"/>
+        </w:rPr>
+        <w:t xml:space="preserve">, вузол з’єднання (join) чекає обидві дії, після чого</w:t>
+      </w:r>
+      <w:r>
+        <w:rPr>
+          <w:lang w:val="uk"/>
+        </w:rPr>
+        <w:t xml:space="preserve"> </w:t>
+      </w:r>
+      <w:r>
+        <w:rPr>
+          <w:rStyle w:val="VerbatimChar"/>
+          <w:lang w:val="uk"/>
+        </w:rPr>
+        <w:t xml:space="preserve">computeStatus(local, remote, snapshot)</w:t>
+      </w:r>
+      <w:r>
+        <w:rPr>
+          <w:lang w:val="uk"/>
+        </w:rPr>
+        <w:t xml:space="preserve"> </w:t>
+      </w:r>
+      <w:r>
+        <w:rPr>
+          <w:lang w:val="uk"/>
+        </w:rPr>
+        <w:t xml:space="preserve">будує список «SyncItem». Конфлікти користувач</w:t>
+      </w:r>
+      <w:r>
+        <w:rPr>
+          <w:lang w:val="uk"/>
+        </w:rPr>
+        <w:t xml:space="preserve"> </w:t>
+      </w:r>
+      <w:r>
+        <w:rPr>
+          <w:lang w:val="uk"/>
+        </w:rPr>
+        <w:t xml:space="preserve">розв’язує в «ConflictDialog». Цикл обходить план:</w:t>
+      </w:r>
+      <w:r>
+        <w:rPr>
+          <w:lang w:val="uk"/>
+        </w:rPr>
+        <w:t xml:space="preserve"> </w:t>
+      </w:r>
+      <w:r>
+        <w:rPr>
+          <w:rStyle w:val="VerbatimChar"/>
+          <w:lang w:val="uk"/>
+        </w:rPr>
+        <w:t xml:space="preserve">IN_SYNC</w:t>
+      </w:r>
+      <w:r>
+        <w:rPr>
+          <w:lang w:val="uk"/>
+        </w:rPr>
+        <w:t xml:space="preserve"> </w:t>
+      </w:r>
+      <w:r>
+        <w:rPr>
+          <w:lang w:val="uk"/>
+        </w:rPr>
+        <w:t xml:space="preserve">пропускається,</w:t>
+      </w:r>
+      <w:r>
+        <w:rPr>
+          <w:lang w:val="uk"/>
+        </w:rPr>
+        <w:t xml:space="preserve"> </w:t>
+      </w:r>
+      <w:r>
+        <w:rPr>
+          <w:rStyle w:val="VerbatimChar"/>
+          <w:lang w:val="uk"/>
+        </w:rPr>
+        <w:t xml:space="preserve">LOCAL_ONLY</w:t>
+      </w:r>
+      <w:r>
+        <w:rPr>
+          <w:lang w:val="uk"/>
+        </w:rPr>
+        <w:t xml:space="preserve">,</w:t>
+      </w:r>
+      <w:r>
+        <w:rPr>
+          <w:lang w:val="uk"/>
+        </w:rPr>
+        <w:t xml:space="preserve"> </w:t>
+      </w:r>
+      <w:r>
+        <w:rPr>
+          <w:rStyle w:val="VerbatimChar"/>
+          <w:lang w:val="uk"/>
+        </w:rPr>
+        <w:t xml:space="preserve">LOCAL_NEWER</w:t>
+      </w:r>
+      <w:r>
+        <w:rPr>
+          <w:lang w:val="uk"/>
+        </w:rPr>
+        <w:t xml:space="preserve"> </w:t>
+      </w:r>
+      <w:r>
+        <w:rPr>
+          <w:lang w:val="uk"/>
+        </w:rPr>
+        <w:t xml:space="preserve">і</w:t>
+      </w:r>
+      <w:r>
+        <w:rPr>
+          <w:lang w:val="uk"/>
+        </w:rPr>
+        <w:t xml:space="preserve"> </w:t>
+      </w:r>
+      <w:r>
+        <w:rPr>
+          <w:rStyle w:val="VerbatimChar"/>
+          <w:lang w:val="uk"/>
+        </w:rPr>
+        <w:t xml:space="preserve">CONFLICT / LOCAL</w:t>
+      </w:r>
+      <w:r>
+        <w:rPr>
+          <w:lang w:val="uk"/>
+        </w:rPr>
+        <w:t xml:space="preserve"> </w:t>
+      </w:r>
+      <w:r>
+        <w:rPr>
+          <w:lang w:val="uk"/>
+        </w:rPr>
+        <w:t xml:space="preserve">вивантажуються,</w:t>
+      </w:r>
+      <w:r>
+        <w:rPr>
+          <w:lang w:val="uk"/>
+        </w:rPr>
+        <w:t xml:space="preserve"> </w:t>
+      </w:r>
+      <w:r>
+        <w:rPr>
+          <w:rStyle w:val="VerbatimChar"/>
+          <w:lang w:val="uk"/>
+        </w:rPr>
+        <w:t xml:space="preserve">REMOTE_ONLY</w:t>
+      </w:r>
+      <w:r>
+        <w:rPr>
+          <w:lang w:val="uk"/>
+        </w:rPr>
+        <w:t xml:space="preserve">,</w:t>
+      </w:r>
+      <w:r>
+        <w:rPr>
+          <w:lang w:val="uk"/>
+        </w:rPr>
+        <w:t xml:space="preserve"> </w:t>
+      </w:r>
+      <w:r>
+        <w:rPr>
+          <w:rStyle w:val="VerbatimChar"/>
+          <w:lang w:val="uk"/>
+        </w:rPr>
+        <w:t xml:space="preserve">REMOTE_NEWER</w:t>
+      </w:r>
+      <w:r>
+        <w:rPr>
+          <w:lang w:val="uk"/>
+        </w:rPr>
+        <w:t xml:space="preserve"> </w:t>
+      </w:r>
+      <w:r>
+        <w:rPr>
+          <w:lang w:val="uk"/>
+        </w:rPr>
+        <w:t xml:space="preserve">і</w:t>
+      </w:r>
+      <w:r>
+        <w:rPr>
+          <w:lang w:val="uk"/>
+        </w:rPr>
+        <w:t xml:space="preserve"> </w:t>
+      </w:r>
+      <w:r>
+        <w:rPr>
+          <w:rStyle w:val="VerbatimChar"/>
+          <w:lang w:val="uk"/>
+        </w:rPr>
+        <w:t xml:space="preserve">CONFLICT / REMOTE</w:t>
+      </w:r>
+      <w:r>
+        <w:rPr>
+          <w:lang w:val="uk"/>
+        </w:rPr>
+        <w:t xml:space="preserve"> </w:t>
+      </w:r>
+      <w:r>
+        <w:rPr>
+          <w:lang w:val="uk"/>
+        </w:rPr>
+        <w:t xml:space="preserve">скачуються, а після кожного перенесення</w:t>
+      </w:r>
+      <w:r>
+        <w:rPr>
+          <w:lang w:val="uk"/>
+        </w:rPr>
+        <w:t xml:space="preserve"> </w:t>
+      </w:r>
+      <w:r>
+        <w:rPr>
+          <w:lang w:val="uk"/>
+        </w:rPr>
+        <w:t xml:space="preserve">оновлюється «SnapshotEntry». Наприкінці знімок зберігається, показується «SyncReport»,</w:t>
+      </w:r>
+      <w:r>
+        <w:rPr>
+          <w:lang w:val="uk"/>
+        </w:rPr>
+        <w:t xml:space="preserve"> </w:t>
+      </w:r>
+      <w:r>
+        <w:rPr>
+          <w:lang w:val="uk"/>
+        </w:rPr>
+        <w:t xml:space="preserve">а за ввімкненого автовідстеження запускається «FolderWatcher».</w:t>
+      </w:r>
+    </w:p>
+    <w:bookmarkEnd w:id="32"/>
+    <w:bookmarkStart w:id="36" w:name="X21cdf95afa7f20e744907a972ab9696dea5c7ab"/>
+    <w:p>
+      <w:pPr>
+        <w:pStyle w:val="Heading2"/>
+      </w:pPr>
+      <w:r>
+        <w:rPr>
+          <w:rStyle w:val="SectionNumber"/>
+          <w:lang w:val="uk"/>
+        </w:rPr>
+        <w:t xml:space="preserve">4.5</w:t>
+      </w:r>
+      <w:r>
+        <w:tab/>
+      </w:r>
+      <w:r>
+        <w:rPr>
+          <w:lang w:val="uk"/>
+        </w:rPr>
+        <w:t xml:space="preserve">Рис. 5. Діаграма послідовності: синхронізація</w:t>
+      </w:r>
+    </w:p>
+    <w:p>
+      <w:pPr>
+        <w:pStyle w:val="CaptionedFigure"/>
+      </w:pPr>
+      <w:r>
+        <w:drawing>
+          <wp:inline>
+            <wp:extent cx="4887869" cy="6119999"/>
+            <wp:effectExtent b="0" l="0" r="0" t="0"/>
+            <wp:docPr descr="Діаграма послідовності: синхронізація" title="" id="34" name="Picture"/>
+            <a:graphic>
+              <a:graphicData uri="http://schemas.openxmlformats.org/drawingml/2006/picture">
+                <pic:pic>
+                  <pic:nvPicPr>
+                    <pic:cNvPr descr="../uml/img/05-sequence-sync.svg" id="35" name="Picture"/>
+                    <pic:cNvPicPr>
+                      <a:picLocks noChangeArrowheads="1" noChangeAspect="1"/>
+                    </pic:cNvPicPr>
+                  </pic:nvPicPr>
+                  <pic:blipFill>
+                    <a:blip>
+                      <a:extLst>
+                        <a:ext uri="{28A0092B-C50C-407E-A947-70E740481C1C}">
+                          <a14:useLocalDpi xmlns:a14="http://schemas.microsoft.com/office/drawing/2010/main" val="0"/>
+                        </a:ext>
+                        <a:ext uri="{96DAC541-7B7A-43D3-8B79-37D633B846F1}">
+                          <asvg:svgBlip xmlns:asvg="http://schemas.microsoft.com/office/drawing/2016/SVG/main" r:embed="rId33"/>
+                        </a:ext>
+                      </a:extLst>
+                    </a:blip>
+                    <a:stretch>
+                      <a:fillRect/>
+                    </a:stretch>
+                  </pic:blipFill>
+                  <pic:spPr bwMode="auto">
+                    <a:xfrm>
+                      <a:off x="0" y="0"/>
+                      <a:ext cx="4887869" cy="6119999"/>
+                    </a:xfrm>
+                    <a:prstGeom prst="rect">
+                      <a:avLst/>
+                    </a:prstGeom>
+                    <a:noFill/>
+                    <a:ln w="9525">
+                      <a:noFill/>
+                      <a:headEnd/>
+                      <a:tailEnd/>
+                    </a:ln>
+                  </pic:spPr>
+                </pic:pic>
+              </a:graphicData>
+            </a:graphic>
+          </wp:inline>
+        </w:drawing>
+      </w:r>
+    </w:p>
+    <w:p>
+      <w:pPr>
+        <w:pStyle w:val="ImageCaption"/>
+      </w:pPr>
+      <w:r>
+        <w:rPr>
+          <w:lang w:val="uk"/>
+        </w:rPr>
+        <w:t xml:space="preserve">Діаграма послідовності: синхронізація</w:t>
+      </w:r>
+    </w:p>
+    <w:p>
+      <w:pPr>
+        <w:pStyle w:val="BodyText"/>
+      </w:pPr>
+      <w:r>
+        <w:rPr>
+          <w:b/>
+          <w:bCs/>
+          <w:lang w:val="uk"/>
+        </w:rPr>
+        <w:t xml:space="preserve">Пояснення.</w:t>
+      </w:r>
+      <w:r>
+        <w:rPr>
+          <w:lang w:val="uk"/>
+        </w:rPr>
+        <w:t xml:space="preserve"> </w:t>
+      </w:r>
+      <w:r>
+        <w:rPr>
+          <w:lang w:val="uk"/>
+        </w:rPr>
+        <w:t xml:space="preserve">Той самий сценарій показано обміном повідомленнями між сімома лініями</w:t>
+      </w:r>
+      <w:r>
+        <w:rPr>
+          <w:lang w:val="uk"/>
+        </w:rPr>
+        <w:t xml:space="preserve"> </w:t>
+      </w:r>
+      <w:r>
+        <w:rPr>
+          <w:lang w:val="uk"/>
+        </w:rPr>
+        <w:t xml:space="preserve">життя: «User», «SyncPanel», «ConflictDialog», «SyncEngine», «LocalFolder»,</w:t>
+      </w:r>
+      <w:r>
+        <w:rPr>
+          <w:lang w:val="uk"/>
+        </w:rPr>
+        <w:t xml:space="preserve"> </w:t>
+      </w:r>
+      <w:r>
+        <w:rPr>
+          <w:lang w:val="uk"/>
+        </w:rPr>
+        <w:t xml:space="preserve">«SnapshotStore» і «FileApiClient». Фрагмент</w:t>
+      </w:r>
+      <w:r>
+        <w:rPr>
+          <w:lang w:val="uk"/>
+        </w:rPr>
+        <w:t xml:space="preserve"> </w:t>
+      </w:r>
+      <w:r>
+        <w:rPr>
+          <w:rStyle w:val="VerbatimChar"/>
+          <w:lang w:val="uk"/>
+        </w:rPr>
+        <w:t xml:space="preserve">opt [no folder bound]</w:t>
+      </w:r>
+      <w:r>
+        <w:rPr>
+          <w:lang w:val="uk"/>
+        </w:rPr>
+        <w:t xml:space="preserve"> </w:t>
+      </w:r>
+      <w:r>
+        <w:rPr>
+          <w:lang w:val="uk"/>
+        </w:rPr>
+        <w:t xml:space="preserve">описує вибір</w:t>
+      </w:r>
+      <w:r>
+        <w:rPr>
+          <w:lang w:val="uk"/>
+        </w:rPr>
+        <w:t xml:space="preserve"> </w:t>
+      </w:r>
+      <w:r>
+        <w:rPr>
+          <w:lang w:val="uk"/>
+        </w:rPr>
+        <w:t xml:space="preserve">папки і</w:t>
+      </w:r>
+      <w:r>
+        <w:rPr>
+          <w:lang w:val="uk"/>
+        </w:rPr>
+        <w:t xml:space="preserve"> </w:t>
+      </w:r>
+      <w:r>
+        <w:rPr>
+          <w:rStyle w:val="VerbatimChar"/>
+          <w:lang w:val="uk"/>
+        </w:rPr>
+        <w:t xml:space="preserve">bind(path)</w:t>
+      </w:r>
+      <w:r>
+        <w:rPr>
+          <w:lang w:val="uk"/>
+        </w:rPr>
+        <w:t xml:space="preserve">. Виклик</w:t>
+      </w:r>
+      <w:r>
+        <w:rPr>
+          <w:lang w:val="uk"/>
+        </w:rPr>
+        <w:t xml:space="preserve"> </w:t>
+      </w:r>
+      <w:r>
+        <w:rPr>
+          <w:rStyle w:val="VerbatimChar"/>
+          <w:lang w:val="uk"/>
+        </w:rPr>
+        <w:t xml:space="preserve">scan()</w:t>
+      </w:r>
+      <w:r>
+        <w:rPr>
+          <w:lang w:val="uk"/>
+        </w:rPr>
+        <w:t xml:space="preserve"> </w:t>
+      </w:r>
+      <w:r>
+        <w:rPr>
+          <w:lang w:val="uk"/>
+        </w:rPr>
+        <w:t xml:space="preserve">читає знімок «SyncSnapshot» повідомленням</w:t>
+      </w:r>
+      <w:r>
+        <w:rPr>
+          <w:lang w:val="uk"/>
+        </w:rPr>
+        <w:t xml:space="preserve"> </w:t>
+      </w:r>
+      <w:r>
+        <w:rPr>
+          <w:rStyle w:val="VerbatimChar"/>
+          <w:lang w:val="uk"/>
+        </w:rPr>
+        <w:t xml:space="preserve">load()</w:t>
+      </w:r>
+      <w:r>
+        <w:rPr>
+          <w:lang w:val="uk"/>
+        </w:rPr>
+        <w:t xml:space="preserve"> </w:t>
+      </w:r>
+      <w:r>
+        <w:rPr>
+          <w:lang w:val="uk"/>
+        </w:rPr>
+        <w:t xml:space="preserve">до «SnapshotStore», отримує списки від</w:t>
+      </w:r>
+      <w:r>
+        <w:rPr>
+          <w:lang w:val="uk"/>
+        </w:rPr>
+        <w:t xml:space="preserve"> </w:t>
+      </w:r>
+      <w:r>
+        <w:rPr>
+          <w:rStyle w:val="VerbatimChar"/>
+          <w:lang w:val="uk"/>
+        </w:rPr>
+        <w:t xml:space="preserve">LocalFolder.listFiles()</w:t>
+      </w:r>
+      <w:r>
+        <w:rPr>
+          <w:lang w:val="uk"/>
+        </w:rPr>
+        <w:t xml:space="preserve"> </w:t>
+      </w:r>
+      <w:r>
+        <w:rPr>
+          <w:lang w:val="uk"/>
+        </w:rPr>
+        <w:t xml:space="preserve">і</w:t>
+      </w:r>
+      <w:r>
+        <w:rPr>
+          <w:lang w:val="uk"/>
+        </w:rPr>
+        <w:t xml:space="preserve"> </w:t>
+      </w:r>
+      <w:r>
+        <w:rPr>
+          <w:rStyle w:val="VerbatimChar"/>
+          <w:lang w:val="uk"/>
+        </w:rPr>
+        <w:t xml:space="preserve">FileApiClient.listFiles()</w:t>
+      </w:r>
+      <w:r>
+        <w:rPr>
+          <w:lang w:val="uk"/>
+        </w:rPr>
+        <w:t xml:space="preserve"> </w:t>
+      </w:r>
+      <w:r>
+        <w:rPr>
+          <w:lang w:val="uk"/>
+        </w:rPr>
+        <w:t xml:space="preserve">та самовикликом</w:t>
+      </w:r>
+      <w:r>
+        <w:rPr>
+          <w:lang w:val="uk"/>
+        </w:rPr>
+        <w:t xml:space="preserve"> </w:t>
+      </w:r>
+      <w:r>
+        <w:rPr>
+          <w:rStyle w:val="VerbatimChar"/>
+          <w:lang w:val="uk"/>
+        </w:rPr>
+        <w:t xml:space="preserve">computeStatus</w:t>
+      </w:r>
+      <w:r>
+        <w:rPr>
+          <w:lang w:val="uk"/>
+        </w:rPr>
+        <w:t xml:space="preserve"> </w:t>
+      </w:r>
+      <w:r>
+        <w:rPr>
+          <w:lang w:val="uk"/>
+        </w:rPr>
+        <w:t xml:space="preserve">повертає</w:t>
+      </w:r>
+      <w:r>
+        <w:rPr>
+          <w:lang w:val="uk"/>
+        </w:rPr>
+        <w:t xml:space="preserve"> </w:t>
+      </w:r>
+      <w:r>
+        <w:rPr>
+          <w:rStyle w:val="VerbatimChar"/>
+          <w:lang w:val="uk"/>
+        </w:rPr>
+        <w:t xml:space="preserve">List&lt;SyncItem&gt;</w:t>
+      </w:r>
+      <w:r>
+        <w:rPr>
+          <w:lang w:val="uk"/>
+        </w:rPr>
+        <w:t xml:space="preserve">. Фрагмент</w:t>
+      </w:r>
+      <w:r>
+        <w:rPr>
+          <w:lang w:val="uk"/>
+        </w:rPr>
+        <w:t xml:space="preserve"> </w:t>
+      </w:r>
+      <w:r>
+        <w:rPr>
+          <w:rStyle w:val="VerbatimChar"/>
+          <w:lang w:val="uk"/>
+        </w:rPr>
+        <w:t xml:space="preserve">opt [some item has status CONFLICT]</w:t>
+      </w:r>
+      <w:r>
+        <w:rPr>
+          <w:lang w:val="uk"/>
+        </w:rPr>
+        <w:t xml:space="preserve"> </w:t>
+      </w:r>
+      <w:r>
+        <w:rPr>
+          <w:lang w:val="uk"/>
+        </w:rPr>
+        <w:t xml:space="preserve">показує</w:t>
+      </w:r>
+      <w:r>
+        <w:rPr>
+          <w:lang w:val="uk"/>
+        </w:rPr>
+        <w:t xml:space="preserve"> </w:t>
+      </w:r>
+      <w:r>
+        <w:rPr>
+          <w:rStyle w:val="VerbatimChar"/>
+          <w:lang w:val="uk"/>
+        </w:rPr>
+        <w:t xml:space="preserve">show(conflicts)</w:t>
+      </w:r>
+      <w:r>
+        <w:rPr>
+          <w:lang w:val="uk"/>
+        </w:rPr>
+        <w:t xml:space="preserve"> </w:t>
+      </w:r>
+      <w:r>
+        <w:rPr>
+          <w:lang w:val="uk"/>
+        </w:rPr>
+        <w:t xml:space="preserve">і</w:t>
+      </w:r>
+      <w:r>
+        <w:rPr>
+          <w:lang w:val="uk"/>
+        </w:rPr>
+        <w:t xml:space="preserve"> </w:t>
+      </w:r>
+      <w:r>
+        <w:rPr>
+          <w:rStyle w:val="VerbatimChar"/>
+          <w:lang w:val="uk"/>
+        </w:rPr>
+        <w:t xml:space="preserve">resolve(item, keep)</w:t>
+      </w:r>
+      <w:r>
+        <w:rPr>
+          <w:lang w:val="uk"/>
+        </w:rPr>
+        <w:t xml:space="preserve">. Далі</w:t>
+      </w:r>
+      <w:r>
+        <w:rPr>
+          <w:lang w:val="uk"/>
+        </w:rPr>
+        <w:t xml:space="preserve"> </w:t>
+      </w:r>
+      <w:r>
+        <w:rPr>
+          <w:rStyle w:val="VerbatimChar"/>
+          <w:lang w:val="uk"/>
+        </w:rPr>
+        <w:t xml:space="preserve">synchronize()</w:t>
+      </w:r>
+      <w:r>
+        <w:rPr>
+          <w:lang w:val="uk"/>
+        </w:rPr>
+        <w:t xml:space="preserve"> </w:t>
+      </w:r>
+      <w:r>
+        <w:rPr>
+          <w:lang w:val="uk"/>
+        </w:rPr>
+        <w:t xml:space="preserve">розгортається в</w:t>
+      </w:r>
+      <w:r>
+        <w:rPr>
+          <w:lang w:val="uk"/>
+        </w:rPr>
+        <w:t xml:space="preserve"> </w:t>
+      </w:r>
+      <w:r>
+        <w:rPr>
+          <w:rStyle w:val="VerbatimChar"/>
+          <w:lang w:val="uk"/>
+        </w:rPr>
+        <w:t xml:space="preserve">loop [for each SyncItem]</w:t>
+      </w:r>
+      <w:r>
+        <w:rPr>
+          <w:lang w:val="uk"/>
+        </w:rPr>
+        <w:t xml:space="preserve"> </w:t>
+      </w:r>
+      <w:r>
+        <w:rPr>
+          <w:lang w:val="uk"/>
+        </w:rPr>
+        <w:t xml:space="preserve">з</w:t>
+      </w:r>
+      <w:r>
+        <w:rPr>
+          <w:lang w:val="uk"/>
+        </w:rPr>
+        <w:t xml:space="preserve"> </w:t>
+      </w:r>
+      <w:r>
+        <w:rPr>
+          <w:rStyle w:val="VerbatimChar"/>
+          <w:lang w:val="uk"/>
+        </w:rPr>
+        <w:t xml:space="preserve">alt</w:t>
+      </w:r>
+      <w:r>
+        <w:rPr>
+          <w:lang w:val="uk"/>
+        </w:rPr>
+        <w:t xml:space="preserve"> </w:t>
+      </w:r>
+      <w:r>
+        <w:rPr>
+          <w:lang w:val="uk"/>
+        </w:rPr>
+        <w:t xml:space="preserve">на три гілки:</w:t>
+      </w:r>
+      <w:r>
+        <w:rPr>
+          <w:lang w:val="uk"/>
+        </w:rPr>
+        <w:t xml:space="preserve"> </w:t>
+      </w:r>
+      <w:r>
+        <w:rPr>
+          <w:rStyle w:val="VerbatimChar"/>
+          <w:lang w:val="uk"/>
+        </w:rPr>
+        <w:t xml:space="preserve">upload</w:t>
+      </w:r>
+      <w:r>
+        <w:rPr>
+          <w:lang w:val="uk"/>
+        </w:rPr>
+        <w:t xml:space="preserve"> </w:t>
+      </w:r>
+      <w:r>
+        <w:rPr>
+          <w:lang w:val="uk"/>
+        </w:rPr>
+        <w:t xml:space="preserve">через</w:t>
+      </w:r>
+      <w:r>
+        <w:rPr>
+          <w:lang w:val="uk"/>
+        </w:rPr>
+        <w:t xml:space="preserve"> </w:t>
+      </w:r>
+      <w:r>
+        <w:rPr>
+          <w:rStyle w:val="VerbatimChar"/>
+          <w:lang w:val="uk"/>
+        </w:rPr>
+        <w:t xml:space="preserve">POST</w:t>
+      </w:r>
+      <w:r>
+        <w:rPr>
+          <w:lang w:val="uk"/>
+        </w:rPr>
+        <w:t xml:space="preserve">,</w:t>
+      </w:r>
+      <w:r>
+        <w:rPr>
+          <w:lang w:val="uk"/>
+        </w:rPr>
+        <w:t xml:space="preserve"> </w:t>
+      </w:r>
+      <w:r>
+        <w:rPr>
+          <w:rStyle w:val="VerbatimChar"/>
+          <w:lang w:val="uk"/>
+        </w:rPr>
+        <w:t xml:space="preserve">download</w:t>
+      </w:r>
+      <w:r>
+        <w:rPr>
+          <w:lang w:val="uk"/>
+        </w:rPr>
+        <w:t xml:space="preserve"> </w:t>
+      </w:r>
+      <w:r>
+        <w:rPr>
+          <w:lang w:val="uk"/>
+        </w:rPr>
+        <w:t xml:space="preserve">і</w:t>
+      </w:r>
+      <w:r>
+        <w:rPr>
+          <w:lang w:val="uk"/>
+        </w:rPr>
+        <w:t xml:space="preserve"> </w:t>
+      </w:r>
+      <w:r>
+        <w:rPr>
+          <w:rStyle w:val="VerbatimChar"/>
+          <w:lang w:val="uk"/>
+        </w:rPr>
+        <w:t xml:space="preserve">write</w:t>
+      </w:r>
+      <w:r>
+        <w:rPr>
+          <w:lang w:val="uk"/>
+        </w:rPr>
+        <w:t xml:space="preserve"> </w:t>
+      </w:r>
+      <w:r>
+        <w:rPr>
+          <w:lang w:val="uk"/>
+        </w:rPr>
+        <w:t xml:space="preserve">через</w:t>
+      </w:r>
+      <w:r>
+        <w:rPr>
+          <w:lang w:val="uk"/>
+        </w:rPr>
+        <w:t xml:space="preserve"> </w:t>
+      </w:r>
+      <w:r>
+        <w:rPr>
+          <w:rStyle w:val="VerbatimChar"/>
+          <w:lang w:val="uk"/>
+        </w:rPr>
+        <w:t xml:space="preserve">GET</w:t>
+      </w:r>
+      <w:r>
+        <w:rPr>
+          <w:lang w:val="uk"/>
+        </w:rPr>
+        <w:t xml:space="preserve">,</w:t>
+      </w:r>
+      <w:r>
+        <w:rPr>
+          <w:lang w:val="uk"/>
+        </w:rPr>
+        <w:t xml:space="preserve"> </w:t>
+      </w:r>
+      <w:r>
+        <w:rPr>
+          <w:rStyle w:val="VerbatimChar"/>
+          <w:lang w:val="uk"/>
+        </w:rPr>
+        <w:t xml:space="preserve">skipped += 1</w:t>
+      </w:r>
+      <w:r>
+        <w:rPr>
+          <w:lang w:val="uk"/>
+        </w:rPr>
+        <w:t xml:space="preserve"> </w:t>
+      </w:r>
+      <w:r>
+        <w:rPr>
+          <w:lang w:val="uk"/>
+        </w:rPr>
+        <w:t xml:space="preserve">для</w:t>
+      </w:r>
+      <w:r>
+        <w:rPr>
+          <w:lang w:val="uk"/>
+        </w:rPr>
+        <w:t xml:space="preserve"> </w:t>
+      </w:r>
+      <w:r>
+        <w:rPr>
+          <w:rStyle w:val="VerbatimChar"/>
+          <w:lang w:val="uk"/>
+        </w:rPr>
+        <w:t xml:space="preserve">IN_SYNC</w:t>
+      </w:r>
+      <w:r>
+        <w:rPr>
+          <w:lang w:val="uk"/>
+        </w:rPr>
+        <w:t xml:space="preserve">. Після кожного перенесення знімок</w:t>
+      </w:r>
+      <w:r>
+        <w:rPr>
+          <w:lang w:val="uk"/>
+        </w:rPr>
+        <w:t xml:space="preserve"> </w:t>
+      </w:r>
+      <w:r>
+        <w:rPr>
+          <w:lang w:val="uk"/>
+        </w:rPr>
+        <w:t xml:space="preserve">оновлюється викликом</w:t>
+      </w:r>
+      <w:r>
+        <w:rPr>
+          <w:lang w:val="uk"/>
+        </w:rPr>
+        <w:t xml:space="preserve"> </w:t>
+      </w:r>
+      <w:r>
+        <w:rPr>
+          <w:rStyle w:val="VerbatimChar"/>
+          <w:lang w:val="uk"/>
+        </w:rPr>
+        <w:t xml:space="preserve">put(SnapshotEntry)</w:t>
+      </w:r>
+      <w:r>
+        <w:rPr>
+          <w:lang w:val="uk"/>
+        </w:rPr>
+        <w:t xml:space="preserve">, після циклу —</w:t>
+      </w:r>
+      <w:r>
+        <w:rPr>
+          <w:lang w:val="uk"/>
+        </w:rPr>
+        <w:t xml:space="preserve"> </w:t>
+      </w:r>
+      <w:r>
+        <w:rPr>
+          <w:rStyle w:val="VerbatimChar"/>
+          <w:lang w:val="uk"/>
+        </w:rPr>
+        <w:t xml:space="preserve">save()</w:t>
+      </w:r>
+      <w:r>
+        <w:rPr>
+          <w:lang w:val="uk"/>
+        </w:rPr>
+        <w:t xml:space="preserve">, а «SyncPanel»</w:t>
+      </w:r>
+      <w:r>
+        <w:rPr>
+          <w:lang w:val="uk"/>
+        </w:rPr>
+        <w:t xml:space="preserve"> </w:t>
+      </w:r>
+      <w:r>
+        <w:rPr>
+          <w:lang w:val="uk"/>
+        </w:rPr>
+        <w:t xml:space="preserve">показує «SyncReport».</w:t>
+      </w:r>
+    </w:p>
+    <w:bookmarkEnd w:id="36"/>
+    <w:bookmarkStart w:id="40" w:name="Xc83f8154fb14eaf8088c9fd3d6c001bb3804896"/>
+    <w:p>
+      <w:pPr>
+        <w:pStyle w:val="Heading2"/>
+      </w:pPr>
+      <w:r>
+        <w:rPr>
+          <w:rStyle w:val="SectionNumber"/>
+          <w:lang w:val="uk"/>
+        </w:rPr>
+        <w:t xml:space="preserve">4.6</w:t>
+      </w:r>
+      <w:r>
+        <w:tab/>
+      </w:r>
+      <w:r>
+        <w:rPr>
+          <w:lang w:val="uk"/>
+        </w:rPr>
+        <w:t xml:space="preserve">Рис. 6. Діаграма послідовності: перегляд вмісту файлу</w:t>
+      </w:r>
+    </w:p>
+    <w:p>
+      <w:pPr>
+        <w:pStyle w:val="CaptionedFigure"/>
+      </w:pPr>
+      <w:r>
+        <w:drawing>
+          <wp:inline>
+            <wp:extent cx="5334000" cy="3428065"/>
+            <wp:effectExtent b="0" l="0" r="0" t="0"/>
+            <wp:docPr descr="Діаграма послідовності: перегляд вмісту файлу" title="" id="38" name="Picture"/>
+            <a:graphic>
+              <a:graphicData uri="http://schemas.openxmlformats.org/drawingml/2006/picture">
+                <pic:pic>
+                  <pic:nvPicPr>
+                    <pic:cNvPr descr="../uml/img/06-sequence-preview.svg" id="39" name="Picture"/>
+                    <pic:cNvPicPr>
+                      <a:picLocks noChangeArrowheads="1" noChangeAspect="1"/>
+                    </pic:cNvPicPr>
+                  </pic:nvPicPr>
+                  <pic:blipFill>
+                    <a:blip>
+                      <a:extLst>
+                        <a:ext uri="{28A0092B-C50C-407E-A947-70E740481C1C}">
+                          <a14:useLocalDpi xmlns:a14="http://schemas.microsoft.com/office/drawing/2010/main" val="0"/>
+                        </a:ext>
+                        <a:ext uri="{96DAC541-7B7A-43D3-8B79-37D633B846F1}">
+                          <asvg:svgBlip xmlns:asvg="http://schemas.microsoft.com/office/drawing/2016/SVG/main" r:embed="rId37"/>
+                        </a:ext>
+                      </a:extLst>
+                    </a:blip>
+                    <a:stretch>
+                      <a:fillRect/>
+                    </a:stretch>
+                  </pic:blipFill>
+                  <pic:spPr bwMode="auto">
+                    <a:xfrm>
+                      <a:off x="0" y="0"/>
+                      <a:ext cx="5334000" cy="3428065"/>
+                    </a:xfrm>
+                    <a:prstGeom prst="rect">
+                      <a:avLst/>
+                    </a:prstGeom>
+                    <a:noFill/>
+                    <a:ln w="9525">
+                      <a:noFill/>
+                      <a:headEnd/>
+                      <a:tailEnd/>
+                    </a:ln>
+                  </pic:spPr>
+                </pic:pic>
+              </a:graphicData>
+            </a:graphic>
+          </wp:inline>
+        </w:drawing>
+      </w:r>
+    </w:p>
+    <w:p>
+      <w:pPr>
+        <w:pStyle w:val="ImageCaption"/>
+      </w:pPr>
+      <w:r>
+        <w:rPr>
+          <w:lang w:val="uk"/>
+        </w:rPr>
+        <w:t xml:space="preserve">Діаграма послідовності: перегляд вмісту файлу</w:t>
+      </w:r>
+    </w:p>
+    <w:p>
+      <w:pPr>
+        <w:pStyle w:val="BodyText"/>
+      </w:pPr>
+      <w:r>
+        <w:rPr>
+          <w:b/>
+          <w:bCs/>
+          <w:lang w:val="uk"/>
+        </w:rPr>
+        <w:t xml:space="preserve">Пояснення.</w:t>
+      </w:r>
+      <w:r>
+        <w:rPr>
+          <w:lang w:val="uk"/>
+        </w:rPr>
+        <w:t xml:space="preserve"> </w:t>
+      </w:r>
+      <w:r>
+        <w:rPr>
+          <w:lang w:val="uk"/>
+        </w:rPr>
+        <w:t xml:space="preserve">Сценарій починається кліком «User» по рядку «Main.kt» у «FileTableView»,</w:t>
+      </w:r>
+      <w:r>
+        <w:rPr>
+          <w:lang w:val="uk"/>
+        </w:rPr>
+        <w:t xml:space="preserve"> </w:t>
+      </w:r>
+      <w:r>
+        <w:rPr>
+          <w:lang w:val="uk"/>
+        </w:rPr>
+        <w:t xml:space="preserve">яка викликає</w:t>
+      </w:r>
+      <w:r>
+        <w:rPr>
+          <w:lang w:val="uk"/>
+        </w:rPr>
+        <w:t xml:space="preserve"> </w:t>
+      </w:r>
+      <w:r>
+        <w:rPr>
+          <w:rStyle w:val="VerbatimChar"/>
+          <w:lang w:val="uk"/>
+        </w:rPr>
+        <w:t xml:space="preserve">openPreview(entry)</w:t>
+      </w:r>
+      <w:r>
+        <w:rPr>
+          <w:lang w:val="uk"/>
+        </w:rPr>
+        <w:t xml:space="preserve"> </w:t>
+      </w:r>
+      <w:r>
+        <w:rPr>
+          <w:lang w:val="uk"/>
+        </w:rPr>
+        <w:t xml:space="preserve">у «FileListController». Самовиклик</w:t>
+      </w:r>
+      <w:r>
+        <w:rPr>
+          <w:lang w:val="uk"/>
+        </w:rPr>
+        <w:t xml:space="preserve"> </w:t>
+      </w:r>
+      <w:r>
+        <w:rPr>
+          <w:rStyle w:val="VerbatimChar"/>
+          <w:lang w:val="uk"/>
+        </w:rPr>
+        <w:t xml:space="preserve">previewKindOf(entry.name)</w:t>
+      </w:r>
+      <w:r>
+        <w:rPr>
+          <w:lang w:val="uk"/>
+        </w:rPr>
+        <w:t xml:space="preserve"> </w:t>
+      </w:r>
+      <w:r>
+        <w:rPr>
+          <w:lang w:val="uk"/>
+        </w:rPr>
+        <w:t xml:space="preserve">повертає</w:t>
+      </w:r>
+      <w:r>
+        <w:rPr>
+          <w:lang w:val="uk"/>
+        </w:rPr>
+        <w:t xml:space="preserve"> </w:t>
+      </w:r>
+      <w:r>
+        <w:rPr>
+          <w:rStyle w:val="VerbatimChar"/>
+          <w:lang w:val="uk"/>
+        </w:rPr>
+        <w:t xml:space="preserve">TEXT</w:t>
+      </w:r>
+      <w:r>
+        <w:rPr>
+          <w:lang w:val="uk"/>
+        </w:rPr>
+        <w:t xml:space="preserve">: ця чиста функція визначає спосіб</w:t>
+      </w:r>
+      <w:r>
+        <w:rPr>
+          <w:lang w:val="uk"/>
+        </w:rPr>
+        <w:t xml:space="preserve"> </w:t>
+      </w:r>
+      <w:r>
+        <w:rPr>
+          <w:lang w:val="uk"/>
+        </w:rPr>
+        <w:t xml:space="preserve">перегляду лише за розширенням, не звертаючись до сервера. У гілці</w:t>
+      </w:r>
+      <w:r>
+        <w:rPr>
+          <w:lang w:val="uk"/>
+        </w:rPr>
+        <w:t xml:space="preserve"> </w:t>
+      </w:r>
+      <w:r>
+        <w:rPr>
+          <w:rStyle w:val="VerbatimChar"/>
+          <w:lang w:val="uk"/>
+        </w:rPr>
+        <w:t xml:space="preserve">[kind = TEXT or IMAGE]</w:t>
+      </w:r>
+      <w:r>
+        <w:rPr>
+          <w:lang w:val="uk"/>
+        </w:rPr>
+        <w:t xml:space="preserve"> </w:t>
+      </w:r>
+      <w:r>
+        <w:rPr>
+          <w:lang w:val="uk"/>
+        </w:rPr>
+        <w:t xml:space="preserve">фрагмента</w:t>
+      </w:r>
+      <w:r>
+        <w:rPr>
+          <w:lang w:val="uk"/>
+        </w:rPr>
+        <w:t xml:space="preserve"> </w:t>
+      </w:r>
+      <w:r>
+        <w:rPr>
+          <w:rStyle w:val="VerbatimChar"/>
+          <w:lang w:val="uk"/>
+        </w:rPr>
+        <w:t xml:space="preserve">alt</w:t>
+      </w:r>
+      <w:r>
+        <w:rPr>
+          <w:lang w:val="uk"/>
+        </w:rPr>
+        <w:t xml:space="preserve"> </w:t>
+      </w:r>
+      <w:r>
+        <w:rPr>
+          <w:lang w:val="uk"/>
+        </w:rPr>
+        <w:t xml:space="preserve">«FileApiClient» виконує</w:t>
+      </w:r>
+      <w:r>
+        <w:rPr>
+          <w:lang w:val="uk"/>
+        </w:rPr>
+        <w:t xml:space="preserve"> </w:t>
+      </w:r>
+      <w:r>
+        <w:rPr>
+          <w:rStyle w:val="VerbatimChar"/>
+          <w:lang w:val="uk"/>
+        </w:rPr>
+        <w:t xml:space="preserve">GET /api/workspace/files/:id/content</w:t>
+      </w:r>
+      <w:r>
+        <w:rPr>
+          <w:lang w:val="uk"/>
+        </w:rPr>
+        <w:t xml:space="preserve"> </w:t>
+      </w:r>
+      <w:r>
+        <w:rPr>
+          <w:lang w:val="uk"/>
+        </w:rPr>
+        <w:t xml:space="preserve">до «FilesController», отримує відповідь</w:t>
+      </w:r>
+      <w:r>
+        <w:rPr>
+          <w:lang w:val="uk"/>
+        </w:rPr>
+        <w:t xml:space="preserve"> </w:t>
+      </w:r>
+      <w:r>
+        <w:rPr>
+          <w:lang w:val="uk"/>
+        </w:rPr>
+        <w:t xml:space="preserve">«200, text/plain, bytes» і повертає «FileContent»;</w:t>
+      </w:r>
+      <w:r>
+        <w:rPr>
+          <w:lang w:val="uk"/>
+        </w:rPr>
+        <w:t xml:space="preserve"> </w:t>
+      </w:r>
+      <w:r>
+        <w:rPr>
+          <w:rStyle w:val="VerbatimChar"/>
+          <w:lang w:val="uk"/>
+        </w:rPr>
+        <w:t xml:space="preserve">createPreview(entry)</w:t>
+      </w:r>
+      <w:r>
+        <w:rPr>
+          <w:lang w:val="uk"/>
+        </w:rPr>
+        <w:t xml:space="preserve"> </w:t>
+      </w:r>
+      <w:r>
+        <w:rPr>
+          <w:lang w:val="uk"/>
+        </w:rPr>
+        <w:t xml:space="preserve">створює «TextPreview», а</w:t>
+      </w:r>
+      <w:r>
+        <w:rPr>
+          <w:lang w:val="uk"/>
+        </w:rPr>
+        <w:t xml:space="preserve"> </w:t>
+      </w:r>
+      <w:r>
+        <w:rPr>
+          <w:rStyle w:val="VerbatimChar"/>
+          <w:lang w:val="uk"/>
+        </w:rPr>
+        <w:t xml:space="preserve">render(content)</w:t>
+      </w:r>
+      <w:r>
+        <w:rPr>
+          <w:lang w:val="uk"/>
+        </w:rPr>
+        <w:t xml:space="preserve"> </w:t>
+      </w:r>
+      <w:r>
+        <w:rPr>
+          <w:lang w:val="uk"/>
+        </w:rPr>
+        <w:t xml:space="preserve">дає результат, який</w:t>
+      </w:r>
+      <w:r>
+        <w:rPr>
+          <w:lang w:val="uk"/>
+        </w:rPr>
+        <w:t xml:space="preserve"> </w:t>
+      </w:r>
+      <w:r>
+        <w:rPr>
+          <w:lang w:val="uk"/>
+        </w:rPr>
+        <w:t xml:space="preserve">«PreviewDialog» показує як текст у</w:t>
+      </w:r>
+      <w:r>
+        <w:rPr>
+          <w:lang w:val="uk"/>
+        </w:rPr>
+        <w:t xml:space="preserve"> </w:t>
+      </w:r>
+      <w:r>
+        <w:rPr>
+          <w:rStyle w:val="VerbatimChar"/>
+          <w:lang w:val="uk"/>
+        </w:rPr>
+        <w:t xml:space="preserve">&lt;pre&gt;</w:t>
+      </w:r>
+      <w:r>
+        <w:rPr>
+          <w:lang w:val="uk"/>
+        </w:rPr>
+        <w:t xml:space="preserve">. Примітка описує симетричний випадок</w:t>
+      </w:r>
+      <w:r>
+        <w:rPr>
+          <w:lang w:val="uk"/>
+        </w:rPr>
+        <w:t xml:space="preserve"> </w:t>
+      </w:r>
+      <w:r>
+        <w:rPr>
+          <w:rStyle w:val="VerbatimChar"/>
+          <w:lang w:val="uk"/>
+        </w:rPr>
+        <w:t xml:space="preserve">.jpg</w:t>
+      </w:r>
+      <w:r>
+        <w:rPr>
+          <w:lang w:val="uk"/>
+        </w:rPr>
+        <w:t xml:space="preserve">:</w:t>
+      </w:r>
+      <w:r>
+        <w:rPr>
+          <w:lang w:val="uk"/>
+        </w:rPr>
+        <w:t xml:space="preserve"> </w:t>
+      </w:r>
+      <w:r>
+        <w:rPr>
+          <w:lang w:val="uk"/>
+        </w:rPr>
+        <w:t xml:space="preserve">для «photo.jpg» створюється «ImagePreview», а результат виводиться як</w:t>
+      </w:r>
+      <w:r>
+        <w:rPr>
+          <w:lang w:val="uk"/>
+        </w:rPr>
+        <w:t xml:space="preserve"> </w:t>
+      </w:r>
+      <w:r>
+        <w:rPr>
+          <w:rStyle w:val="VerbatimChar"/>
+          <w:lang w:val="uk"/>
+        </w:rPr>
+        <w:t xml:space="preserve">&lt;img&gt;</w:t>
+      </w:r>
+      <w:r>
+        <w:rPr>
+          <w:lang w:val="uk"/>
+        </w:rPr>
+        <w:t xml:space="preserve">. Гілка</w:t>
+      </w:r>
+      <w:r>
+        <w:rPr>
+          <w:lang w:val="uk"/>
+        </w:rPr>
+        <w:t xml:space="preserve"> </w:t>
+      </w:r>
+      <w:r>
+        <w:rPr>
+          <w:rStyle w:val="VerbatimChar"/>
+          <w:lang w:val="uk"/>
+        </w:rPr>
+        <w:t xml:space="preserve">[kind = NONE]</w:t>
+      </w:r>
+      <w:r>
+        <w:rPr>
+          <w:lang w:val="uk"/>
+        </w:rPr>
+        <w:t xml:space="preserve"> </w:t>
+      </w:r>
+      <w:r>
+        <w:rPr>
+          <w:lang w:val="uk"/>
+        </w:rPr>
+        <w:t xml:space="preserve">викликає</w:t>
+      </w:r>
+      <w:r>
+        <w:rPr>
+          <w:lang w:val="uk"/>
+        </w:rPr>
+        <w:t xml:space="preserve"> </w:t>
+      </w:r>
+      <w:r>
+        <w:rPr>
+          <w:rStyle w:val="VerbatimChar"/>
+          <w:lang w:val="uk"/>
+        </w:rPr>
+        <w:t xml:space="preserve">showAttributesOnly(entry)</w:t>
+      </w:r>
+      <w:r>
+        <w:rPr>
+          <w:lang w:val="uk"/>
+        </w:rPr>
+        <w:t xml:space="preserve"> </w:t>
+      </w:r>
+      <w:r>
+        <w:rPr>
+          <w:lang w:val="uk"/>
+        </w:rPr>
+        <w:t xml:space="preserve">— лише атрибути з позначкою</w:t>
+      </w:r>
+      <w:r>
+        <w:rPr>
+          <w:lang w:val="uk"/>
+        </w:rPr>
+        <w:t xml:space="preserve"> </w:t>
+      </w:r>
+      <w:r>
+        <w:rPr>
+          <w:lang w:val="uk"/>
+        </w:rPr>
+        <w:t xml:space="preserve">«preview not available».</w:t>
+      </w:r>
+    </w:p>
+    <w:bookmarkEnd w:id="40"/>
+    <w:bookmarkStart w:id="44" w:name="X909afa070e9acbfdd75b0a81b3bb4c565fe83b2"/>
+    <w:p>
+      <w:pPr>
+        <w:pStyle w:val="Heading2"/>
+      </w:pPr>
+      <w:r>
+        <w:rPr>
+          <w:rStyle w:val="SectionNumber"/>
+          <w:lang w:val="uk"/>
+        </w:rPr>
+        <w:t xml:space="preserve">4.7</w:t>
+      </w:r>
+      <w:r>
+        <w:tab/>
+      </w:r>
+      <w:r>
+        <w:rPr>
+          <w:lang w:val="uk"/>
+        </w:rPr>
+        <w:t xml:space="preserve">Рис. 7. Діаграма комунікації: сортування і фільтр</w:t>
+      </w:r>
+    </w:p>
+    <w:p>
+      <w:pPr>
+        <w:pStyle w:val="CaptionedFigure"/>
+      </w:pPr>
+      <w:r>
+        <w:drawing>
+          <wp:inline>
+            <wp:extent cx="5334000" cy="2069045"/>
+            <wp:effectExtent b="0" l="0" r="0" t="0"/>
+            <wp:docPr descr="Діаграма комунікації: сортування і фільтр" title="" id="42" name="Picture"/>
+            <a:graphic>
+              <a:graphicData uri="http://schemas.openxmlformats.org/drawingml/2006/picture">
+                <pic:pic>
+                  <pic:nvPicPr>
+                    <pic:cNvPr descr="../uml/img/07-communication-sort-filter.svg" id="43" name="Picture"/>
+                    <pic:cNvPicPr>
+                      <a:picLocks noChangeArrowheads="1" noChangeAspect="1"/>
+                    </pic:cNvPicPr>
+                  </pic:nvPicPr>
+                  <pic:blipFill>
+                    <a:blip>
+                      <a:extLst>
+                        <a:ext uri="{28A0092B-C50C-407E-A947-70E740481C1C}">
+                          <a14:useLocalDpi xmlns:a14="http://schemas.microsoft.com/office/drawing/2010/main" val="0"/>
+                        </a:ext>
+                        <a:ext uri="{96DAC541-7B7A-43D3-8B79-37D633B846F1}">
+                          <asvg:svgBlip xmlns:asvg="http://schemas.microsoft.com/office/drawing/2016/SVG/main" r:embed="rId41"/>
+                        </a:ext>
+                      </a:extLst>
+                    </a:blip>
+                    <a:stretch>
+                      <a:fillRect/>
+                    </a:stretch>
+                  </pic:blipFill>
+                  <pic:spPr bwMode="auto">
+                    <a:xfrm>
+                      <a:off x="0" y="0"/>
+                      <a:ext cx="5334000" cy="2069045"/>
+                    </a:xfrm>
+                    <a:prstGeom prst="rect">
+                      <a:avLst/>
+                    </a:prstGeom>
+                    <a:noFill/>
+                    <a:ln w="9525">
+                      <a:noFill/>
+                      <a:headEnd/>
+                      <a:tailEnd/>
+                    </a:ln>
+                  </pic:spPr>
+                </pic:pic>
+              </a:graphicData>
+            </a:graphic>
+          </wp:inline>
+        </w:drawing>
+      </w:r>
+    </w:p>
+    <w:p>
+      <w:pPr>
+        <w:pStyle w:val="ImageCaption"/>
+      </w:pPr>
+      <w:r>
+        <w:rPr>
+          <w:lang w:val="uk"/>
+        </w:rPr>
+        <w:t xml:space="preserve">Діаграма комунікації: сортування і фільтр</w:t>
+      </w:r>
+    </w:p>
+    <w:p>
+      <w:pPr>
+        <w:pStyle w:val="BodyText"/>
+      </w:pPr>
+      <w:r>
+        <w:rPr>
+          <w:b/>
+          <w:bCs/>
+          <w:lang w:val="uk"/>
+        </w:rPr>
+        <w:t xml:space="preserve">Пояснення.</w:t>
+      </w:r>
+      <w:r>
+        <w:rPr>
+          <w:lang w:val="uk"/>
+        </w:rPr>
+        <w:t xml:space="preserve"> </w:t>
+      </w:r>
+      <w:r>
+        <w:rPr>
+          <w:lang w:val="uk"/>
+        </w:rPr>
+        <w:t xml:space="preserve">Діаграма показує ті самі об’єкти, що й діаграма VOPC, зі стереотипами</w:t>
+      </w:r>
+      <w:r>
+        <w:rPr>
+          <w:lang w:val="uk"/>
+        </w:rPr>
+        <w:t xml:space="preserve"> </w:t>
+      </w:r>
+      <w:r>
+        <w:rPr>
+          <w:lang w:val="uk"/>
+        </w:rPr>
+        <w:t xml:space="preserve">«boundary», «control» і «utility», але наголошує на зв’язках і нумерації повідомлень.</w:t>
+      </w:r>
+      <w:r>
+        <w:rPr>
+          <w:lang w:val="uk"/>
+        </w:rPr>
+        <w:t xml:space="preserve"> </w:t>
+      </w:r>
+      <w:r>
+        <w:rPr>
+          <w:lang w:val="uk"/>
+        </w:rPr>
+        <w:t xml:space="preserve">Перша послідовність — завантаження списку:</w:t>
+      </w:r>
+      <w:r>
+        <w:rPr>
+          <w:lang w:val="uk"/>
+        </w:rPr>
+        <w:t xml:space="preserve"> </w:t>
+      </w:r>
+      <w:r>
+        <w:rPr>
+          <w:rStyle w:val="VerbatimChar"/>
+          <w:lang w:val="uk"/>
+        </w:rPr>
+        <w:t xml:space="preserve">1: openFileList()</w:t>
+      </w:r>
+      <w:r>
+        <w:rPr>
+          <w:lang w:val="uk"/>
+        </w:rPr>
+        <w:t xml:space="preserve"> </w:t>
+      </w:r>
+      <w:r>
+        <w:rPr>
+          <w:lang w:val="uk"/>
+        </w:rPr>
+        <w:t xml:space="preserve">до</w:t>
+      </w:r>
+      <w:r>
+        <w:rPr>
+          <w:lang w:val="uk"/>
+        </w:rPr>
+        <w:t xml:space="preserve"> </w:t>
+      </w:r>
+      <w:r>
+        <w:rPr>
+          <w:rStyle w:val="VerbatimChar"/>
+          <w:lang w:val="uk"/>
+        </w:rPr>
+        <w:t xml:space="preserve">:FileTableView</w:t>
+      </w:r>
+      <w:r>
+        <w:rPr>
+          <w:lang w:val="uk"/>
+        </w:rPr>
+        <w:t xml:space="preserve">,</w:t>
+      </w:r>
+      <w:r>
+        <w:rPr>
+          <w:lang w:val="uk"/>
+        </w:rPr>
+        <w:t xml:space="preserve"> </w:t>
+      </w:r>
+      <w:r>
+        <w:rPr>
+          <w:rStyle w:val="VerbatimChar"/>
+          <w:lang w:val="uk"/>
+        </w:rPr>
+        <w:t xml:space="preserve">1.1: loadFiles()</w:t>
+      </w:r>
+      <w:r>
+        <w:rPr>
+          <w:lang w:val="uk"/>
+        </w:rPr>
+        <w:t xml:space="preserve"> </w:t>
+      </w:r>
+      <w:r>
+        <w:rPr>
+          <w:lang w:val="uk"/>
+        </w:rPr>
+        <w:t xml:space="preserve">до</w:t>
+      </w:r>
+      <w:r>
+        <w:rPr>
+          <w:lang w:val="uk"/>
+        </w:rPr>
+        <w:t xml:space="preserve"> </w:t>
+      </w:r>
+      <w:r>
+        <w:rPr>
+          <w:rStyle w:val="VerbatimChar"/>
+          <w:lang w:val="uk"/>
+        </w:rPr>
+        <w:t xml:space="preserve">:FileListController</w:t>
+      </w:r>
+      <w:r>
+        <w:rPr>
+          <w:lang w:val="uk"/>
+        </w:rPr>
+        <w:t xml:space="preserve">,</w:t>
+      </w:r>
+      <w:r>
+        <w:rPr>
+          <w:lang w:val="uk"/>
+        </w:rPr>
+        <w:t xml:space="preserve"> </w:t>
+      </w:r>
+      <w:r>
+        <w:rPr>
+          <w:rStyle w:val="VerbatimChar"/>
+          <w:lang w:val="uk"/>
+        </w:rPr>
+        <w:t xml:space="preserve">1.2: listFiles()</w:t>
+      </w:r>
+      <w:r>
+        <w:rPr>
+          <w:lang w:val="uk"/>
+        </w:rPr>
+        <w:t xml:space="preserve"> </w:t>
+      </w:r>
+      <w:r>
+        <w:rPr>
+          <w:lang w:val="uk"/>
+        </w:rPr>
+        <w:t xml:space="preserve">до</w:t>
+      </w:r>
+      <w:r>
+        <w:rPr>
+          <w:lang w:val="uk"/>
+        </w:rPr>
+        <w:t xml:space="preserve"> </w:t>
+      </w:r>
+      <w:r>
+        <w:rPr>
+          <w:rStyle w:val="VerbatimChar"/>
+          <w:lang w:val="uk"/>
+        </w:rPr>
+        <w:t xml:space="preserve">:FileApiClient</w:t>
+      </w:r>
+      <w:r>
+        <w:rPr>
+          <w:lang w:val="uk"/>
+        </w:rPr>
+        <w:t xml:space="preserve">,</w:t>
+      </w:r>
+      <w:r>
+        <w:rPr>
+          <w:lang w:val="uk"/>
+        </w:rPr>
+        <w:t xml:space="preserve"> </w:t>
+      </w:r>
+      <w:r>
+        <w:rPr>
+          <w:lang w:val="uk"/>
+        </w:rPr>
+        <w:t xml:space="preserve">потім</w:t>
+      </w:r>
+      <w:r>
+        <w:rPr>
+          <w:lang w:val="uk"/>
+        </w:rPr>
+        <w:t xml:space="preserve"> </w:t>
+      </w:r>
+      <w:r>
+        <w:rPr>
+          <w:rStyle w:val="VerbatimChar"/>
+          <w:lang w:val="uk"/>
+        </w:rPr>
+        <w:t xml:space="preserve">:FileListOperations</w:t>
+      </w:r>
+      <w:r>
+        <w:rPr>
+          <w:lang w:val="uk"/>
+        </w:rPr>
+        <w:t xml:space="preserve"> </w:t>
+      </w:r>
+      <w:r>
+        <w:rPr>
+          <w:lang w:val="uk"/>
+        </w:rPr>
+        <w:t xml:space="preserve">отримує</w:t>
+      </w:r>
+      <w:r>
+        <w:rPr>
+          <w:lang w:val="uk"/>
+        </w:rPr>
+        <w:t xml:space="preserve"> </w:t>
+      </w:r>
+      <w:r>
+        <w:rPr>
+          <w:rStyle w:val="VerbatimChar"/>
+          <w:lang w:val="uk"/>
+        </w:rPr>
+        <w:t xml:space="preserve">1.3: sortByName</w:t>
+      </w:r>
+      <w:r>
+        <w:rPr>
+          <w:lang w:val="uk"/>
+        </w:rPr>
+        <w:t xml:space="preserve"> </w:t>
+      </w:r>
+      <w:r>
+        <w:rPr>
+          <w:lang w:val="uk"/>
+        </w:rPr>
+        <w:t xml:space="preserve">і</w:t>
+      </w:r>
+      <w:r>
+        <w:rPr>
+          <w:lang w:val="uk"/>
+        </w:rPr>
+        <w:t xml:space="preserve"> </w:t>
+      </w:r>
+      <w:r>
+        <w:rPr>
+          <w:rStyle w:val="VerbatimChar"/>
+          <w:lang w:val="uk"/>
+        </w:rPr>
+        <w:t xml:space="preserve">1.4: filterByType</w:t>
+      </w:r>
+      <w:r>
+        <w:rPr>
+          <w:lang w:val="uk"/>
+        </w:rPr>
+        <w:t xml:space="preserve">, а</w:t>
+      </w:r>
+      <w:r>
+        <w:rPr>
+          <w:lang w:val="uk"/>
+        </w:rPr>
+        <w:t xml:space="preserve"> </w:t>
+      </w:r>
+      <w:r>
+        <w:rPr>
+          <w:rStyle w:val="VerbatimChar"/>
+          <w:lang w:val="uk"/>
+        </w:rPr>
+        <w:t xml:space="preserve">:FileTableView</w:t>
+      </w:r>
+      <w:r>
+        <w:rPr>
+          <w:lang w:val="uk"/>
+        </w:rPr>
+        <w:t xml:space="preserve"> </w:t>
+      </w:r>
+      <w:r>
+        <w:rPr>
+          <w:lang w:val="uk"/>
+        </w:rPr>
+        <w:t xml:space="preserve">—</w:t>
+      </w:r>
+      <w:r>
+        <w:rPr>
+          <w:lang w:val="uk"/>
+        </w:rPr>
+        <w:t xml:space="preserve"> </w:t>
+      </w:r>
+      <w:r>
+        <w:rPr>
+          <w:rStyle w:val="VerbatimChar"/>
+          <w:lang w:val="uk"/>
+        </w:rPr>
+        <w:t xml:space="preserve">1.5: render(visibleFiles)</w:t>
+      </w:r>
+      <w:r>
+        <w:rPr>
+          <w:lang w:val="uk"/>
+        </w:rPr>
+        <w:t xml:space="preserve">. Друга починається з</w:t>
+      </w:r>
+      <w:r>
+        <w:rPr>
+          <w:lang w:val="uk"/>
+        </w:rPr>
+        <w:t xml:space="preserve"> </w:t>
+      </w:r>
+      <w:r>
+        <w:rPr>
+          <w:rStyle w:val="VerbatimChar"/>
+          <w:lang w:val="uk"/>
+        </w:rPr>
+        <w:t xml:space="preserve">2: onHeaderClick()</w:t>
+      </w:r>
+      <w:r>
+        <w:rPr>
+          <w:lang w:val="uk"/>
+        </w:rPr>
+        <w:t xml:space="preserve">, самовиклику</w:t>
+      </w:r>
+      <w:r>
+        <w:rPr>
+          <w:lang w:val="uk"/>
+        </w:rPr>
+        <w:t xml:space="preserve"> </w:t>
+      </w:r>
+      <w:r>
+        <w:rPr>
+          <w:rStyle w:val="VerbatimChar"/>
+          <w:lang w:val="uk"/>
+        </w:rPr>
+        <w:t xml:space="preserve">2.1: toggleDirection()</w:t>
+      </w:r>
+      <w:r>
+        <w:rPr>
+          <w:lang w:val="uk"/>
+        </w:rPr>
+        <w:t xml:space="preserve"> </w:t>
+      </w:r>
+      <w:r>
+        <w:rPr>
+          <w:lang w:val="uk"/>
+        </w:rPr>
+        <w:t xml:space="preserve">і</w:t>
+      </w:r>
+      <w:r>
+        <w:rPr>
+          <w:lang w:val="uk"/>
+        </w:rPr>
+        <w:t xml:space="preserve"> </w:t>
+      </w:r>
+      <w:r>
+        <w:rPr>
+          <w:rStyle w:val="VerbatimChar"/>
+          <w:lang w:val="uk"/>
+        </w:rPr>
+        <w:t xml:space="preserve">2.2: setDirection(d)</w:t>
+      </w:r>
+      <w:r>
+        <w:rPr>
+          <w:lang w:val="uk"/>
+        </w:rPr>
+        <w:t xml:space="preserve">, третя — з</w:t>
+      </w:r>
+      <w:r>
+        <w:rPr>
+          <w:lang w:val="uk"/>
+        </w:rPr>
+        <w:t xml:space="preserve"> </w:t>
+      </w:r>
+      <w:r>
+        <w:rPr>
+          <w:rStyle w:val="VerbatimChar"/>
+          <w:lang w:val="uk"/>
+        </w:rPr>
+        <w:t xml:space="preserve">3: onFilterSelect(f)</w:t>
+      </w:r>
+      <w:r>
+        <w:rPr>
+          <w:lang w:val="uk"/>
+        </w:rPr>
+        <w:t xml:space="preserve"> </w:t>
+      </w:r>
+      <w:r>
+        <w:rPr>
+          <w:lang w:val="uk"/>
+        </w:rPr>
+        <w:t xml:space="preserve">і</w:t>
+      </w:r>
+      <w:r>
+        <w:rPr>
+          <w:lang w:val="uk"/>
+        </w:rPr>
+        <w:t xml:space="preserve"> </w:t>
+      </w:r>
+      <w:r>
+        <w:rPr>
+          <w:rStyle w:val="VerbatimChar"/>
+          <w:lang w:val="uk"/>
+        </w:rPr>
+        <w:t xml:space="preserve">3.1: setFilter(f)</w:t>
+      </w:r>
+      <w:r>
+        <w:rPr>
+          <w:lang w:val="uk"/>
+        </w:rPr>
+        <w:t xml:space="preserve">. Завершальний ланцюжок не дублюється, а перевикористовується, тому</w:t>
+      </w:r>
+      <w:r>
+        <w:rPr>
+          <w:lang w:val="uk"/>
+        </w:rPr>
+        <w:t xml:space="preserve"> </w:t>
+      </w:r>
+      <w:r>
+        <w:rPr>
+          <w:lang w:val="uk"/>
+        </w:rPr>
+        <w:t xml:space="preserve">зв’язки мають потрійну нумерацію «1.3, 2.3, 3.2», «1.4, 2.4, 3.3» і «1.5, 2.5, 3.4».</w:t>
+      </w:r>
+      <w:r>
+        <w:rPr>
+          <w:lang w:val="uk"/>
+        </w:rPr>
+        <w:t xml:space="preserve"> </w:t>
+      </w:r>
+      <w:r>
+        <w:rPr>
+          <w:lang w:val="uk"/>
+        </w:rPr>
+        <w:t xml:space="preserve">Примітка внизу розшифровує номери: усі три дії перебудовують список тим самим виразом,</w:t>
+      </w:r>
+      <w:r>
+        <w:rPr>
+          <w:lang w:val="uk"/>
+        </w:rPr>
+        <w:t xml:space="preserve"> </w:t>
+      </w:r>
+      <w:r>
+        <w:rPr>
+          <w:lang w:val="uk"/>
+        </w:rPr>
+        <w:t xml:space="preserve">тож обраний порядок переживає зміну фільтра.</w:t>
+      </w:r>
+    </w:p>
+    <w:bookmarkEnd w:id="44"/>
+    <w:bookmarkStart w:id="48" w:name="рис.-8.-діаграма-станів-файлу"/>
+    <w:p>
+      <w:pPr>
+        <w:pStyle w:val="Heading2"/>
+      </w:pPr>
+      <w:r>
+        <w:rPr>
+          <w:rStyle w:val="SectionNumber"/>
+          <w:lang w:val="uk"/>
+        </w:rPr>
+        <w:t xml:space="preserve">4.8</w:t>
+      </w:r>
+      <w:r>
+        <w:tab/>
+      </w:r>
+      <w:r>
+        <w:rPr>
+          <w:lang w:val="uk"/>
+        </w:rPr>
+        <w:t xml:space="preserve">Рис. 8. Діаграма станів файлу</w:t>
+      </w:r>
+    </w:p>
+    <w:p>
+      <w:pPr>
+        <w:pStyle w:val="CaptionedFigure"/>
+      </w:pPr>
+      <w:r>
+        <w:drawing>
+          <wp:inline>
+            <wp:extent cx="5334000" cy="2022486"/>
+            <wp:effectExtent b="0" l="0" r="0" t="0"/>
+            <wp:docPr descr="Діаграма станів файлу" title="" id="46" name="Picture"/>
+            <a:graphic>
+              <a:graphicData uri="http://schemas.openxmlformats.org/drawingml/2006/picture">
+                <pic:pic>
+                  <pic:nvPicPr>
+                    <pic:cNvPr descr="../uml/img/08-state-file.svg" id="47" name="Picture"/>
+                    <pic:cNvPicPr>
+                      <a:picLocks noChangeArrowheads="1" noChangeAspect="1"/>
+                    </pic:cNvPicPr>
+                  </pic:nvPicPr>
+                  <pic:blipFill>
+                    <a:blip>
+                      <a:extLst>
+                        <a:ext uri="{28A0092B-C50C-407E-A947-70E740481C1C}">
+                          <a14:useLocalDpi xmlns:a14="http://schemas.microsoft.com/office/drawing/2010/main" val="0"/>
+                        </a:ext>
+                        <a:ext uri="{96DAC541-7B7A-43D3-8B79-37D633B846F1}">
+                          <asvg:svgBlip xmlns:asvg="http://schemas.microsoft.com/office/drawing/2016/SVG/main" r:embed="rId45"/>
+                        </a:ext>
+                      </a:extLst>
+                    </a:blip>
+                    <a:stretch>
+                      <a:fillRect/>
+                    </a:stretch>
+                  </pic:blipFill>
+                  <pic:spPr bwMode="auto">
+                    <a:xfrm>
+                      <a:off x="0" y="0"/>
+                      <a:ext cx="5334000" cy="2022486"/>
+                    </a:xfrm>
+                    <a:prstGeom prst="rect">
+                      <a:avLst/>
+                    </a:prstGeom>
+                    <a:noFill/>
+                    <a:ln w="9525">
+                      <a:noFill/>
+                      <a:headEnd/>
+                      <a:tailEnd/>
+                    </a:ln>
+                  </pic:spPr>
+                </pic:pic>
+              </a:graphicData>
+            </a:graphic>
+          </wp:inline>
+        </w:drawing>
+      </w:r>
+    </w:p>
+    <w:p>
+      <w:pPr>
+        <w:pStyle w:val="ImageCaption"/>
+      </w:pPr>
+      <w:r>
+        <w:rPr>
+          <w:lang w:val="uk"/>
+        </w:rPr>
+        <w:t xml:space="preserve">Діаграма станів файлу</w:t>
+      </w:r>
+    </w:p>
+    <w:p>
+      <w:pPr>
+        <w:pStyle w:val="BodyText"/>
+      </w:pPr>
+      <w:r>
+        <w:rPr>
+          <w:b/>
+          <w:bCs/>
+          <w:lang w:val="uk"/>
+        </w:rPr>
+        <w:t xml:space="preserve">Пояснення.</w:t>
+      </w:r>
+      <w:r>
+        <w:rPr>
+          <w:lang w:val="uk"/>
+        </w:rPr>
+        <w:t xml:space="preserve"> </w:t>
+      </w:r>
+      <w:r>
+        <w:rPr>
+          <w:lang w:val="uk"/>
+        </w:rPr>
+        <w:t xml:space="preserve">Діаграма описує життєвий цикл одного імені файлу під час синхронізації.</w:t>
+      </w:r>
+      <w:r>
+        <w:rPr>
+          <w:lang w:val="uk"/>
+        </w:rPr>
+        <w:t xml:space="preserve"> </w:t>
+      </w:r>
+      <w:r>
+        <w:rPr>
+          <w:lang w:val="uk"/>
+        </w:rPr>
+        <w:t xml:space="preserve">З початкового псевдостану вузол вибору за умовою</w:t>
+      </w:r>
+      <w:r>
+        <w:rPr>
+          <w:lang w:val="uk"/>
+        </w:rPr>
+        <w:t xml:space="preserve"> </w:t>
+      </w:r>
+      <w:r>
+        <w:rPr>
+          <w:rStyle w:val="VerbatimChar"/>
+          <w:lang w:val="uk"/>
+        </w:rPr>
+        <w:t xml:space="preserve">[exists locally only]</w:t>
+      </w:r>
+      <w:r>
+        <w:rPr>
+          <w:lang w:val="uk"/>
+        </w:rPr>
+        <w:t xml:space="preserve"> </w:t>
+      </w:r>
+      <w:r>
+        <w:rPr>
+          <w:lang w:val="uk"/>
+        </w:rPr>
+        <w:t xml:space="preserve">веде у стан</w:t>
+      </w:r>
+      <w:r>
+        <w:rPr>
+          <w:lang w:val="uk"/>
+        </w:rPr>
+        <w:t xml:space="preserve"> </w:t>
+      </w:r>
+      <w:r>
+        <w:rPr>
+          <w:lang w:val="uk"/>
+        </w:rPr>
+        <w:t xml:space="preserve">«LocalOnly» (</w:t>
+      </w:r>
+      <w:r>
+        <w:rPr>
+          <w:rStyle w:val="VerbatimChar"/>
+          <w:lang w:val="uk"/>
+        </w:rPr>
+        <w:t xml:space="preserve">LOCAL_ONLY</w:t>
+      </w:r>
+      <w:r>
+        <w:rPr>
+          <w:lang w:val="uk"/>
+        </w:rPr>
+        <w:t xml:space="preserve">), а за</w:t>
+      </w:r>
+      <w:r>
+        <w:rPr>
+          <w:lang w:val="uk"/>
+        </w:rPr>
+        <w:t xml:space="preserve"> </w:t>
+      </w:r>
+      <w:r>
+        <w:rPr>
+          <w:rStyle w:val="VerbatimChar"/>
+          <w:lang w:val="uk"/>
+        </w:rPr>
+        <w:t xml:space="preserve">[exists remotely only]</w:t>
+      </w:r>
+      <w:r>
+        <w:rPr>
+          <w:lang w:val="uk"/>
+        </w:rPr>
+        <w:t xml:space="preserve"> </w:t>
+      </w:r>
+      <w:r>
+        <w:rPr>
+          <w:lang w:val="uk"/>
+        </w:rPr>
+        <w:t xml:space="preserve">— у «RemoteOnly»</w:t>
+      </w:r>
+      <w:r>
+        <w:rPr>
+          <w:lang w:val="uk"/>
+        </w:rPr>
+        <w:t xml:space="preserve"> </w:t>
+      </w:r>
+      <w:r>
+        <w:rPr>
+          <w:lang w:val="uk"/>
+        </w:rPr>
+        <w:t xml:space="preserve">(</w:t>
+      </w:r>
+      <w:r>
+        <w:rPr>
+          <w:rStyle w:val="VerbatimChar"/>
+          <w:lang w:val="uk"/>
+        </w:rPr>
+        <w:t xml:space="preserve">REMOTE_ONLY</w:t>
+      </w:r>
+      <w:r>
+        <w:rPr>
+          <w:lang w:val="uk"/>
+        </w:rPr>
+        <w:t xml:space="preserve">). Переходи</w:t>
+      </w:r>
+      <w:r>
+        <w:rPr>
+          <w:lang w:val="uk"/>
+        </w:rPr>
+        <w:t xml:space="preserve"> </w:t>
+      </w:r>
+      <w:r>
+        <w:rPr>
+          <w:rStyle w:val="VerbatimChar"/>
+          <w:lang w:val="uk"/>
+        </w:rPr>
+        <w:t xml:space="preserve">synchronize() / upload</w:t>
+      </w:r>
+      <w:r>
+        <w:rPr>
+          <w:lang w:val="uk"/>
+        </w:rPr>
+        <w:t xml:space="preserve"> </w:t>
+      </w:r>
+      <w:r>
+        <w:rPr>
+          <w:lang w:val="uk"/>
+        </w:rPr>
+        <w:t xml:space="preserve">і</w:t>
+      </w:r>
+      <w:r>
+        <w:rPr>
+          <w:lang w:val="uk"/>
+        </w:rPr>
+        <w:t xml:space="preserve"> </w:t>
+      </w:r>
+      <w:r>
+        <w:rPr>
+          <w:rStyle w:val="VerbatimChar"/>
+          <w:lang w:val="uk"/>
+        </w:rPr>
+        <w:t xml:space="preserve">synchronize() / download</w:t>
+      </w:r>
+      <w:r>
+        <w:rPr>
+          <w:lang w:val="uk"/>
+        </w:rPr>
+        <w:t xml:space="preserve"> </w:t>
+      </w:r>
+      <w:r>
+        <w:rPr>
+          <w:lang w:val="uk"/>
+        </w:rPr>
+        <w:t xml:space="preserve">переводять файл у композитний стан «Tracked» з підстанами «Synced» (</w:t>
+      </w:r>
+      <w:r>
+        <w:rPr>
+          <w:rStyle w:val="VerbatimChar"/>
+          <w:lang w:val="uk"/>
+        </w:rPr>
+        <w:t xml:space="preserve">IN_SYNC</w:t>
+      </w:r>
+      <w:r>
+        <w:rPr>
+          <w:lang w:val="uk"/>
+        </w:rPr>
+        <w:t xml:space="preserve">),</w:t>
+      </w:r>
+      <w:r>
+        <w:rPr>
+          <w:lang w:val="uk"/>
+        </w:rPr>
+        <w:t xml:space="preserve"> </w:t>
+      </w:r>
+      <w:r>
+        <w:rPr>
+          <w:lang w:val="uk"/>
+        </w:rPr>
+        <w:t xml:space="preserve">«ModifiedLocally» (</w:t>
+      </w:r>
+      <w:r>
+        <w:rPr>
+          <w:rStyle w:val="VerbatimChar"/>
+          <w:lang w:val="uk"/>
+        </w:rPr>
+        <w:t xml:space="preserve">LOCAL_NEWER</w:t>
+      </w:r>
+      <w:r>
+        <w:rPr>
+          <w:lang w:val="uk"/>
+        </w:rPr>
+        <w:t xml:space="preserve">), «ModifiedRemotely» (</w:t>
+      </w:r>
+      <w:r>
+        <w:rPr>
+          <w:rStyle w:val="VerbatimChar"/>
+          <w:lang w:val="uk"/>
+        </w:rPr>
+        <w:t xml:space="preserve">REMOTE_NEWER</w:t>
+      </w:r>
+      <w:r>
+        <w:rPr>
+          <w:lang w:val="uk"/>
+        </w:rPr>
+        <w:t xml:space="preserve">) і «Conflict»</w:t>
+      </w:r>
+      <w:r>
+        <w:rPr>
+          <w:lang w:val="uk"/>
+        </w:rPr>
+        <w:t xml:space="preserve"> </w:t>
+      </w:r>
+      <w:r>
+        <w:rPr>
+          <w:lang w:val="uk"/>
+        </w:rPr>
+        <w:t xml:space="preserve">(</w:t>
+      </w:r>
+      <w:r>
+        <w:rPr>
+          <w:rStyle w:val="VerbatimChar"/>
+          <w:lang w:val="uk"/>
+        </w:rPr>
+        <w:t xml:space="preserve">CONFLICT</w:t>
+      </w:r>
+      <w:r>
+        <w:rPr>
+          <w:lang w:val="uk"/>
+        </w:rPr>
+        <w:t xml:space="preserve">). Зміна з одного боку виводить файл зі «Synced», а наступна синхронізація</w:t>
+      </w:r>
+      <w:r>
+        <w:rPr>
+          <w:lang w:val="uk"/>
+        </w:rPr>
+        <w:t xml:space="preserve"> </w:t>
+      </w:r>
+      <w:r>
+        <w:rPr>
+          <w:lang w:val="uk"/>
+        </w:rPr>
+        <w:t xml:space="preserve">повертає його назад. У «Conflict» він потрапляє лише тоді, коли змінилися обидві</w:t>
+      </w:r>
+      <w:r>
+        <w:rPr>
+          <w:lang w:val="uk"/>
+        </w:rPr>
+        <w:t xml:space="preserve"> </w:t>
+      </w:r>
+      <w:r>
+        <w:rPr>
+          <w:lang w:val="uk"/>
+        </w:rPr>
+        <w:t xml:space="preserve">сторони, і виходить звідти переходом</w:t>
+      </w:r>
+      <w:r>
+        <w:rPr>
+          <w:lang w:val="uk"/>
+        </w:rPr>
+        <w:t xml:space="preserve"> </w:t>
+      </w:r>
+      <w:r>
+        <w:rPr>
+          <w:rStyle w:val="VerbatimChar"/>
+          <w:lang w:val="uk"/>
+        </w:rPr>
+        <w:t xml:space="preserve">resolve(keep)</w:t>
+      </w:r>
+      <w:r>
+        <w:rPr>
+          <w:lang w:val="uk"/>
+        </w:rPr>
+        <w:t xml:space="preserve"> </w:t>
+      </w:r>
+      <w:r>
+        <w:rPr>
+          <w:lang w:val="uk"/>
+        </w:rPr>
+        <w:t xml:space="preserve">у «Synced». Видалення веде в</w:t>
+      </w:r>
+      <w:r>
+        <w:rPr>
+          <w:lang w:val="uk"/>
+        </w:rPr>
+        <w:t xml:space="preserve"> </w:t>
+      </w:r>
+      <w:r>
+        <w:rPr>
+          <w:lang w:val="uk"/>
+        </w:rPr>
+        <w:t xml:space="preserve">кінцевий стан, а невдалий перенос залишає файл у попередньому стані з помилкою в</w:t>
+      </w:r>
+      <w:r>
+        <w:rPr>
+          <w:lang w:val="uk"/>
+        </w:rPr>
+        <w:t xml:space="preserve"> </w:t>
+      </w:r>
+      <w:r>
+        <w:rPr>
+          <w:rStyle w:val="VerbatimChar"/>
+          <w:lang w:val="uk"/>
+        </w:rPr>
+        <w:t xml:space="preserve">SyncReport.errors</w:t>
+      </w:r>
+      <w:r>
+        <w:rPr>
+          <w:lang w:val="uk"/>
+        </w:rPr>
+        <w:t xml:space="preserve">.</w:t>
+      </w:r>
+    </w:p>
+    <w:bookmarkEnd w:id="48"/>
+    <w:bookmarkStart w:id="52" w:name="рис.-9.-діаграма-компонентів"/>
+    <w:p>
+      <w:pPr>
+        <w:pStyle w:val="Heading2"/>
+      </w:pPr>
+      <w:r>
+        <w:rPr>
+          <w:rStyle w:val="SectionNumber"/>
+          <w:lang w:val="uk"/>
+        </w:rPr>
+        <w:t xml:space="preserve">4.9</w:t>
+      </w:r>
+      <w:r>
+        <w:tab/>
+      </w:r>
+      <w:r>
+        <w:rPr>
+          <w:lang w:val="uk"/>
+        </w:rPr>
+        <w:t xml:space="preserve">Рис. 9. Діаграма компонентів</w:t>
+      </w:r>
+    </w:p>
+    <w:p>
+      <w:pPr>
+        <w:pStyle w:val="CaptionedFigure"/>
+      </w:pPr>
+      <w:r>
+        <w:drawing>
+          <wp:inline>
+            <wp:extent cx="5334000" cy="2494005"/>
+            <wp:effectExtent b="0" l="0" r="0" t="0"/>
+            <wp:docPr descr="Діаграма компонентів" title="" id="50" name="Picture"/>
+            <a:graphic>
+              <a:graphicData uri="http://schemas.openxmlformats.org/drawingml/2006/picture">
+                <pic:pic>
+                  <pic:nvPicPr>
+                    <pic:cNvPr descr="../uml/img/09-component.svg" id="51" name="Picture"/>
+                    <pic:cNvPicPr>
+                      <a:picLocks noChangeArrowheads="1" noChangeAspect="1"/>
+                    </pic:cNvPicPr>
+                  </pic:nvPicPr>
+                  <pic:blipFill>
+                    <a:blip>
+                      <a:extLst>
+                        <a:ext uri="{28A0092B-C50C-407E-A947-70E740481C1C}">
+                          <a14:useLocalDpi xmlns:a14="http://schemas.microsoft.com/office/drawing/2010/main" val="0"/>
+                        </a:ext>
+                        <a:ext uri="{96DAC541-7B7A-43D3-8B79-37D633B846F1}">
+                          <asvg:svgBlip xmlns:asvg="http://schemas.microsoft.com/office/drawing/2016/SVG/main" r:embed="rId49"/>
                         </a:ext>
                       </a:extLst>
                     </a:blip>
@@ -2936,8 +6683,8 @@
         <w:t xml:space="preserve">«PrismaModule» — «SQL (Prisma)» до PostgreSQL.</w:t>
       </w:r>
     </w:p>
-    <w:bookmarkEnd w:id="19"/>
-    <w:bookmarkStart w:id="23" w:name="рис.-2.-діаграма-розгортання"/>
+    <w:bookmarkEnd w:id="52"/>
+    <w:bookmarkStart w:id="56" w:name="рис.-10.-діаграма-розгортання"/>
     <w:p>
       <w:pPr>
         <w:pStyle w:val="Heading2"/>
@@ -2947,7 +6694,7 @@
           <w:rStyle w:val="SectionNumber"/>
           <w:lang w:val="uk"/>
         </w:rPr>
-        <w:t xml:space="preserve">3.3</w:t>
+        <w:t xml:space="preserve">4.10</w:t>
       </w:r>
       <w:r>
         <w:tab/>
@@ -2956,7 +6703,7 @@
         <w:rPr>
           <w:lang w:val="uk"/>
         </w:rPr>
-        <w:t xml:space="preserve">Рис. 2. Діаграма розгортання</w:t>
+        <w:t xml:space="preserve">Рис. 10. Діаграма розгортання</w:t>
       </w:r>
     </w:p>
     <w:p>
@@ -2968,12 +6715,12 @@
           <wp:inline>
             <wp:extent cx="5334000" cy="3292078"/>
             <wp:effectExtent b="0" l="0" r="0" t="0"/>
-            <wp:docPr descr="Діаграма розгортання" title="" id="21" name="Picture"/>
+            <wp:docPr descr="Діаграма розгортання" title="" id="54" name="Picture"/>
             <a:graphic>
               <a:graphicData uri="http://schemas.openxmlformats.org/drawingml/2006/picture">
                 <pic:pic>
                   <pic:nvPicPr>
-                    <pic:cNvPr descr="../uml/img/10-deployment.svg" id="22" name="Picture"/>
+                    <pic:cNvPr descr="../uml/img/10-deployment.svg" id="55" name="Picture"/>
                     <pic:cNvPicPr>
                       <a:picLocks noChangeArrowheads="1" noChangeAspect="1"/>
                     </pic:cNvPicPr>
@@ -2985,7 +6732,7 @@
                           <a14:useLocalDpi xmlns:a14="http://schemas.microsoft.com/office/drawing/2010/main" val="0"/>
                         </a:ext>
                         <a:ext uri="{96DAC541-7B7A-43D3-8B79-37D633B846F1}">
-                          <asvg:svgBlip xmlns:asvg="http://schemas.microsoft.com/office/drawing/2016/SVG/main" r:embed="rId20"/>
+                          <asvg:svgBlip xmlns:asvg="http://schemas.microsoft.com/office/drawing/2016/SVG/main" r:embed="rId53"/>
                         </a:ext>
                       </a:extLst>
                     </a:blip>
@@ -3157,3742 +6904,6 @@
           <w:lang w:val="uk"/>
         </w:rPr>
         <w:t xml:space="preserve">api з postgres і MinIO замість Supabase Storage.</w:t>
-      </w:r>
-    </w:p>
-    <w:bookmarkEnd w:id="23"/>
-    <w:bookmarkEnd w:id="24"/>
-    <w:bookmarkStart w:id="57" w:name="деталізоване-проєктування"/>
-    <w:p>
-      <w:pPr>
-        <w:pStyle w:val="Heading1"/>
-      </w:pPr>
-      <w:r>
-        <w:rPr>
-          <w:rStyle w:val="SectionNumber"/>
-          <w:lang w:val="uk"/>
-        </w:rPr>
-        <w:t xml:space="preserve">4</w:t>
-      </w:r>
-      <w:r>
-        <w:tab/>
-      </w:r>
-      <w:r>
-        <w:rPr>
-          <w:lang w:val="uk"/>
-        </w:rPr>
-        <w:t xml:space="preserve">Деталізоване проєктування</w:t>
-      </w:r>
-    </w:p>
-    <w:bookmarkStart w:id="28" w:name="рис.-3.-діаграма-прецедентів"/>
-    <w:p>
-      <w:pPr>
-        <w:pStyle w:val="Heading2"/>
-      </w:pPr>
-      <w:r>
-        <w:rPr>
-          <w:rStyle w:val="SectionNumber"/>
-          <w:lang w:val="uk"/>
-        </w:rPr>
-        <w:t xml:space="preserve">4.1</w:t>
-      </w:r>
-      <w:r>
-        <w:tab/>
-      </w:r>
-      <w:r>
-        <w:rPr>
-          <w:lang w:val="uk"/>
-        </w:rPr>
-        <w:t xml:space="preserve">Рис. 3. Діаграма прецедентів</w:t>
-      </w:r>
-    </w:p>
-    <w:p>
-      <w:pPr>
-        <w:pStyle w:val="CaptionedFigure"/>
-      </w:pPr>
-      <w:r>
-        <w:drawing>
-          <wp:inline>
-            <wp:extent cx="5206711" cy="5399999"/>
-            <wp:effectExtent b="0" l="0" r="0" t="0"/>
-            <wp:docPr descr="Діаграма прецедентів" title="" id="26" name="Picture"/>
-            <a:graphic>
-              <a:graphicData uri="http://schemas.openxmlformats.org/drawingml/2006/picture">
-                <pic:pic>
-                  <pic:nvPicPr>
-                    <pic:cNvPr descr="../uml/img/01-use-case.svg" id="27" name="Picture"/>
-                    <pic:cNvPicPr>
-                      <a:picLocks noChangeArrowheads="1" noChangeAspect="1"/>
-                    </pic:cNvPicPr>
-                  </pic:nvPicPr>
-                  <pic:blipFill>
-                    <a:blip>
-                      <a:extLst>
-                        <a:ext uri="{28A0092B-C50C-407E-A947-70E740481C1C}">
-                          <a14:useLocalDpi xmlns:a14="http://schemas.microsoft.com/office/drawing/2010/main" val="0"/>
-                        </a:ext>
-                        <a:ext uri="{96DAC541-7B7A-43D3-8B79-37D633B846F1}">
-                          <asvg:svgBlip xmlns:asvg="http://schemas.microsoft.com/office/drawing/2016/SVG/main" r:embed="rId25"/>
-                        </a:ext>
-                      </a:extLst>
-                    </a:blip>
-                    <a:stretch>
-                      <a:fillRect/>
-                    </a:stretch>
-                  </pic:blipFill>
-                  <pic:spPr bwMode="auto">
-                    <a:xfrm>
-                      <a:off x="0" y="0"/>
-                      <a:ext cx="5206711" cy="5399999"/>
-                    </a:xfrm>
-                    <a:prstGeom prst="rect">
-                      <a:avLst/>
-                    </a:prstGeom>
-                    <a:noFill/>
-                    <a:ln w="9525">
-                      <a:noFill/>
-                      <a:headEnd/>
-                      <a:tailEnd/>
-                    </a:ln>
-                  </pic:spPr>
-                </pic:pic>
-              </a:graphicData>
-            </a:graphic>
-          </wp:inline>
-        </w:drawing>
-      </w:r>
-    </w:p>
-    <w:p>
-      <w:pPr>
-        <w:pStyle w:val="ImageCaption"/>
-      </w:pPr>
-      <w:r>
-        <w:rPr>
-          <w:lang w:val="uk"/>
-        </w:rPr>
-        <w:t xml:space="preserve">Діаграма прецедентів</w:t>
-      </w:r>
-    </w:p>
-    <w:p>
-      <w:pPr>
-        <w:pStyle w:val="BodyText"/>
-      </w:pPr>
-      <w:r>
-        <w:rPr>
-          <w:b/>
-          <w:bCs/>
-          <w:lang w:val="uk"/>
-        </w:rPr>
-        <w:t xml:space="preserve">Пояснення.</w:t>
-      </w:r>
-      <w:r>
-        <w:rPr>
-          <w:lang w:val="uk"/>
-        </w:rPr>
-        <w:t xml:space="preserve"> </w:t>
-      </w:r>
-      <w:r>
-        <w:rPr>
-          <w:lang w:val="uk"/>
-        </w:rPr>
-        <w:t xml:space="preserve">Прецеденти впорядковані каскадом: ліворуч «User», у центрі базові</w:t>
-      </w:r>
-      <w:r>
-        <w:rPr>
-          <w:lang w:val="uk"/>
-        </w:rPr>
-        <w:t xml:space="preserve"> </w:t>
-      </w:r>
-      <w:r>
-        <w:rPr>
-          <w:lang w:val="uk"/>
-        </w:rPr>
-        <w:t xml:space="preserve">прецеденти, праворуч їхні уточнення. Група access містить «Sign up», «Log in to the</w:t>
-      </w:r>
-      <w:r>
-        <w:rPr>
-          <w:lang w:val="uk"/>
-        </w:rPr>
-        <w:t xml:space="preserve"> </w:t>
-      </w:r>
-      <w:r>
-        <w:rPr>
-          <w:lang w:val="uk"/>
-        </w:rPr>
-        <w:t xml:space="preserve">system», «Work with the file storage» і «Log out from the system»; третій з них через</w:t>
-      </w:r>
-      <w:r>
-        <w:rPr>
-          <w:lang w:val="uk"/>
-        </w:rPr>
-        <w:t xml:space="preserve"> </w:t>
-      </w:r>
-      <w:r>
-        <w:rPr>
-          <w:lang w:val="uk"/>
-        </w:rPr>
-        <w:t xml:space="preserve">«include» охоплює вхід і «View the list of files and their attributes». Від перегляду</w:t>
-      </w:r>
-      <w:r>
-        <w:rPr>
-          <w:lang w:val="uk"/>
-        </w:rPr>
-        <w:t xml:space="preserve"> </w:t>
-      </w:r>
-      <w:r>
-        <w:rPr>
-          <w:lang w:val="uk"/>
-        </w:rPr>
-        <w:t xml:space="preserve">списку відходять розширення групи list: операції варіанта «Sort by name» і «Filter by</w:t>
-      </w:r>
-      <w:r>
-        <w:rPr>
-          <w:lang w:val="uk"/>
-        </w:rPr>
-        <w:t xml:space="preserve"> </w:t>
-      </w:r>
-      <w:r>
-        <w:rPr>
-          <w:lang w:val="uk"/>
-        </w:rPr>
-        <w:t xml:space="preserve">type» з листками «Only .cpp» та «Only .png», «Show / hide table columns» і «View the</w:t>
-      </w:r>
-      <w:r>
-        <w:rPr>
-          <w:lang w:val="uk"/>
-        </w:rPr>
-        <w:t xml:space="preserve"> </w:t>
-      </w:r>
-      <w:r>
-        <w:rPr>
-          <w:lang w:val="uk"/>
-        </w:rPr>
-        <w:t xml:space="preserve">file contents» з листками «.kt as text» та «.jpg as image». Група files охоплює</w:t>
-      </w:r>
-      <w:r>
-        <w:rPr>
-          <w:lang w:val="uk"/>
-        </w:rPr>
-        <w:t xml:space="preserve"> </w:t>
-      </w:r>
-      <w:r>
-        <w:rPr>
-          <w:lang w:val="uk"/>
-        </w:rPr>
-        <w:t xml:space="preserve">завантаження з листком «Drag-and-drop», нову версію, скачування і видалення, а група</w:t>
-      </w:r>
-      <w:r>
-        <w:rPr>
-          <w:lang w:val="uk"/>
-        </w:rPr>
-        <w:t xml:space="preserve"> </w:t>
-      </w:r>
-      <w:r>
-        <w:rPr>
-          <w:lang w:val="uk"/>
-        </w:rPr>
-        <w:t xml:space="preserve">sync — прив’язку папки та синхронізацію з розширенням «Resolve version conflicts».</w:t>
-      </w:r>
-    </w:p>
-    <w:bookmarkEnd w:id="28"/>
-    <w:bookmarkStart w:id="32" w:name="рис.-4.-діаграма-класів-доменна-модель"/>
-    <w:p>
-      <w:pPr>
-        <w:pStyle w:val="Heading2"/>
-      </w:pPr>
-      <w:r>
-        <w:rPr>
-          <w:rStyle w:val="SectionNumber"/>
-          <w:lang w:val="uk"/>
-        </w:rPr>
-        <w:t xml:space="preserve">4.2</w:t>
-      </w:r>
-      <w:r>
-        <w:tab/>
-      </w:r>
-      <w:r>
-        <w:rPr>
-          <w:lang w:val="uk"/>
-        </w:rPr>
-        <w:t xml:space="preserve">Рис. 4. Діаграма класів: доменна модель</w:t>
-      </w:r>
-    </w:p>
-    <w:p>
-      <w:pPr>
-        <w:pStyle w:val="CaptionedFigure"/>
-      </w:pPr>
-      <w:r>
-        <w:drawing>
-          <wp:inline>
-            <wp:extent cx="5334000" cy="2612053"/>
-            <wp:effectExtent b="0" l="0" r="0" t="0"/>
-            <wp:docPr descr="Діаграма класів: доменна модель" title="" id="30" name="Picture"/>
-            <a:graphic>
-              <a:graphicData uri="http://schemas.openxmlformats.org/drawingml/2006/picture">
-                <pic:pic>
-                  <pic:nvPicPr>
-                    <pic:cNvPr descr="../uml/img/02-class-domain.svg" id="31" name="Picture"/>
-                    <pic:cNvPicPr>
-                      <a:picLocks noChangeArrowheads="1" noChangeAspect="1"/>
-                    </pic:cNvPicPr>
-                  </pic:nvPicPr>
-                  <pic:blipFill>
-                    <a:blip>
-                      <a:extLst>
-                        <a:ext uri="{28A0092B-C50C-407E-A947-70E740481C1C}">
-                          <a14:useLocalDpi xmlns:a14="http://schemas.microsoft.com/office/drawing/2010/main" val="0"/>
-                        </a:ext>
-                        <a:ext uri="{96DAC541-7B7A-43D3-8B79-37D633B846F1}">
-                          <asvg:svgBlip xmlns:asvg="http://schemas.microsoft.com/office/drawing/2016/SVG/main" r:embed="rId29"/>
-                        </a:ext>
-                      </a:extLst>
-                    </a:blip>
-                    <a:stretch>
-                      <a:fillRect/>
-                    </a:stretch>
-                  </pic:blipFill>
-                  <pic:spPr bwMode="auto">
-                    <a:xfrm>
-                      <a:off x="0" y="0"/>
-                      <a:ext cx="5334000" cy="2612053"/>
-                    </a:xfrm>
-                    <a:prstGeom prst="rect">
-                      <a:avLst/>
-                    </a:prstGeom>
-                    <a:noFill/>
-                    <a:ln w="9525">
-                      <a:noFill/>
-                      <a:headEnd/>
-                      <a:tailEnd/>
-                    </a:ln>
-                  </pic:spPr>
-                </pic:pic>
-              </a:graphicData>
-            </a:graphic>
-          </wp:inline>
-        </w:drawing>
-      </w:r>
-    </w:p>
-    <w:p>
-      <w:pPr>
-        <w:pStyle w:val="ImageCaption"/>
-      </w:pPr>
-      <w:r>
-        <w:rPr>
-          <w:lang w:val="uk"/>
-        </w:rPr>
-        <w:t xml:space="preserve">Діаграма класів: доменна модель</w:t>
-      </w:r>
-    </w:p>
-    <w:p>
-      <w:pPr>
-        <w:pStyle w:val="BodyText"/>
-      </w:pPr>
-      <w:r>
-        <w:rPr>
-          <w:b/>
-          <w:bCs/>
-          <w:lang w:val="uk"/>
-        </w:rPr>
-        <w:t xml:space="preserve">Пояснення.</w:t>
-      </w:r>
-      <w:r>
-        <w:rPr>
-          <w:lang w:val="uk"/>
-        </w:rPr>
-        <w:t xml:space="preserve"> </w:t>
-      </w:r>
-      <w:r>
-        <w:rPr>
-          <w:lang w:val="uk"/>
-        </w:rPr>
-        <w:t xml:space="preserve">Модель має три групи класів. Облік і зберігання: «User» з</w:t>
-      </w:r>
-      <w:r>
-        <w:rPr>
-          <w:lang w:val="uk"/>
-        </w:rPr>
-        <w:t xml:space="preserve"> </w:t>
-      </w:r>
-      <w:r>
-        <w:rPr>
-          <w:rStyle w:val="VerbatimChar"/>
-          <w:lang w:val="uk"/>
-        </w:rPr>
-        <w:t xml:space="preserve">register</w:t>
-      </w:r>
-      <w:r>
-        <w:rPr>
-          <w:lang w:val="uk"/>
-        </w:rPr>
-        <w:t xml:space="preserve"> </w:t>
-      </w:r>
-      <w:r>
-        <w:rPr>
-          <w:lang w:val="uk"/>
-        </w:rPr>
-        <w:t xml:space="preserve">і</w:t>
-      </w:r>
-      <w:r>
-        <w:rPr>
-          <w:lang w:val="uk"/>
-        </w:rPr>
-        <w:t xml:space="preserve"> </w:t>
-      </w:r>
-      <w:r>
-        <w:rPr>
-          <w:rStyle w:val="VerbatimChar"/>
-          <w:lang w:val="uk"/>
-        </w:rPr>
-        <w:t xml:space="preserve">authenticate</w:t>
-      </w:r>
-      <w:r>
-        <w:rPr>
-          <w:lang w:val="uk"/>
-        </w:rPr>
-        <w:t xml:space="preserve">, «Session» з токеном, «Workspace» зі стереотипом «virtual drive»</w:t>
-      </w:r>
-      <w:r>
-        <w:rPr>
-          <w:lang w:val="uk"/>
-        </w:rPr>
-        <w:t xml:space="preserve"> </w:t>
-      </w:r>
-      <w:r>
-        <w:rPr>
-          <w:lang w:val="uk"/>
-        </w:rPr>
-        <w:t xml:space="preserve">(простір користувача), «FileEntry» — метадані файлу з</w:t>
-      </w:r>
-      <w:r>
-        <w:rPr>
-          <w:lang w:val="uk"/>
-        </w:rPr>
-        <w:t xml:space="preserve"> </w:t>
-      </w:r>
-      <w:r>
-        <w:rPr>
-          <w:rStyle w:val="VerbatimChar"/>
-          <w:lang w:val="uk"/>
-        </w:rPr>
-        <w:t xml:space="preserve">checksum</w:t>
-      </w:r>
-      <w:r>
-        <w:rPr>
-          <w:lang w:val="uk"/>
-        </w:rPr>
-        <w:t xml:space="preserve">, датами і</w:t>
-      </w:r>
-      <w:r>
-        <w:rPr>
-          <w:lang w:val="uk"/>
-        </w:rPr>
-        <w:t xml:space="preserve"> </w:t>
-      </w:r>
-      <w:r>
-        <w:rPr>
-          <w:lang w:val="uk"/>
-        </w:rPr>
-        <w:t xml:space="preserve">посиланнями</w:t>
-      </w:r>
-      <w:r>
-        <w:rPr>
-          <w:lang w:val="uk"/>
-        </w:rPr>
-        <w:t xml:space="preserve"> </w:t>
-      </w:r>
-      <w:r>
-        <w:rPr>
-          <w:rStyle w:val="VerbatimChar"/>
-          <w:lang w:val="uk"/>
-        </w:rPr>
-        <w:t xml:space="preserve">uploadedBy</w:t>
-      </w:r>
-      <w:r>
-        <w:rPr>
-          <w:lang w:val="uk"/>
-        </w:rPr>
-        <w:t xml:space="preserve"> </w:t>
-      </w:r>
-      <w:r>
-        <w:rPr>
-          <w:lang w:val="uk"/>
-        </w:rPr>
-        <w:t xml:space="preserve">та</w:t>
-      </w:r>
-      <w:r>
-        <w:rPr>
-          <w:lang w:val="uk"/>
-        </w:rPr>
-        <w:t xml:space="preserve"> </w:t>
-      </w:r>
-      <w:r>
-        <w:rPr>
-          <w:rStyle w:val="VerbatimChar"/>
-          <w:lang w:val="uk"/>
-        </w:rPr>
-        <w:t xml:space="preserve">editedBy</w:t>
-      </w:r>
-      <w:r>
-        <w:rPr>
-          <w:lang w:val="uk"/>
-        </w:rPr>
-        <w:t xml:space="preserve">, і «FileContent» — байти зі</w:t>
-      </w:r>
-      <w:r>
-        <w:rPr>
-          <w:lang w:val="uk"/>
-        </w:rPr>
-        <w:t xml:space="preserve"> </w:t>
-      </w:r>
-      <w:r>
-        <w:rPr>
-          <w:rStyle w:val="VerbatimChar"/>
-          <w:lang w:val="uk"/>
-        </w:rPr>
-        <w:t xml:space="preserve">storageKey</w:t>
-      </w:r>
-      <w:r>
-        <w:rPr>
-          <w:lang w:val="uk"/>
-        </w:rPr>
-        <w:t xml:space="preserve"> </w:t>
-      </w:r>
-      <w:r>
-        <w:rPr>
-          <w:lang w:val="uk"/>
-        </w:rPr>
-        <w:t xml:space="preserve">і</w:t>
-      </w:r>
-      <w:r>
-        <w:rPr>
-          <w:lang w:val="uk"/>
-        </w:rPr>
-        <w:t xml:space="preserve"> </w:t>
-      </w:r>
-      <w:r>
-        <w:rPr>
-          <w:rStyle w:val="VerbatimChar"/>
-          <w:lang w:val="uk"/>
-        </w:rPr>
-        <w:t xml:space="preserve">mimeType</w:t>
-      </w:r>
-      <w:r>
-        <w:rPr>
-          <w:lang w:val="uk"/>
-        </w:rPr>
-        <w:t xml:space="preserve">; композиція «Workspace» → «FileEntry» → «FileContent» означає, що частина не</w:t>
-      </w:r>
-      <w:r>
-        <w:rPr>
-          <w:lang w:val="uk"/>
-        </w:rPr>
-        <w:t xml:space="preserve"> </w:t>
-      </w:r>
-      <w:r>
-        <w:rPr>
-          <w:lang w:val="uk"/>
-        </w:rPr>
-        <w:t xml:space="preserve">існує без цілого. Перегляд: абстрактний «FilePreview» з</w:t>
-      </w:r>
-      <w:r>
-        <w:rPr>
-          <w:lang w:val="uk"/>
-        </w:rPr>
-        <w:t xml:space="preserve"> </w:t>
-      </w:r>
-      <w:r>
-        <w:rPr>
-          <w:rStyle w:val="VerbatimChar"/>
-          <w:lang w:val="uk"/>
-        </w:rPr>
-        <w:t xml:space="preserve">canRender(ext)</w:t>
-      </w:r>
-      <w:r>
-        <w:rPr>
-          <w:lang w:val="uk"/>
-        </w:rPr>
-        <w:t xml:space="preserve"> </w:t>
-      </w:r>
-      <w:r>
-        <w:rPr>
-          <w:lang w:val="uk"/>
-        </w:rPr>
-        <w:t xml:space="preserve">і</w:t>
-      </w:r>
-      <w:r>
-        <w:rPr>
-          <w:lang w:val="uk"/>
-        </w:rPr>
-        <w:t xml:space="preserve"> </w:t>
-      </w:r>
-      <w:r>
-        <w:rPr>
-          <w:rStyle w:val="VerbatimChar"/>
-          <w:lang w:val="uk"/>
-        </w:rPr>
-        <w:t xml:space="preserve">render(content)</w:t>
-      </w:r>
-      <w:r>
-        <w:rPr>
-          <w:lang w:val="uk"/>
-        </w:rPr>
-        <w:t xml:space="preserve"> </w:t>
-      </w:r>
-      <w:r>
-        <w:rPr>
-          <w:lang w:val="uk"/>
-        </w:rPr>
-        <w:t xml:space="preserve">та спадкоємці «TextPreview» і «ImagePreview». Синхронізація:</w:t>
-      </w:r>
-      <w:r>
-        <w:rPr>
-          <w:lang w:val="uk"/>
-        </w:rPr>
-        <w:t xml:space="preserve"> </w:t>
-      </w:r>
-      <w:r>
-        <w:rPr>
-          <w:lang w:val="uk"/>
-        </w:rPr>
-        <w:t xml:space="preserve">«LocalFolder» і «LocalFile», «SyncEngine» зі списком «SyncItem» і звітом «SyncReport»,</w:t>
-      </w:r>
-      <w:r>
-        <w:rPr>
-          <w:lang w:val="uk"/>
-        </w:rPr>
-        <w:t xml:space="preserve"> </w:t>
-      </w:r>
-      <w:r>
-        <w:rPr>
-          <w:lang w:val="uk"/>
-        </w:rPr>
-        <w:t xml:space="preserve">а також «SyncSnapshot» із записами «SnapshotEntry» — знімок стану після останньої</w:t>
-      </w:r>
-      <w:r>
-        <w:rPr>
-          <w:lang w:val="uk"/>
-        </w:rPr>
-        <w:t xml:space="preserve"> </w:t>
-      </w:r>
-      <w:r>
-        <w:rPr>
-          <w:lang w:val="uk"/>
-        </w:rPr>
-        <w:t xml:space="preserve">синхронізації, який відрізняє</w:t>
-      </w:r>
-      <w:r>
-        <w:rPr>
-          <w:lang w:val="uk"/>
-        </w:rPr>
-        <w:t xml:space="preserve"> </w:t>
-      </w:r>
-      <w:r>
-        <w:rPr>
-          <w:rStyle w:val="VerbatimChar"/>
-          <w:lang w:val="uk"/>
-        </w:rPr>
-        <w:t xml:space="preserve">CONFLICT</w:t>
-      </w:r>
-      <w:r>
-        <w:rPr>
-          <w:lang w:val="uk"/>
-        </w:rPr>
-        <w:t xml:space="preserve"> </w:t>
-      </w:r>
-      <w:r>
-        <w:rPr>
-          <w:lang w:val="uk"/>
-        </w:rPr>
-        <w:t xml:space="preserve">від</w:t>
-      </w:r>
-      <w:r>
-        <w:rPr>
-          <w:lang w:val="uk"/>
-        </w:rPr>
-        <w:t xml:space="preserve"> </w:t>
-      </w:r>
-      <w:r>
-        <w:rPr>
-          <w:rStyle w:val="VerbatimChar"/>
-          <w:lang w:val="uk"/>
-        </w:rPr>
-        <w:t xml:space="preserve">LOCAL_NEWER</w:t>
-      </w:r>
-      <w:r>
-        <w:rPr>
-          <w:lang w:val="uk"/>
-        </w:rPr>
-        <w:t xml:space="preserve"> </w:t>
-      </w:r>
-      <w:r>
-        <w:rPr>
-          <w:lang w:val="uk"/>
-        </w:rPr>
-        <w:t xml:space="preserve">чи</w:t>
-      </w:r>
-      <w:r>
-        <w:rPr>
-          <w:lang w:val="uk"/>
-        </w:rPr>
-        <w:t xml:space="preserve"> </w:t>
-      </w:r>
-      <w:r>
-        <w:rPr>
-          <w:rStyle w:val="VerbatimChar"/>
-          <w:lang w:val="uk"/>
-        </w:rPr>
-        <w:t xml:space="preserve">REMOTE_NEWER</w:t>
-      </w:r>
-      <w:r>
-        <w:rPr>
-          <w:lang w:val="uk"/>
-        </w:rPr>
-        <w:t xml:space="preserve">.</w:t>
-      </w:r>
-      <w:r>
-        <w:rPr>
-          <w:lang w:val="uk"/>
-        </w:rPr>
-        <w:t xml:space="preserve"> </w:t>
-      </w:r>
-      <w:r>
-        <w:rPr>
-          <w:lang w:val="uk"/>
-        </w:rPr>
-        <w:t xml:space="preserve">Переліки винесено в окремі блоки «enumeration».</w:t>
-      </w:r>
-    </w:p>
-    <w:bookmarkEnd w:id="32"/>
-    <w:bookmarkStart w:id="36" w:name="Xb53546b64c0442ee790c7c9c603a2638f6e3131"/>
-    <w:p>
-      <w:pPr>
-        <w:pStyle w:val="Heading2"/>
-      </w:pPr>
-      <w:r>
-        <w:rPr>
-          <w:rStyle w:val="SectionNumber"/>
-          <w:lang w:val="uk"/>
-        </w:rPr>
-        <w:t xml:space="preserve">4.3</w:t>
-      </w:r>
-      <w:r>
-        <w:tab/>
-      </w:r>
-      <w:r>
-        <w:rPr>
-          <w:lang w:val="uk"/>
-        </w:rPr>
-        <w:t xml:space="preserve">Рис. 5. Діаграма класів VOPC: сортування і фільтр</w:t>
-      </w:r>
-    </w:p>
-    <w:p>
-      <w:pPr>
-        <w:pStyle w:val="CaptionedFigure"/>
-      </w:pPr>
-      <w:r>
-        <w:drawing>
-          <wp:inline>
-            <wp:extent cx="5334000" cy="1526287"/>
-            <wp:effectExtent b="0" l="0" r="0" t="0"/>
-            <wp:docPr descr="Діаграма класів VOPC: сортування і фільтр" title="" id="34" name="Picture"/>
-            <a:graphic>
-              <a:graphicData uri="http://schemas.openxmlformats.org/drawingml/2006/picture">
-                <pic:pic>
-                  <pic:nvPicPr>
-                    <pic:cNvPr descr="../uml/img/03-class-vopc-sort-filter.svg" id="35" name="Picture"/>
-                    <pic:cNvPicPr>
-                      <a:picLocks noChangeArrowheads="1" noChangeAspect="1"/>
-                    </pic:cNvPicPr>
-                  </pic:nvPicPr>
-                  <pic:blipFill>
-                    <a:blip>
-                      <a:extLst>
-                        <a:ext uri="{28A0092B-C50C-407E-A947-70E740481C1C}">
-                          <a14:useLocalDpi xmlns:a14="http://schemas.microsoft.com/office/drawing/2010/main" val="0"/>
-                        </a:ext>
-                        <a:ext uri="{96DAC541-7B7A-43D3-8B79-37D633B846F1}">
-                          <asvg:svgBlip xmlns:asvg="http://schemas.microsoft.com/office/drawing/2016/SVG/main" r:embed="rId33"/>
-                        </a:ext>
-                      </a:extLst>
-                    </a:blip>
-                    <a:stretch>
-                      <a:fillRect/>
-                    </a:stretch>
-                  </pic:blipFill>
-                  <pic:spPr bwMode="auto">
-                    <a:xfrm>
-                      <a:off x="0" y="0"/>
-                      <a:ext cx="5334000" cy="1526287"/>
-                    </a:xfrm>
-                    <a:prstGeom prst="rect">
-                      <a:avLst/>
-                    </a:prstGeom>
-                    <a:noFill/>
-                    <a:ln w="9525">
-                      <a:noFill/>
-                      <a:headEnd/>
-                      <a:tailEnd/>
-                    </a:ln>
-                  </pic:spPr>
-                </pic:pic>
-              </a:graphicData>
-            </a:graphic>
-          </wp:inline>
-        </w:drawing>
-      </w:r>
-    </w:p>
-    <w:p>
-      <w:pPr>
-        <w:pStyle w:val="ImageCaption"/>
-      </w:pPr>
-      <w:r>
-        <w:rPr>
-          <w:lang w:val="uk"/>
-        </w:rPr>
-        <w:t xml:space="preserve">Діаграма класів VOPC: сортування і фільтр</w:t>
-      </w:r>
-    </w:p>
-    <w:p>
-      <w:pPr>
-        <w:pStyle w:val="BodyText"/>
-      </w:pPr>
-      <w:r>
-        <w:rPr>
-          <w:b/>
-          <w:bCs/>
-          <w:lang w:val="uk"/>
-        </w:rPr>
-        <w:t xml:space="preserve">Пояснення.</w:t>
-      </w:r>
-      <w:r>
-        <w:rPr>
-          <w:lang w:val="uk"/>
-        </w:rPr>
-        <w:t xml:space="preserve"> </w:t>
-      </w:r>
-      <w:r>
-        <w:rPr>
-          <w:lang w:val="uk"/>
-        </w:rPr>
-        <w:t xml:space="preserve">Діаграма містить лише класи прецедентів «Sort by name» і «Filter by</w:t>
-      </w:r>
-      <w:r>
-        <w:rPr>
-          <w:lang w:val="uk"/>
-        </w:rPr>
-        <w:t xml:space="preserve"> </w:t>
-      </w:r>
-      <w:r>
-        <w:rPr>
-          <w:lang w:val="uk"/>
-        </w:rPr>
-        <w:t xml:space="preserve">type», розділені за стереотипами. Межові класи «boundary» — «SortHeaderControl» з</w:t>
-      </w:r>
-      <w:r>
-        <w:rPr>
-          <w:lang w:val="uk"/>
-        </w:rPr>
-        <w:t xml:space="preserve"> </w:t>
-      </w:r>
-      <w:r>
-        <w:rPr>
-          <w:rStyle w:val="VerbatimChar"/>
-          <w:lang w:val="uk"/>
-        </w:rPr>
-        <w:t xml:space="preserve">toggleDirection()</w:t>
-      </w:r>
-      <w:r>
-        <w:rPr>
-          <w:lang w:val="uk"/>
-        </w:rPr>
-        <w:t xml:space="preserve">, «TypeFilterControl» з</w:t>
-      </w:r>
-      <w:r>
-        <w:rPr>
-          <w:lang w:val="uk"/>
-        </w:rPr>
-        <w:t xml:space="preserve"> </w:t>
-      </w:r>
-      <w:r>
-        <w:rPr>
-          <w:rStyle w:val="VerbatimChar"/>
-          <w:lang w:val="uk"/>
-        </w:rPr>
-        <w:t xml:space="preserve">onFilterSelect(f)</w:t>
-      </w:r>
-      <w:r>
-        <w:rPr>
-          <w:lang w:val="uk"/>
-        </w:rPr>
-        <w:t xml:space="preserve"> </w:t>
-      </w:r>
-      <w:r>
-        <w:rPr>
-          <w:lang w:val="uk"/>
-        </w:rPr>
-        <w:t xml:space="preserve">і «FileTableView» з</w:t>
-      </w:r>
-      <w:r>
-        <w:rPr>
-          <w:lang w:val="uk"/>
-        </w:rPr>
-        <w:t xml:space="preserve"> </w:t>
-      </w:r>
-      <w:r>
-        <w:rPr>
-          <w:rStyle w:val="VerbatimChar"/>
-          <w:lang w:val="uk"/>
-        </w:rPr>
-        <w:t xml:space="preserve">render(files)</w:t>
-      </w:r>
-      <w:r>
-        <w:rPr>
-          <w:lang w:val="uk"/>
-        </w:rPr>
-        <w:t xml:space="preserve"> </w:t>
-      </w:r>
-      <w:r>
-        <w:rPr>
-          <w:lang w:val="uk"/>
-        </w:rPr>
-        <w:t xml:space="preserve">— безпосередньо взаємодіють з «User». Керувальний «FileListController»</w:t>
-      </w:r>
-      <w:r>
-        <w:rPr>
-          <w:lang w:val="uk"/>
-        </w:rPr>
-        <w:t xml:space="preserve"> </w:t>
-      </w:r>
-      <w:r>
-        <w:rPr>
-          <w:lang w:val="uk"/>
-        </w:rPr>
-        <w:t xml:space="preserve">тримає</w:t>
-      </w:r>
-      <w:r>
-        <w:rPr>
-          <w:lang w:val="uk"/>
-        </w:rPr>
-        <w:t xml:space="preserve"> </w:t>
-      </w:r>
-      <w:r>
-        <w:rPr>
-          <w:rStyle w:val="VerbatimChar"/>
-          <w:lang w:val="uk"/>
-        </w:rPr>
-        <w:t xml:space="preserve">files</w:t>
-      </w:r>
-      <w:r>
-        <w:rPr>
-          <w:lang w:val="uk"/>
-        </w:rPr>
-        <w:t xml:space="preserve">,</w:t>
-      </w:r>
-      <w:r>
-        <w:rPr>
-          <w:lang w:val="uk"/>
-        </w:rPr>
-        <w:t xml:space="preserve"> </w:t>
-      </w:r>
-      <w:r>
-        <w:rPr>
-          <w:rStyle w:val="VerbatimChar"/>
-          <w:lang w:val="uk"/>
-        </w:rPr>
-        <w:t xml:space="preserve">direction = ASCENDING</w:t>
-      </w:r>
-      <w:r>
-        <w:rPr>
-          <w:lang w:val="uk"/>
-        </w:rPr>
-        <w:t xml:space="preserve"> </w:t>
-      </w:r>
-      <w:r>
-        <w:rPr>
-          <w:lang w:val="uk"/>
-        </w:rPr>
-        <w:t xml:space="preserve">і</w:t>
-      </w:r>
-      <w:r>
-        <w:rPr>
-          <w:lang w:val="uk"/>
-        </w:rPr>
-        <w:t xml:space="preserve"> </w:t>
-      </w:r>
-      <w:r>
-        <w:rPr>
-          <w:rStyle w:val="VerbatimChar"/>
-          <w:lang w:val="uk"/>
-        </w:rPr>
-        <w:t xml:space="preserve">filter = ALL_FILES</w:t>
-      </w:r>
-      <w:r>
-        <w:rPr>
-          <w:lang w:val="uk"/>
-        </w:rPr>
-        <w:t xml:space="preserve"> </w:t>
-      </w:r>
-      <w:r>
-        <w:rPr>
-          <w:lang w:val="uk"/>
-        </w:rPr>
-        <w:t xml:space="preserve">та надає</w:t>
-      </w:r>
-      <w:r>
-        <w:rPr>
-          <w:lang w:val="uk"/>
-        </w:rPr>
-        <w:t xml:space="preserve"> </w:t>
-      </w:r>
-      <w:r>
-        <w:rPr>
-          <w:rStyle w:val="VerbatimChar"/>
-          <w:lang w:val="uk"/>
-        </w:rPr>
-        <w:t xml:space="preserve">loadFiles()</w:t>
-      </w:r>
-      <w:r>
-        <w:rPr>
-          <w:lang w:val="uk"/>
-        </w:rPr>
-        <w:t xml:space="preserve">,</w:t>
-      </w:r>
-      <w:r>
-        <w:rPr>
-          <w:lang w:val="uk"/>
-        </w:rPr>
-        <w:t xml:space="preserve"> </w:t>
-      </w:r>
-      <w:r>
-        <w:rPr>
-          <w:rStyle w:val="VerbatimChar"/>
-          <w:lang w:val="uk"/>
-        </w:rPr>
-        <w:t xml:space="preserve">setDirection(d)</w:t>
-      </w:r>
-      <w:r>
-        <w:rPr>
-          <w:lang w:val="uk"/>
-        </w:rPr>
-        <w:t xml:space="preserve">,</w:t>
-      </w:r>
-      <w:r>
-        <w:rPr>
-          <w:lang w:val="uk"/>
-        </w:rPr>
-        <w:t xml:space="preserve"> </w:t>
-      </w:r>
-      <w:r>
-        <w:rPr>
-          <w:rStyle w:val="VerbatimChar"/>
-          <w:lang w:val="uk"/>
-        </w:rPr>
-        <w:t xml:space="preserve">setFilter(f)</w:t>
-      </w:r>
-      <w:r>
-        <w:rPr>
-          <w:lang w:val="uk"/>
-        </w:rPr>
-        <w:t xml:space="preserve"> </w:t>
-      </w:r>
-      <w:r>
-        <w:rPr>
-          <w:lang w:val="uk"/>
-        </w:rPr>
-        <w:t xml:space="preserve">і</w:t>
-      </w:r>
-      <w:r>
-        <w:rPr>
-          <w:lang w:val="uk"/>
-        </w:rPr>
-        <w:t xml:space="preserve"> </w:t>
-      </w:r>
-      <w:r>
-        <w:rPr>
-          <w:rStyle w:val="VerbatimChar"/>
-          <w:lang w:val="uk"/>
-        </w:rPr>
-        <w:t xml:space="preserve">getVisibleFiles()</w:t>
-      </w:r>
-      <w:r>
-        <w:rPr>
-          <w:lang w:val="uk"/>
-        </w:rPr>
-        <w:t xml:space="preserve">, а «FileApiClient» читає список</w:t>
-      </w:r>
-      <w:r>
-        <w:rPr>
-          <w:lang w:val="uk"/>
-        </w:rPr>
-        <w:t xml:space="preserve"> </w:t>
-      </w:r>
-      <w:r>
-        <w:rPr>
-          <w:lang w:val="uk"/>
-        </w:rPr>
-        <w:t xml:space="preserve">викликом</w:t>
-      </w:r>
-      <w:r>
-        <w:rPr>
-          <w:lang w:val="uk"/>
-        </w:rPr>
-        <w:t xml:space="preserve"> </w:t>
-      </w:r>
-      <w:r>
-        <w:rPr>
-          <w:rStyle w:val="VerbatimChar"/>
-          <w:lang w:val="uk"/>
-        </w:rPr>
-        <w:t xml:space="preserve">listFiles()</w:t>
-      </w:r>
-      <w:r>
-        <w:rPr>
-          <w:lang w:val="uk"/>
-        </w:rPr>
-        <w:t xml:space="preserve">. Службовий «FileListOperations» містить чисті функції</w:t>
-      </w:r>
-      <w:r>
-        <w:rPr>
-          <w:lang w:val="uk"/>
-        </w:rPr>
-        <w:t xml:space="preserve"> </w:t>
-      </w:r>
-      <w:r>
-        <w:rPr>
-          <w:rStyle w:val="VerbatimChar"/>
-          <w:lang w:val="uk"/>
-        </w:rPr>
-        <w:t xml:space="preserve">sortByName</w:t>
-      </w:r>
-      <w:r>
-        <w:rPr>
-          <w:lang w:val="uk"/>
-        </w:rPr>
-        <w:t xml:space="preserve"> </w:t>
-      </w:r>
-      <w:r>
-        <w:rPr>
-          <w:lang w:val="uk"/>
-        </w:rPr>
-        <w:t xml:space="preserve">і</w:t>
-      </w:r>
-      <w:r>
-        <w:rPr>
-          <w:lang w:val="uk"/>
-        </w:rPr>
-        <w:t xml:space="preserve"> </w:t>
-      </w:r>
-      <w:r>
-        <w:rPr>
-          <w:rStyle w:val="VerbatimChar"/>
-          <w:lang w:val="uk"/>
-        </w:rPr>
-        <w:t xml:space="preserve">filterByType</w:t>
-      </w:r>
-      <w:r>
-        <w:rPr>
-          <w:lang w:val="uk"/>
-        </w:rPr>
-        <w:t xml:space="preserve">, на які пишуться unit-тести етапу 2; сутності</w:t>
-      </w:r>
-      <w:r>
-        <w:rPr>
-          <w:lang w:val="uk"/>
-        </w:rPr>
-        <w:t xml:space="preserve"> </w:t>
-      </w:r>
-      <w:r>
-        <w:rPr>
-          <w:lang w:val="uk"/>
-        </w:rPr>
-        <w:t xml:space="preserve">«Workspace», «FileEntry» і переліки взято з доменної моделі. Примітка фіксує інваріант</w:t>
-      </w:r>
-      <w:r>
-        <w:rPr>
-          <w:lang w:val="uk"/>
-        </w:rPr>
-        <w:t xml:space="preserve"> </w:t>
-      </w:r>
-      <w:r>
-        <w:rPr>
-          <w:rStyle w:val="VerbatimChar"/>
-          <w:lang w:val="uk"/>
-        </w:rPr>
-        <w:t xml:space="preserve">getVisibleFiles() = filterByType(sortByName(files, direction), filter)</w:t>
-      </w:r>
-      <w:r>
-        <w:rPr>
-          <w:lang w:val="uk"/>
-        </w:rPr>
-        <w:t xml:space="preserve">: фільтр</w:t>
-      </w:r>
-      <w:r>
-        <w:rPr>
-          <w:lang w:val="uk"/>
-        </w:rPr>
-        <w:t xml:space="preserve"> </w:t>
-      </w:r>
-      <w:r>
-        <w:rPr>
-          <w:lang w:val="uk"/>
-        </w:rPr>
-        <w:t xml:space="preserve">застосовується до вже відсортованого списку, тож порядок не губиться.</w:t>
-      </w:r>
-    </w:p>
-    <w:bookmarkEnd w:id="36"/>
-    <w:bookmarkStart w:id="40" w:name="Xa951593d46025e98b4009bb8341b7740cd8fcbc"/>
-    <w:p>
-      <w:pPr>
-        <w:pStyle w:val="Heading2"/>
-      </w:pPr>
-      <w:r>
-        <w:rPr>
-          <w:rStyle w:val="SectionNumber"/>
-          <w:lang w:val="uk"/>
-        </w:rPr>
-        <w:t xml:space="preserve">4.4</w:t>
-      </w:r>
-      <w:r>
-        <w:tab/>
-      </w:r>
-      <w:r>
-        <w:rPr>
-          <w:lang w:val="uk"/>
-        </w:rPr>
-        <w:t xml:space="preserve">Рис. 6. Діаграма активності: синхронізація</w:t>
-      </w:r>
-    </w:p>
-    <w:p>
-      <w:pPr>
-        <w:pStyle w:val="CaptionedFigure"/>
-      </w:pPr>
-      <w:r>
-        <w:drawing>
-          <wp:inline>
-            <wp:extent cx="2119999" cy="6119999"/>
-            <wp:effectExtent b="0" l="0" r="0" t="0"/>
-            <wp:docPr descr="Діаграма активності: синхронізація" title="" id="38" name="Picture"/>
-            <a:graphic>
-              <a:graphicData uri="http://schemas.openxmlformats.org/drawingml/2006/picture">
-                <pic:pic>
-                  <pic:nvPicPr>
-                    <pic:cNvPr descr="../uml/img/04-activity-sync.svg" id="39" name="Picture"/>
-                    <pic:cNvPicPr>
-                      <a:picLocks noChangeArrowheads="1" noChangeAspect="1"/>
-                    </pic:cNvPicPr>
-                  </pic:nvPicPr>
-                  <pic:blipFill>
-                    <a:blip>
-                      <a:extLst>
-                        <a:ext uri="{28A0092B-C50C-407E-A947-70E740481C1C}">
-                          <a14:useLocalDpi xmlns:a14="http://schemas.microsoft.com/office/drawing/2010/main" val="0"/>
-                        </a:ext>
-                        <a:ext uri="{96DAC541-7B7A-43D3-8B79-37D633B846F1}">
-                          <asvg:svgBlip xmlns:asvg="http://schemas.microsoft.com/office/drawing/2016/SVG/main" r:embed="rId37"/>
-                        </a:ext>
-                      </a:extLst>
-                    </a:blip>
-                    <a:stretch>
-                      <a:fillRect/>
-                    </a:stretch>
-                  </pic:blipFill>
-                  <pic:spPr bwMode="auto">
-                    <a:xfrm>
-                      <a:off x="0" y="0"/>
-                      <a:ext cx="2119999" cy="6119999"/>
-                    </a:xfrm>
-                    <a:prstGeom prst="rect">
-                      <a:avLst/>
-                    </a:prstGeom>
-                    <a:noFill/>
-                    <a:ln w="9525">
-                      <a:noFill/>
-                      <a:headEnd/>
-                      <a:tailEnd/>
-                    </a:ln>
-                  </pic:spPr>
-                </pic:pic>
-              </a:graphicData>
-            </a:graphic>
-          </wp:inline>
-        </w:drawing>
-      </w:r>
-    </w:p>
-    <w:p>
-      <w:pPr>
-        <w:pStyle w:val="ImageCaption"/>
-      </w:pPr>
-      <w:r>
-        <w:rPr>
-          <w:lang w:val="uk"/>
-        </w:rPr>
-        <w:t xml:space="preserve">Діаграма активності: синхронізація</w:t>
-      </w:r>
-    </w:p>
-    <w:p>
-      <w:pPr>
-        <w:pStyle w:val="BodyText"/>
-      </w:pPr>
-      <w:r>
-        <w:rPr>
-          <w:b/>
-          <w:bCs/>
-          <w:lang w:val="uk"/>
-        </w:rPr>
-        <w:t xml:space="preserve">Пояснення.</w:t>
-      </w:r>
-      <w:r>
-        <w:rPr>
-          <w:lang w:val="uk"/>
-        </w:rPr>
-        <w:t xml:space="preserve"> </w:t>
-      </w:r>
-      <w:r>
-        <w:rPr>
-          <w:lang w:val="uk"/>
-        </w:rPr>
-        <w:t xml:space="preserve">Діаграма має три доріжки: «User», «Client (SyncEngine)» і «Server</w:t>
-      </w:r>
-      <w:r>
-        <w:rPr>
-          <w:lang w:val="uk"/>
-        </w:rPr>
-        <w:t xml:space="preserve"> </w:t>
-      </w:r>
-      <w:r>
-        <w:rPr>
-          <w:lang w:val="uk"/>
-        </w:rPr>
-        <w:t xml:space="preserve">(REST API)». Після натискання «Synchronize» вузол рішення [folder bound?] за потреби</w:t>
-      </w:r>
-      <w:r>
-        <w:rPr>
-          <w:lang w:val="uk"/>
-        </w:rPr>
-        <w:t xml:space="preserve"> </w:t>
-      </w:r>
-      <w:r>
-        <w:rPr>
-          <w:lang w:val="uk"/>
-        </w:rPr>
-        <w:t xml:space="preserve">пропонує обрати й прив’язати папку, далі завантажується «SyncSnapshot». Вузол</w:t>
-      </w:r>
-      <w:r>
-        <w:rPr>
-          <w:lang w:val="uk"/>
-        </w:rPr>
-        <w:t xml:space="preserve"> </w:t>
-      </w:r>
-      <w:r>
-        <w:rPr>
-          <w:lang w:val="uk"/>
-        </w:rPr>
-        <w:t xml:space="preserve">розділення (fork) паралельно запускає сканування локальної папки і</w:t>
-      </w:r>
-      <w:r>
-        <w:rPr>
-          <w:lang w:val="uk"/>
-        </w:rPr>
-        <w:t xml:space="preserve"> </w:t>
-      </w:r>
-      <w:r>
-        <w:rPr>
-          <w:rStyle w:val="VerbatimChar"/>
-          <w:lang w:val="uk"/>
-        </w:rPr>
-        <w:t xml:space="preserve">GET /api/workspace/files</w:t>
-      </w:r>
-      <w:r>
-        <w:rPr>
-          <w:lang w:val="uk"/>
-        </w:rPr>
-        <w:t xml:space="preserve">, вузол з’єднання (join) чекає обидві дії, після чого</w:t>
-      </w:r>
-      <w:r>
-        <w:rPr>
-          <w:lang w:val="uk"/>
-        </w:rPr>
-        <w:t xml:space="preserve"> </w:t>
-      </w:r>
-      <w:r>
-        <w:rPr>
-          <w:rStyle w:val="VerbatimChar"/>
-          <w:lang w:val="uk"/>
-        </w:rPr>
-        <w:t xml:space="preserve">computeStatus(local, remote, snapshot)</w:t>
-      </w:r>
-      <w:r>
-        <w:rPr>
-          <w:lang w:val="uk"/>
-        </w:rPr>
-        <w:t xml:space="preserve"> </w:t>
-      </w:r>
-      <w:r>
-        <w:rPr>
-          <w:lang w:val="uk"/>
-        </w:rPr>
-        <w:t xml:space="preserve">будує список «SyncItem». Конфлікти користувач</w:t>
-      </w:r>
-      <w:r>
-        <w:rPr>
-          <w:lang w:val="uk"/>
-        </w:rPr>
-        <w:t xml:space="preserve"> </w:t>
-      </w:r>
-      <w:r>
-        <w:rPr>
-          <w:lang w:val="uk"/>
-        </w:rPr>
-        <w:t xml:space="preserve">розв’язує в «ConflictDialog». Цикл обходить план:</w:t>
-      </w:r>
-      <w:r>
-        <w:rPr>
-          <w:lang w:val="uk"/>
-        </w:rPr>
-        <w:t xml:space="preserve"> </w:t>
-      </w:r>
-      <w:r>
-        <w:rPr>
-          <w:rStyle w:val="VerbatimChar"/>
-          <w:lang w:val="uk"/>
-        </w:rPr>
-        <w:t xml:space="preserve">IN_SYNC</w:t>
-      </w:r>
-      <w:r>
-        <w:rPr>
-          <w:lang w:val="uk"/>
-        </w:rPr>
-        <w:t xml:space="preserve"> </w:t>
-      </w:r>
-      <w:r>
-        <w:rPr>
-          <w:lang w:val="uk"/>
-        </w:rPr>
-        <w:t xml:space="preserve">пропускається,</w:t>
-      </w:r>
-      <w:r>
-        <w:rPr>
-          <w:lang w:val="uk"/>
-        </w:rPr>
-        <w:t xml:space="preserve"> </w:t>
-      </w:r>
-      <w:r>
-        <w:rPr>
-          <w:rStyle w:val="VerbatimChar"/>
-          <w:lang w:val="uk"/>
-        </w:rPr>
-        <w:t xml:space="preserve">LOCAL_ONLY</w:t>
-      </w:r>
-      <w:r>
-        <w:rPr>
-          <w:lang w:val="uk"/>
-        </w:rPr>
-        <w:t xml:space="preserve">,</w:t>
-      </w:r>
-      <w:r>
-        <w:rPr>
-          <w:lang w:val="uk"/>
-        </w:rPr>
-        <w:t xml:space="preserve"> </w:t>
-      </w:r>
-      <w:r>
-        <w:rPr>
-          <w:rStyle w:val="VerbatimChar"/>
-          <w:lang w:val="uk"/>
-        </w:rPr>
-        <w:t xml:space="preserve">LOCAL_NEWER</w:t>
-      </w:r>
-      <w:r>
-        <w:rPr>
-          <w:lang w:val="uk"/>
-        </w:rPr>
-        <w:t xml:space="preserve"> </w:t>
-      </w:r>
-      <w:r>
-        <w:rPr>
-          <w:lang w:val="uk"/>
-        </w:rPr>
-        <w:t xml:space="preserve">і</w:t>
-      </w:r>
-      <w:r>
-        <w:rPr>
-          <w:lang w:val="uk"/>
-        </w:rPr>
-        <w:t xml:space="preserve"> </w:t>
-      </w:r>
-      <w:r>
-        <w:rPr>
-          <w:rStyle w:val="VerbatimChar"/>
-          <w:lang w:val="uk"/>
-        </w:rPr>
-        <w:t xml:space="preserve">CONFLICT / LOCAL</w:t>
-      </w:r>
-      <w:r>
-        <w:rPr>
-          <w:lang w:val="uk"/>
-        </w:rPr>
-        <w:t xml:space="preserve"> </w:t>
-      </w:r>
-      <w:r>
-        <w:rPr>
-          <w:lang w:val="uk"/>
-        </w:rPr>
-        <w:t xml:space="preserve">вивантажуються,</w:t>
-      </w:r>
-      <w:r>
-        <w:rPr>
-          <w:lang w:val="uk"/>
-        </w:rPr>
-        <w:t xml:space="preserve"> </w:t>
-      </w:r>
-      <w:r>
-        <w:rPr>
-          <w:rStyle w:val="VerbatimChar"/>
-          <w:lang w:val="uk"/>
-        </w:rPr>
-        <w:t xml:space="preserve">REMOTE_ONLY</w:t>
-      </w:r>
-      <w:r>
-        <w:rPr>
-          <w:lang w:val="uk"/>
-        </w:rPr>
-        <w:t xml:space="preserve">,</w:t>
-      </w:r>
-      <w:r>
-        <w:rPr>
-          <w:lang w:val="uk"/>
-        </w:rPr>
-        <w:t xml:space="preserve"> </w:t>
-      </w:r>
-      <w:r>
-        <w:rPr>
-          <w:rStyle w:val="VerbatimChar"/>
-          <w:lang w:val="uk"/>
-        </w:rPr>
-        <w:t xml:space="preserve">REMOTE_NEWER</w:t>
-      </w:r>
-      <w:r>
-        <w:rPr>
-          <w:lang w:val="uk"/>
-        </w:rPr>
-        <w:t xml:space="preserve"> </w:t>
-      </w:r>
-      <w:r>
-        <w:rPr>
-          <w:lang w:val="uk"/>
-        </w:rPr>
-        <w:t xml:space="preserve">і</w:t>
-      </w:r>
-      <w:r>
-        <w:rPr>
-          <w:lang w:val="uk"/>
-        </w:rPr>
-        <w:t xml:space="preserve"> </w:t>
-      </w:r>
-      <w:r>
-        <w:rPr>
-          <w:rStyle w:val="VerbatimChar"/>
-          <w:lang w:val="uk"/>
-        </w:rPr>
-        <w:t xml:space="preserve">CONFLICT / REMOTE</w:t>
-      </w:r>
-      <w:r>
-        <w:rPr>
-          <w:lang w:val="uk"/>
-        </w:rPr>
-        <w:t xml:space="preserve"> </w:t>
-      </w:r>
-      <w:r>
-        <w:rPr>
-          <w:lang w:val="uk"/>
-        </w:rPr>
-        <w:t xml:space="preserve">скачуються, а після кожного перенесення</w:t>
-      </w:r>
-      <w:r>
-        <w:rPr>
-          <w:lang w:val="uk"/>
-        </w:rPr>
-        <w:t xml:space="preserve"> </w:t>
-      </w:r>
-      <w:r>
-        <w:rPr>
-          <w:lang w:val="uk"/>
-        </w:rPr>
-        <w:t xml:space="preserve">оновлюється «SnapshotEntry». Наприкінці знімок зберігається, показується «SyncReport»,</w:t>
-      </w:r>
-      <w:r>
-        <w:rPr>
-          <w:lang w:val="uk"/>
-        </w:rPr>
-        <w:t xml:space="preserve"> </w:t>
-      </w:r>
-      <w:r>
-        <w:rPr>
-          <w:lang w:val="uk"/>
-        </w:rPr>
-        <w:t xml:space="preserve">а за ввімкненого автовідстеження запускається «FolderWatcher».</w:t>
-      </w:r>
-    </w:p>
-    <w:bookmarkEnd w:id="40"/>
-    <w:bookmarkStart w:id="44" w:name="X652b291044c8b128e69f88f991056585ff52606"/>
-    <w:p>
-      <w:pPr>
-        <w:pStyle w:val="Heading2"/>
-      </w:pPr>
-      <w:r>
-        <w:rPr>
-          <w:rStyle w:val="SectionNumber"/>
-          <w:lang w:val="uk"/>
-        </w:rPr>
-        <w:t xml:space="preserve">4.5</w:t>
-      </w:r>
-      <w:r>
-        <w:tab/>
-      </w:r>
-      <w:r>
-        <w:rPr>
-          <w:lang w:val="uk"/>
-        </w:rPr>
-        <w:t xml:space="preserve">Рис. 7. Діаграма послідовності: синхронізація</w:t>
-      </w:r>
-    </w:p>
-    <w:p>
-      <w:pPr>
-        <w:pStyle w:val="CaptionedFigure"/>
-      </w:pPr>
-      <w:r>
-        <w:drawing>
-          <wp:inline>
-            <wp:extent cx="4887869" cy="6119999"/>
-            <wp:effectExtent b="0" l="0" r="0" t="0"/>
-            <wp:docPr descr="Діаграма послідовності: синхронізація" title="" id="42" name="Picture"/>
-            <a:graphic>
-              <a:graphicData uri="http://schemas.openxmlformats.org/drawingml/2006/picture">
-                <pic:pic>
-                  <pic:nvPicPr>
-                    <pic:cNvPr descr="../uml/img/05-sequence-sync.svg" id="43" name="Picture"/>
-                    <pic:cNvPicPr>
-                      <a:picLocks noChangeArrowheads="1" noChangeAspect="1"/>
-                    </pic:cNvPicPr>
-                  </pic:nvPicPr>
-                  <pic:blipFill>
-                    <a:blip>
-                      <a:extLst>
-                        <a:ext uri="{28A0092B-C50C-407E-A947-70E740481C1C}">
-                          <a14:useLocalDpi xmlns:a14="http://schemas.microsoft.com/office/drawing/2010/main" val="0"/>
-                        </a:ext>
-                        <a:ext uri="{96DAC541-7B7A-43D3-8B79-37D633B846F1}">
-                          <asvg:svgBlip xmlns:asvg="http://schemas.microsoft.com/office/drawing/2016/SVG/main" r:embed="rId41"/>
-                        </a:ext>
-                      </a:extLst>
-                    </a:blip>
-                    <a:stretch>
-                      <a:fillRect/>
-                    </a:stretch>
-                  </pic:blipFill>
-                  <pic:spPr bwMode="auto">
-                    <a:xfrm>
-                      <a:off x="0" y="0"/>
-                      <a:ext cx="4887869" cy="6119999"/>
-                    </a:xfrm>
-                    <a:prstGeom prst="rect">
-                      <a:avLst/>
-                    </a:prstGeom>
-                    <a:noFill/>
-                    <a:ln w="9525">
-                      <a:noFill/>
-                      <a:headEnd/>
-                      <a:tailEnd/>
-                    </a:ln>
-                  </pic:spPr>
-                </pic:pic>
-              </a:graphicData>
-            </a:graphic>
-          </wp:inline>
-        </w:drawing>
-      </w:r>
-    </w:p>
-    <w:p>
-      <w:pPr>
-        <w:pStyle w:val="ImageCaption"/>
-      </w:pPr>
-      <w:r>
-        <w:rPr>
-          <w:lang w:val="uk"/>
-        </w:rPr>
-        <w:t xml:space="preserve">Діаграма послідовності: синхронізація</w:t>
-      </w:r>
-    </w:p>
-    <w:p>
-      <w:pPr>
-        <w:pStyle w:val="BodyText"/>
-      </w:pPr>
-      <w:r>
-        <w:rPr>
-          <w:b/>
-          <w:bCs/>
-          <w:lang w:val="uk"/>
-        </w:rPr>
-        <w:t xml:space="preserve">Пояснення.</w:t>
-      </w:r>
-      <w:r>
-        <w:rPr>
-          <w:lang w:val="uk"/>
-        </w:rPr>
-        <w:t xml:space="preserve"> </w:t>
-      </w:r>
-      <w:r>
-        <w:rPr>
-          <w:lang w:val="uk"/>
-        </w:rPr>
-        <w:t xml:space="preserve">Той самий сценарій показано обміном повідомленнями між сімома лініями</w:t>
-      </w:r>
-      <w:r>
-        <w:rPr>
-          <w:lang w:val="uk"/>
-        </w:rPr>
-        <w:t xml:space="preserve"> </w:t>
-      </w:r>
-      <w:r>
-        <w:rPr>
-          <w:lang w:val="uk"/>
-        </w:rPr>
-        <w:t xml:space="preserve">життя: «User», «SyncPanel», «ConflictDialog», «SyncEngine», «LocalFolder»,</w:t>
-      </w:r>
-      <w:r>
-        <w:rPr>
-          <w:lang w:val="uk"/>
-        </w:rPr>
-        <w:t xml:space="preserve"> </w:t>
-      </w:r>
-      <w:r>
-        <w:rPr>
-          <w:lang w:val="uk"/>
-        </w:rPr>
-        <w:t xml:space="preserve">«SnapshotStore» і «FileApiClient». Фрагмент</w:t>
-      </w:r>
-      <w:r>
-        <w:rPr>
-          <w:lang w:val="uk"/>
-        </w:rPr>
-        <w:t xml:space="preserve"> </w:t>
-      </w:r>
-      <w:r>
-        <w:rPr>
-          <w:rStyle w:val="VerbatimChar"/>
-          <w:lang w:val="uk"/>
-        </w:rPr>
-        <w:t xml:space="preserve">opt [no folder bound]</w:t>
-      </w:r>
-      <w:r>
-        <w:rPr>
-          <w:lang w:val="uk"/>
-        </w:rPr>
-        <w:t xml:space="preserve"> </w:t>
-      </w:r>
-      <w:r>
-        <w:rPr>
-          <w:lang w:val="uk"/>
-        </w:rPr>
-        <w:t xml:space="preserve">описує вибір</w:t>
-      </w:r>
-      <w:r>
-        <w:rPr>
-          <w:lang w:val="uk"/>
-        </w:rPr>
-        <w:t xml:space="preserve"> </w:t>
-      </w:r>
-      <w:r>
-        <w:rPr>
-          <w:lang w:val="uk"/>
-        </w:rPr>
-        <w:t xml:space="preserve">папки і</w:t>
-      </w:r>
-      <w:r>
-        <w:rPr>
-          <w:lang w:val="uk"/>
-        </w:rPr>
-        <w:t xml:space="preserve"> </w:t>
-      </w:r>
-      <w:r>
-        <w:rPr>
-          <w:rStyle w:val="VerbatimChar"/>
-          <w:lang w:val="uk"/>
-        </w:rPr>
-        <w:t xml:space="preserve">bind(path)</w:t>
-      </w:r>
-      <w:r>
-        <w:rPr>
-          <w:lang w:val="uk"/>
-        </w:rPr>
-        <w:t xml:space="preserve">. Виклик</w:t>
-      </w:r>
-      <w:r>
-        <w:rPr>
-          <w:lang w:val="uk"/>
-        </w:rPr>
-        <w:t xml:space="preserve"> </w:t>
-      </w:r>
-      <w:r>
-        <w:rPr>
-          <w:rStyle w:val="VerbatimChar"/>
-          <w:lang w:val="uk"/>
-        </w:rPr>
-        <w:t xml:space="preserve">scan()</w:t>
-      </w:r>
-      <w:r>
-        <w:rPr>
-          <w:lang w:val="uk"/>
-        </w:rPr>
-        <w:t xml:space="preserve"> </w:t>
-      </w:r>
-      <w:r>
-        <w:rPr>
-          <w:lang w:val="uk"/>
-        </w:rPr>
-        <w:t xml:space="preserve">читає знімок «SyncSnapshot» повідомленням</w:t>
-      </w:r>
-      <w:r>
-        <w:rPr>
-          <w:lang w:val="uk"/>
-        </w:rPr>
-        <w:t xml:space="preserve"> </w:t>
-      </w:r>
-      <w:r>
-        <w:rPr>
-          <w:rStyle w:val="VerbatimChar"/>
-          <w:lang w:val="uk"/>
-        </w:rPr>
-        <w:t xml:space="preserve">load()</w:t>
-      </w:r>
-      <w:r>
-        <w:rPr>
-          <w:lang w:val="uk"/>
-        </w:rPr>
-        <w:t xml:space="preserve"> </w:t>
-      </w:r>
-      <w:r>
-        <w:rPr>
-          <w:lang w:val="uk"/>
-        </w:rPr>
-        <w:t xml:space="preserve">до «SnapshotStore», отримує списки від</w:t>
-      </w:r>
-      <w:r>
-        <w:rPr>
-          <w:lang w:val="uk"/>
-        </w:rPr>
-        <w:t xml:space="preserve"> </w:t>
-      </w:r>
-      <w:r>
-        <w:rPr>
-          <w:rStyle w:val="VerbatimChar"/>
-          <w:lang w:val="uk"/>
-        </w:rPr>
-        <w:t xml:space="preserve">LocalFolder.listFiles()</w:t>
-      </w:r>
-      <w:r>
-        <w:rPr>
-          <w:lang w:val="uk"/>
-        </w:rPr>
-        <w:t xml:space="preserve"> </w:t>
-      </w:r>
-      <w:r>
-        <w:rPr>
-          <w:lang w:val="uk"/>
-        </w:rPr>
-        <w:t xml:space="preserve">і</w:t>
-      </w:r>
-      <w:r>
-        <w:rPr>
-          <w:lang w:val="uk"/>
-        </w:rPr>
-        <w:t xml:space="preserve"> </w:t>
-      </w:r>
-      <w:r>
-        <w:rPr>
-          <w:rStyle w:val="VerbatimChar"/>
-          <w:lang w:val="uk"/>
-        </w:rPr>
-        <w:t xml:space="preserve">FileApiClient.listFiles()</w:t>
-      </w:r>
-      <w:r>
-        <w:rPr>
-          <w:lang w:val="uk"/>
-        </w:rPr>
-        <w:t xml:space="preserve"> </w:t>
-      </w:r>
-      <w:r>
-        <w:rPr>
-          <w:lang w:val="uk"/>
-        </w:rPr>
-        <w:t xml:space="preserve">та самовикликом</w:t>
-      </w:r>
-      <w:r>
-        <w:rPr>
-          <w:lang w:val="uk"/>
-        </w:rPr>
-        <w:t xml:space="preserve"> </w:t>
-      </w:r>
-      <w:r>
-        <w:rPr>
-          <w:rStyle w:val="VerbatimChar"/>
-          <w:lang w:val="uk"/>
-        </w:rPr>
-        <w:t xml:space="preserve">computeStatus</w:t>
-      </w:r>
-      <w:r>
-        <w:rPr>
-          <w:lang w:val="uk"/>
-        </w:rPr>
-        <w:t xml:space="preserve"> </w:t>
-      </w:r>
-      <w:r>
-        <w:rPr>
-          <w:lang w:val="uk"/>
-        </w:rPr>
-        <w:t xml:space="preserve">повертає</w:t>
-      </w:r>
-      <w:r>
-        <w:rPr>
-          <w:lang w:val="uk"/>
-        </w:rPr>
-        <w:t xml:space="preserve"> </w:t>
-      </w:r>
-      <w:r>
-        <w:rPr>
-          <w:rStyle w:val="VerbatimChar"/>
-          <w:lang w:val="uk"/>
-        </w:rPr>
-        <w:t xml:space="preserve">List&lt;SyncItem&gt;</w:t>
-      </w:r>
-      <w:r>
-        <w:rPr>
-          <w:lang w:val="uk"/>
-        </w:rPr>
-        <w:t xml:space="preserve">. Фрагмент</w:t>
-      </w:r>
-      <w:r>
-        <w:rPr>
-          <w:lang w:val="uk"/>
-        </w:rPr>
-        <w:t xml:space="preserve"> </w:t>
-      </w:r>
-      <w:r>
-        <w:rPr>
-          <w:rStyle w:val="VerbatimChar"/>
-          <w:lang w:val="uk"/>
-        </w:rPr>
-        <w:t xml:space="preserve">opt [some item has status CONFLICT]</w:t>
-      </w:r>
-      <w:r>
-        <w:rPr>
-          <w:lang w:val="uk"/>
-        </w:rPr>
-        <w:t xml:space="preserve"> </w:t>
-      </w:r>
-      <w:r>
-        <w:rPr>
-          <w:lang w:val="uk"/>
-        </w:rPr>
-        <w:t xml:space="preserve">показує</w:t>
-      </w:r>
-      <w:r>
-        <w:rPr>
-          <w:lang w:val="uk"/>
-        </w:rPr>
-        <w:t xml:space="preserve"> </w:t>
-      </w:r>
-      <w:r>
-        <w:rPr>
-          <w:rStyle w:val="VerbatimChar"/>
-          <w:lang w:val="uk"/>
-        </w:rPr>
-        <w:t xml:space="preserve">show(conflicts)</w:t>
-      </w:r>
-      <w:r>
-        <w:rPr>
-          <w:lang w:val="uk"/>
-        </w:rPr>
-        <w:t xml:space="preserve"> </w:t>
-      </w:r>
-      <w:r>
-        <w:rPr>
-          <w:lang w:val="uk"/>
-        </w:rPr>
-        <w:t xml:space="preserve">і</w:t>
-      </w:r>
-      <w:r>
-        <w:rPr>
-          <w:lang w:val="uk"/>
-        </w:rPr>
-        <w:t xml:space="preserve"> </w:t>
-      </w:r>
-      <w:r>
-        <w:rPr>
-          <w:rStyle w:val="VerbatimChar"/>
-          <w:lang w:val="uk"/>
-        </w:rPr>
-        <w:t xml:space="preserve">resolve(item, keep)</w:t>
-      </w:r>
-      <w:r>
-        <w:rPr>
-          <w:lang w:val="uk"/>
-        </w:rPr>
-        <w:t xml:space="preserve">. Далі</w:t>
-      </w:r>
-      <w:r>
-        <w:rPr>
-          <w:lang w:val="uk"/>
-        </w:rPr>
-        <w:t xml:space="preserve"> </w:t>
-      </w:r>
-      <w:r>
-        <w:rPr>
-          <w:rStyle w:val="VerbatimChar"/>
-          <w:lang w:val="uk"/>
-        </w:rPr>
-        <w:t xml:space="preserve">synchronize()</w:t>
-      </w:r>
-      <w:r>
-        <w:rPr>
-          <w:lang w:val="uk"/>
-        </w:rPr>
-        <w:t xml:space="preserve"> </w:t>
-      </w:r>
-      <w:r>
-        <w:rPr>
-          <w:lang w:val="uk"/>
-        </w:rPr>
-        <w:t xml:space="preserve">розгортається в</w:t>
-      </w:r>
-      <w:r>
-        <w:rPr>
-          <w:lang w:val="uk"/>
-        </w:rPr>
-        <w:t xml:space="preserve"> </w:t>
-      </w:r>
-      <w:r>
-        <w:rPr>
-          <w:rStyle w:val="VerbatimChar"/>
-          <w:lang w:val="uk"/>
-        </w:rPr>
-        <w:t xml:space="preserve">loop [for each SyncItem]</w:t>
-      </w:r>
-      <w:r>
-        <w:rPr>
-          <w:lang w:val="uk"/>
-        </w:rPr>
-        <w:t xml:space="preserve"> </w:t>
-      </w:r>
-      <w:r>
-        <w:rPr>
-          <w:lang w:val="uk"/>
-        </w:rPr>
-        <w:t xml:space="preserve">з</w:t>
-      </w:r>
-      <w:r>
-        <w:rPr>
-          <w:lang w:val="uk"/>
-        </w:rPr>
-        <w:t xml:space="preserve"> </w:t>
-      </w:r>
-      <w:r>
-        <w:rPr>
-          <w:rStyle w:val="VerbatimChar"/>
-          <w:lang w:val="uk"/>
-        </w:rPr>
-        <w:t xml:space="preserve">alt</w:t>
-      </w:r>
-      <w:r>
-        <w:rPr>
-          <w:lang w:val="uk"/>
-        </w:rPr>
-        <w:t xml:space="preserve"> </w:t>
-      </w:r>
-      <w:r>
-        <w:rPr>
-          <w:lang w:val="uk"/>
-        </w:rPr>
-        <w:t xml:space="preserve">на три гілки:</w:t>
-      </w:r>
-      <w:r>
-        <w:rPr>
-          <w:lang w:val="uk"/>
-        </w:rPr>
-        <w:t xml:space="preserve"> </w:t>
-      </w:r>
-      <w:r>
-        <w:rPr>
-          <w:rStyle w:val="VerbatimChar"/>
-          <w:lang w:val="uk"/>
-        </w:rPr>
-        <w:t xml:space="preserve">upload</w:t>
-      </w:r>
-      <w:r>
-        <w:rPr>
-          <w:lang w:val="uk"/>
-        </w:rPr>
-        <w:t xml:space="preserve"> </w:t>
-      </w:r>
-      <w:r>
-        <w:rPr>
-          <w:lang w:val="uk"/>
-        </w:rPr>
-        <w:t xml:space="preserve">через</w:t>
-      </w:r>
-      <w:r>
-        <w:rPr>
-          <w:lang w:val="uk"/>
-        </w:rPr>
-        <w:t xml:space="preserve"> </w:t>
-      </w:r>
-      <w:r>
-        <w:rPr>
-          <w:rStyle w:val="VerbatimChar"/>
-          <w:lang w:val="uk"/>
-        </w:rPr>
-        <w:t xml:space="preserve">POST</w:t>
-      </w:r>
-      <w:r>
-        <w:rPr>
-          <w:lang w:val="uk"/>
-        </w:rPr>
-        <w:t xml:space="preserve">,</w:t>
-      </w:r>
-      <w:r>
-        <w:rPr>
-          <w:lang w:val="uk"/>
-        </w:rPr>
-        <w:t xml:space="preserve"> </w:t>
-      </w:r>
-      <w:r>
-        <w:rPr>
-          <w:rStyle w:val="VerbatimChar"/>
-          <w:lang w:val="uk"/>
-        </w:rPr>
-        <w:t xml:space="preserve">download</w:t>
-      </w:r>
-      <w:r>
-        <w:rPr>
-          <w:lang w:val="uk"/>
-        </w:rPr>
-        <w:t xml:space="preserve"> </w:t>
-      </w:r>
-      <w:r>
-        <w:rPr>
-          <w:lang w:val="uk"/>
-        </w:rPr>
-        <w:t xml:space="preserve">і</w:t>
-      </w:r>
-      <w:r>
-        <w:rPr>
-          <w:lang w:val="uk"/>
-        </w:rPr>
-        <w:t xml:space="preserve"> </w:t>
-      </w:r>
-      <w:r>
-        <w:rPr>
-          <w:rStyle w:val="VerbatimChar"/>
-          <w:lang w:val="uk"/>
-        </w:rPr>
-        <w:t xml:space="preserve">write</w:t>
-      </w:r>
-      <w:r>
-        <w:rPr>
-          <w:lang w:val="uk"/>
-        </w:rPr>
-        <w:t xml:space="preserve"> </w:t>
-      </w:r>
-      <w:r>
-        <w:rPr>
-          <w:lang w:val="uk"/>
-        </w:rPr>
-        <w:t xml:space="preserve">через</w:t>
-      </w:r>
-      <w:r>
-        <w:rPr>
-          <w:lang w:val="uk"/>
-        </w:rPr>
-        <w:t xml:space="preserve"> </w:t>
-      </w:r>
-      <w:r>
-        <w:rPr>
-          <w:rStyle w:val="VerbatimChar"/>
-          <w:lang w:val="uk"/>
-        </w:rPr>
-        <w:t xml:space="preserve">GET</w:t>
-      </w:r>
-      <w:r>
-        <w:rPr>
-          <w:lang w:val="uk"/>
-        </w:rPr>
-        <w:t xml:space="preserve">,</w:t>
-      </w:r>
-      <w:r>
-        <w:rPr>
-          <w:lang w:val="uk"/>
-        </w:rPr>
-        <w:t xml:space="preserve"> </w:t>
-      </w:r>
-      <w:r>
-        <w:rPr>
-          <w:rStyle w:val="VerbatimChar"/>
-          <w:lang w:val="uk"/>
-        </w:rPr>
-        <w:t xml:space="preserve">skipped += 1</w:t>
-      </w:r>
-      <w:r>
-        <w:rPr>
-          <w:lang w:val="uk"/>
-        </w:rPr>
-        <w:t xml:space="preserve"> </w:t>
-      </w:r>
-      <w:r>
-        <w:rPr>
-          <w:lang w:val="uk"/>
-        </w:rPr>
-        <w:t xml:space="preserve">для</w:t>
-      </w:r>
-      <w:r>
-        <w:rPr>
-          <w:lang w:val="uk"/>
-        </w:rPr>
-        <w:t xml:space="preserve"> </w:t>
-      </w:r>
-      <w:r>
-        <w:rPr>
-          <w:rStyle w:val="VerbatimChar"/>
-          <w:lang w:val="uk"/>
-        </w:rPr>
-        <w:t xml:space="preserve">IN_SYNC</w:t>
-      </w:r>
-      <w:r>
-        <w:rPr>
-          <w:lang w:val="uk"/>
-        </w:rPr>
-        <w:t xml:space="preserve">. Після кожного перенесення знімок</w:t>
-      </w:r>
-      <w:r>
-        <w:rPr>
-          <w:lang w:val="uk"/>
-        </w:rPr>
-        <w:t xml:space="preserve"> </w:t>
-      </w:r>
-      <w:r>
-        <w:rPr>
-          <w:lang w:val="uk"/>
-        </w:rPr>
-        <w:t xml:space="preserve">оновлюється викликом</w:t>
-      </w:r>
-      <w:r>
-        <w:rPr>
-          <w:lang w:val="uk"/>
-        </w:rPr>
-        <w:t xml:space="preserve"> </w:t>
-      </w:r>
-      <w:r>
-        <w:rPr>
-          <w:rStyle w:val="VerbatimChar"/>
-          <w:lang w:val="uk"/>
-        </w:rPr>
-        <w:t xml:space="preserve">put(SnapshotEntry)</w:t>
-      </w:r>
-      <w:r>
-        <w:rPr>
-          <w:lang w:val="uk"/>
-        </w:rPr>
-        <w:t xml:space="preserve">, після циклу —</w:t>
-      </w:r>
-      <w:r>
-        <w:rPr>
-          <w:lang w:val="uk"/>
-        </w:rPr>
-        <w:t xml:space="preserve"> </w:t>
-      </w:r>
-      <w:r>
-        <w:rPr>
-          <w:rStyle w:val="VerbatimChar"/>
-          <w:lang w:val="uk"/>
-        </w:rPr>
-        <w:t xml:space="preserve">save()</w:t>
-      </w:r>
-      <w:r>
-        <w:rPr>
-          <w:lang w:val="uk"/>
-        </w:rPr>
-        <w:t xml:space="preserve">, а «SyncPanel»</w:t>
-      </w:r>
-      <w:r>
-        <w:rPr>
-          <w:lang w:val="uk"/>
-        </w:rPr>
-        <w:t xml:space="preserve"> </w:t>
-      </w:r>
-      <w:r>
-        <w:rPr>
-          <w:lang w:val="uk"/>
-        </w:rPr>
-        <w:t xml:space="preserve">показує «SyncReport».</w:t>
-      </w:r>
-    </w:p>
-    <w:bookmarkEnd w:id="44"/>
-    <w:bookmarkStart w:id="48" w:name="X2ba140c3dd47a7f1292a402ec5f0260edd642d1"/>
-    <w:p>
-      <w:pPr>
-        <w:pStyle w:val="Heading2"/>
-      </w:pPr>
-      <w:r>
-        <w:rPr>
-          <w:rStyle w:val="SectionNumber"/>
-          <w:lang w:val="uk"/>
-        </w:rPr>
-        <w:t xml:space="preserve">4.6</w:t>
-      </w:r>
-      <w:r>
-        <w:tab/>
-      </w:r>
-      <w:r>
-        <w:rPr>
-          <w:lang w:val="uk"/>
-        </w:rPr>
-        <w:t xml:space="preserve">Рис. 8. Діаграма послідовності: перегляд вмісту файлу</w:t>
-      </w:r>
-    </w:p>
-    <w:p>
-      <w:pPr>
-        <w:pStyle w:val="CaptionedFigure"/>
-      </w:pPr>
-      <w:r>
-        <w:drawing>
-          <wp:inline>
-            <wp:extent cx="5334000" cy="3428065"/>
-            <wp:effectExtent b="0" l="0" r="0" t="0"/>
-            <wp:docPr descr="Діаграма послідовності: перегляд вмісту файлу" title="" id="46" name="Picture"/>
-            <a:graphic>
-              <a:graphicData uri="http://schemas.openxmlformats.org/drawingml/2006/picture">
-                <pic:pic>
-                  <pic:nvPicPr>
-                    <pic:cNvPr descr="../uml/img/06-sequence-preview.svg" id="47" name="Picture"/>
-                    <pic:cNvPicPr>
-                      <a:picLocks noChangeArrowheads="1" noChangeAspect="1"/>
-                    </pic:cNvPicPr>
-                  </pic:nvPicPr>
-                  <pic:blipFill>
-                    <a:blip>
-                      <a:extLst>
-                        <a:ext uri="{28A0092B-C50C-407E-A947-70E740481C1C}">
-                          <a14:useLocalDpi xmlns:a14="http://schemas.microsoft.com/office/drawing/2010/main" val="0"/>
-                        </a:ext>
-                        <a:ext uri="{96DAC541-7B7A-43D3-8B79-37D633B846F1}">
-                          <asvg:svgBlip xmlns:asvg="http://schemas.microsoft.com/office/drawing/2016/SVG/main" r:embed="rId45"/>
-                        </a:ext>
-                      </a:extLst>
-                    </a:blip>
-                    <a:stretch>
-                      <a:fillRect/>
-                    </a:stretch>
-                  </pic:blipFill>
-                  <pic:spPr bwMode="auto">
-                    <a:xfrm>
-                      <a:off x="0" y="0"/>
-                      <a:ext cx="5334000" cy="3428065"/>
-                    </a:xfrm>
-                    <a:prstGeom prst="rect">
-                      <a:avLst/>
-                    </a:prstGeom>
-                    <a:noFill/>
-                    <a:ln w="9525">
-                      <a:noFill/>
-                      <a:headEnd/>
-                      <a:tailEnd/>
-                    </a:ln>
-                  </pic:spPr>
-                </pic:pic>
-              </a:graphicData>
-            </a:graphic>
-          </wp:inline>
-        </w:drawing>
-      </w:r>
-    </w:p>
-    <w:p>
-      <w:pPr>
-        <w:pStyle w:val="ImageCaption"/>
-      </w:pPr>
-      <w:r>
-        <w:rPr>
-          <w:lang w:val="uk"/>
-        </w:rPr>
-        <w:t xml:space="preserve">Діаграма послідовності: перегляд вмісту файлу</w:t>
-      </w:r>
-    </w:p>
-    <w:p>
-      <w:pPr>
-        <w:pStyle w:val="BodyText"/>
-      </w:pPr>
-      <w:r>
-        <w:rPr>
-          <w:b/>
-          <w:bCs/>
-          <w:lang w:val="uk"/>
-        </w:rPr>
-        <w:t xml:space="preserve">Пояснення.</w:t>
-      </w:r>
-      <w:r>
-        <w:rPr>
-          <w:lang w:val="uk"/>
-        </w:rPr>
-        <w:t xml:space="preserve"> </w:t>
-      </w:r>
-      <w:r>
-        <w:rPr>
-          <w:lang w:val="uk"/>
-        </w:rPr>
-        <w:t xml:space="preserve">Сценарій починається кліком «User» по рядку «Main.kt» у «FileTableView»,</w:t>
-      </w:r>
-      <w:r>
-        <w:rPr>
-          <w:lang w:val="uk"/>
-        </w:rPr>
-        <w:t xml:space="preserve"> </w:t>
-      </w:r>
-      <w:r>
-        <w:rPr>
-          <w:lang w:val="uk"/>
-        </w:rPr>
-        <w:t xml:space="preserve">яка викликає</w:t>
-      </w:r>
-      <w:r>
-        <w:rPr>
-          <w:lang w:val="uk"/>
-        </w:rPr>
-        <w:t xml:space="preserve"> </w:t>
-      </w:r>
-      <w:r>
-        <w:rPr>
-          <w:rStyle w:val="VerbatimChar"/>
-          <w:lang w:val="uk"/>
-        </w:rPr>
-        <w:t xml:space="preserve">openPreview(entry)</w:t>
-      </w:r>
-      <w:r>
-        <w:rPr>
-          <w:lang w:val="uk"/>
-        </w:rPr>
-        <w:t xml:space="preserve"> </w:t>
-      </w:r>
-      <w:r>
-        <w:rPr>
-          <w:lang w:val="uk"/>
-        </w:rPr>
-        <w:t xml:space="preserve">у «FileListController». Самовиклик</w:t>
-      </w:r>
-      <w:r>
-        <w:rPr>
-          <w:lang w:val="uk"/>
-        </w:rPr>
-        <w:t xml:space="preserve"> </w:t>
-      </w:r>
-      <w:r>
-        <w:rPr>
-          <w:rStyle w:val="VerbatimChar"/>
-          <w:lang w:val="uk"/>
-        </w:rPr>
-        <w:t xml:space="preserve">previewKindOf(entry.name)</w:t>
-      </w:r>
-      <w:r>
-        <w:rPr>
-          <w:lang w:val="uk"/>
-        </w:rPr>
-        <w:t xml:space="preserve"> </w:t>
-      </w:r>
-      <w:r>
-        <w:rPr>
-          <w:lang w:val="uk"/>
-        </w:rPr>
-        <w:t xml:space="preserve">повертає</w:t>
-      </w:r>
-      <w:r>
-        <w:rPr>
-          <w:lang w:val="uk"/>
-        </w:rPr>
-        <w:t xml:space="preserve"> </w:t>
-      </w:r>
-      <w:r>
-        <w:rPr>
-          <w:rStyle w:val="VerbatimChar"/>
-          <w:lang w:val="uk"/>
-        </w:rPr>
-        <w:t xml:space="preserve">TEXT</w:t>
-      </w:r>
-      <w:r>
-        <w:rPr>
-          <w:lang w:val="uk"/>
-        </w:rPr>
-        <w:t xml:space="preserve">: ця чиста функція визначає спосіб</w:t>
-      </w:r>
-      <w:r>
-        <w:rPr>
-          <w:lang w:val="uk"/>
-        </w:rPr>
-        <w:t xml:space="preserve"> </w:t>
-      </w:r>
-      <w:r>
-        <w:rPr>
-          <w:lang w:val="uk"/>
-        </w:rPr>
-        <w:t xml:space="preserve">перегляду лише за розширенням, не звертаючись до сервера. У гілці</w:t>
-      </w:r>
-      <w:r>
-        <w:rPr>
-          <w:lang w:val="uk"/>
-        </w:rPr>
-        <w:t xml:space="preserve"> </w:t>
-      </w:r>
-      <w:r>
-        <w:rPr>
-          <w:rStyle w:val="VerbatimChar"/>
-          <w:lang w:val="uk"/>
-        </w:rPr>
-        <w:t xml:space="preserve">[kind = TEXT or IMAGE]</w:t>
-      </w:r>
-      <w:r>
-        <w:rPr>
-          <w:lang w:val="uk"/>
-        </w:rPr>
-        <w:t xml:space="preserve"> </w:t>
-      </w:r>
-      <w:r>
-        <w:rPr>
-          <w:lang w:val="uk"/>
-        </w:rPr>
-        <w:t xml:space="preserve">фрагмента</w:t>
-      </w:r>
-      <w:r>
-        <w:rPr>
-          <w:lang w:val="uk"/>
-        </w:rPr>
-        <w:t xml:space="preserve"> </w:t>
-      </w:r>
-      <w:r>
-        <w:rPr>
-          <w:rStyle w:val="VerbatimChar"/>
-          <w:lang w:val="uk"/>
-        </w:rPr>
-        <w:t xml:space="preserve">alt</w:t>
-      </w:r>
-      <w:r>
-        <w:rPr>
-          <w:lang w:val="uk"/>
-        </w:rPr>
-        <w:t xml:space="preserve"> </w:t>
-      </w:r>
-      <w:r>
-        <w:rPr>
-          <w:lang w:val="uk"/>
-        </w:rPr>
-        <w:t xml:space="preserve">«FileApiClient» виконує</w:t>
-      </w:r>
-      <w:r>
-        <w:rPr>
-          <w:lang w:val="uk"/>
-        </w:rPr>
-        <w:t xml:space="preserve"> </w:t>
-      </w:r>
-      <w:r>
-        <w:rPr>
-          <w:rStyle w:val="VerbatimChar"/>
-          <w:lang w:val="uk"/>
-        </w:rPr>
-        <w:t xml:space="preserve">GET /api/workspace/files/:id/content</w:t>
-      </w:r>
-      <w:r>
-        <w:rPr>
-          <w:lang w:val="uk"/>
-        </w:rPr>
-        <w:t xml:space="preserve"> </w:t>
-      </w:r>
-      <w:r>
-        <w:rPr>
-          <w:lang w:val="uk"/>
-        </w:rPr>
-        <w:t xml:space="preserve">до «FilesController», отримує відповідь</w:t>
-      </w:r>
-      <w:r>
-        <w:rPr>
-          <w:lang w:val="uk"/>
-        </w:rPr>
-        <w:t xml:space="preserve"> </w:t>
-      </w:r>
-      <w:r>
-        <w:rPr>
-          <w:lang w:val="uk"/>
-        </w:rPr>
-        <w:t xml:space="preserve">«200, text/plain, bytes» і повертає «FileContent»;</w:t>
-      </w:r>
-      <w:r>
-        <w:rPr>
-          <w:lang w:val="uk"/>
-        </w:rPr>
-        <w:t xml:space="preserve"> </w:t>
-      </w:r>
-      <w:r>
-        <w:rPr>
-          <w:rStyle w:val="VerbatimChar"/>
-          <w:lang w:val="uk"/>
-        </w:rPr>
-        <w:t xml:space="preserve">createPreview(entry)</w:t>
-      </w:r>
-      <w:r>
-        <w:rPr>
-          <w:lang w:val="uk"/>
-        </w:rPr>
-        <w:t xml:space="preserve"> </w:t>
-      </w:r>
-      <w:r>
-        <w:rPr>
-          <w:lang w:val="uk"/>
-        </w:rPr>
-        <w:t xml:space="preserve">створює «TextPreview», а</w:t>
-      </w:r>
-      <w:r>
-        <w:rPr>
-          <w:lang w:val="uk"/>
-        </w:rPr>
-        <w:t xml:space="preserve"> </w:t>
-      </w:r>
-      <w:r>
-        <w:rPr>
-          <w:rStyle w:val="VerbatimChar"/>
-          <w:lang w:val="uk"/>
-        </w:rPr>
-        <w:t xml:space="preserve">render(content)</w:t>
-      </w:r>
-      <w:r>
-        <w:rPr>
-          <w:lang w:val="uk"/>
-        </w:rPr>
-        <w:t xml:space="preserve"> </w:t>
-      </w:r>
-      <w:r>
-        <w:rPr>
-          <w:lang w:val="uk"/>
-        </w:rPr>
-        <w:t xml:space="preserve">дає результат, який</w:t>
-      </w:r>
-      <w:r>
-        <w:rPr>
-          <w:lang w:val="uk"/>
-        </w:rPr>
-        <w:t xml:space="preserve"> </w:t>
-      </w:r>
-      <w:r>
-        <w:rPr>
-          <w:lang w:val="uk"/>
-        </w:rPr>
-        <w:t xml:space="preserve">«PreviewDialog» показує як текст у</w:t>
-      </w:r>
-      <w:r>
-        <w:rPr>
-          <w:lang w:val="uk"/>
-        </w:rPr>
-        <w:t xml:space="preserve"> </w:t>
-      </w:r>
-      <w:r>
-        <w:rPr>
-          <w:rStyle w:val="VerbatimChar"/>
-          <w:lang w:val="uk"/>
-        </w:rPr>
-        <w:t xml:space="preserve">&lt;pre&gt;</w:t>
-      </w:r>
-      <w:r>
-        <w:rPr>
-          <w:lang w:val="uk"/>
-        </w:rPr>
-        <w:t xml:space="preserve">. Примітка описує симетричний випадок</w:t>
-      </w:r>
-      <w:r>
-        <w:rPr>
-          <w:lang w:val="uk"/>
-        </w:rPr>
-        <w:t xml:space="preserve"> </w:t>
-      </w:r>
-      <w:r>
-        <w:rPr>
-          <w:rStyle w:val="VerbatimChar"/>
-          <w:lang w:val="uk"/>
-        </w:rPr>
-        <w:t xml:space="preserve">.jpg</w:t>
-      </w:r>
-      <w:r>
-        <w:rPr>
-          <w:lang w:val="uk"/>
-        </w:rPr>
-        <w:t xml:space="preserve">:</w:t>
-      </w:r>
-      <w:r>
-        <w:rPr>
-          <w:lang w:val="uk"/>
-        </w:rPr>
-        <w:t xml:space="preserve"> </w:t>
-      </w:r>
-      <w:r>
-        <w:rPr>
-          <w:lang w:val="uk"/>
-        </w:rPr>
-        <w:t xml:space="preserve">для «photo.jpg» створюється «ImagePreview», а результат виводиться як</w:t>
-      </w:r>
-      <w:r>
-        <w:rPr>
-          <w:lang w:val="uk"/>
-        </w:rPr>
-        <w:t xml:space="preserve"> </w:t>
-      </w:r>
-      <w:r>
-        <w:rPr>
-          <w:rStyle w:val="VerbatimChar"/>
-          <w:lang w:val="uk"/>
-        </w:rPr>
-        <w:t xml:space="preserve">&lt;img&gt;</w:t>
-      </w:r>
-      <w:r>
-        <w:rPr>
-          <w:lang w:val="uk"/>
-        </w:rPr>
-        <w:t xml:space="preserve">. Гілка</w:t>
-      </w:r>
-      <w:r>
-        <w:rPr>
-          <w:lang w:val="uk"/>
-        </w:rPr>
-        <w:t xml:space="preserve"> </w:t>
-      </w:r>
-      <w:r>
-        <w:rPr>
-          <w:rStyle w:val="VerbatimChar"/>
-          <w:lang w:val="uk"/>
-        </w:rPr>
-        <w:t xml:space="preserve">[kind = NONE]</w:t>
-      </w:r>
-      <w:r>
-        <w:rPr>
-          <w:lang w:val="uk"/>
-        </w:rPr>
-        <w:t xml:space="preserve"> </w:t>
-      </w:r>
-      <w:r>
-        <w:rPr>
-          <w:lang w:val="uk"/>
-        </w:rPr>
-        <w:t xml:space="preserve">викликає</w:t>
-      </w:r>
-      <w:r>
-        <w:rPr>
-          <w:lang w:val="uk"/>
-        </w:rPr>
-        <w:t xml:space="preserve"> </w:t>
-      </w:r>
-      <w:r>
-        <w:rPr>
-          <w:rStyle w:val="VerbatimChar"/>
-          <w:lang w:val="uk"/>
-        </w:rPr>
-        <w:t xml:space="preserve">showAttributesOnly(entry)</w:t>
-      </w:r>
-      <w:r>
-        <w:rPr>
-          <w:lang w:val="uk"/>
-        </w:rPr>
-        <w:t xml:space="preserve"> </w:t>
-      </w:r>
-      <w:r>
-        <w:rPr>
-          <w:lang w:val="uk"/>
-        </w:rPr>
-        <w:t xml:space="preserve">— лише атрибути з позначкою</w:t>
-      </w:r>
-      <w:r>
-        <w:rPr>
-          <w:lang w:val="uk"/>
-        </w:rPr>
-        <w:t xml:space="preserve"> </w:t>
-      </w:r>
-      <w:r>
-        <w:rPr>
-          <w:lang w:val="uk"/>
-        </w:rPr>
-        <w:t xml:space="preserve">«preview not available».</w:t>
-      </w:r>
-    </w:p>
-    <w:bookmarkEnd w:id="48"/>
-    <w:bookmarkStart w:id="52" w:name="X63aa9ac2859272097aa19642e9767aa69cc1857"/>
-    <w:p>
-      <w:pPr>
-        <w:pStyle w:val="Heading2"/>
-      </w:pPr>
-      <w:r>
-        <w:rPr>
-          <w:rStyle w:val="SectionNumber"/>
-          <w:lang w:val="uk"/>
-        </w:rPr>
-        <w:t xml:space="preserve">4.7</w:t>
-      </w:r>
-      <w:r>
-        <w:tab/>
-      </w:r>
-      <w:r>
-        <w:rPr>
-          <w:lang w:val="uk"/>
-        </w:rPr>
-        <w:t xml:space="preserve">Рис. 9. Діаграма комунікації: сортування і фільтр</w:t>
-      </w:r>
-    </w:p>
-    <w:p>
-      <w:pPr>
-        <w:pStyle w:val="CaptionedFigure"/>
-      </w:pPr>
-      <w:r>
-        <w:drawing>
-          <wp:inline>
-            <wp:extent cx="5334000" cy="2069045"/>
-            <wp:effectExtent b="0" l="0" r="0" t="0"/>
-            <wp:docPr descr="Діаграма комунікації: сортування і фільтр" title="" id="50" name="Picture"/>
-            <a:graphic>
-              <a:graphicData uri="http://schemas.openxmlformats.org/drawingml/2006/picture">
-                <pic:pic>
-                  <pic:nvPicPr>
-                    <pic:cNvPr descr="../uml/img/07-communication-sort-filter.svg" id="51" name="Picture"/>
-                    <pic:cNvPicPr>
-                      <a:picLocks noChangeArrowheads="1" noChangeAspect="1"/>
-                    </pic:cNvPicPr>
-                  </pic:nvPicPr>
-                  <pic:blipFill>
-                    <a:blip>
-                      <a:extLst>
-                        <a:ext uri="{28A0092B-C50C-407E-A947-70E740481C1C}">
-                          <a14:useLocalDpi xmlns:a14="http://schemas.microsoft.com/office/drawing/2010/main" val="0"/>
-                        </a:ext>
-                        <a:ext uri="{96DAC541-7B7A-43D3-8B79-37D633B846F1}">
-                          <asvg:svgBlip xmlns:asvg="http://schemas.microsoft.com/office/drawing/2016/SVG/main" r:embed="rId49"/>
-                        </a:ext>
-                      </a:extLst>
-                    </a:blip>
-                    <a:stretch>
-                      <a:fillRect/>
-                    </a:stretch>
-                  </pic:blipFill>
-                  <pic:spPr bwMode="auto">
-                    <a:xfrm>
-                      <a:off x="0" y="0"/>
-                      <a:ext cx="5334000" cy="2069045"/>
-                    </a:xfrm>
-                    <a:prstGeom prst="rect">
-                      <a:avLst/>
-                    </a:prstGeom>
-                    <a:noFill/>
-                    <a:ln w="9525">
-                      <a:noFill/>
-                      <a:headEnd/>
-                      <a:tailEnd/>
-                    </a:ln>
-                  </pic:spPr>
-                </pic:pic>
-              </a:graphicData>
-            </a:graphic>
-          </wp:inline>
-        </w:drawing>
-      </w:r>
-    </w:p>
-    <w:p>
-      <w:pPr>
-        <w:pStyle w:val="ImageCaption"/>
-      </w:pPr>
-      <w:r>
-        <w:rPr>
-          <w:lang w:val="uk"/>
-        </w:rPr>
-        <w:t xml:space="preserve">Діаграма комунікації: сортування і фільтр</w:t>
-      </w:r>
-    </w:p>
-    <w:p>
-      <w:pPr>
-        <w:pStyle w:val="BodyText"/>
-      </w:pPr>
-      <w:r>
-        <w:rPr>
-          <w:b/>
-          <w:bCs/>
-          <w:lang w:val="uk"/>
-        </w:rPr>
-        <w:t xml:space="preserve">Пояснення.</w:t>
-      </w:r>
-      <w:r>
-        <w:rPr>
-          <w:lang w:val="uk"/>
-        </w:rPr>
-        <w:t xml:space="preserve"> </w:t>
-      </w:r>
-      <w:r>
-        <w:rPr>
-          <w:lang w:val="uk"/>
-        </w:rPr>
-        <w:t xml:space="preserve">Діаграма показує ті самі об’єкти, що й діаграма VOPC, зі стереотипами</w:t>
-      </w:r>
-      <w:r>
-        <w:rPr>
-          <w:lang w:val="uk"/>
-        </w:rPr>
-        <w:t xml:space="preserve"> </w:t>
-      </w:r>
-      <w:r>
-        <w:rPr>
-          <w:lang w:val="uk"/>
-        </w:rPr>
-        <w:t xml:space="preserve">«boundary», «control» і «utility», але наголошує на зв’язках і нумерації повідомлень.</w:t>
-      </w:r>
-      <w:r>
-        <w:rPr>
-          <w:lang w:val="uk"/>
-        </w:rPr>
-        <w:t xml:space="preserve"> </w:t>
-      </w:r>
-      <w:r>
-        <w:rPr>
-          <w:lang w:val="uk"/>
-        </w:rPr>
-        <w:t xml:space="preserve">Перша послідовність — завантаження списку:</w:t>
-      </w:r>
-      <w:r>
-        <w:rPr>
-          <w:lang w:val="uk"/>
-        </w:rPr>
-        <w:t xml:space="preserve"> </w:t>
-      </w:r>
-      <w:r>
-        <w:rPr>
-          <w:rStyle w:val="VerbatimChar"/>
-          <w:lang w:val="uk"/>
-        </w:rPr>
-        <w:t xml:space="preserve">1: openFileList()</w:t>
-      </w:r>
-      <w:r>
-        <w:rPr>
-          <w:lang w:val="uk"/>
-        </w:rPr>
-        <w:t xml:space="preserve"> </w:t>
-      </w:r>
-      <w:r>
-        <w:rPr>
-          <w:lang w:val="uk"/>
-        </w:rPr>
-        <w:t xml:space="preserve">до</w:t>
-      </w:r>
-      <w:r>
-        <w:rPr>
-          <w:lang w:val="uk"/>
-        </w:rPr>
-        <w:t xml:space="preserve"> </w:t>
-      </w:r>
-      <w:r>
-        <w:rPr>
-          <w:rStyle w:val="VerbatimChar"/>
-          <w:lang w:val="uk"/>
-        </w:rPr>
-        <w:t xml:space="preserve">:FileTableView</w:t>
-      </w:r>
-      <w:r>
-        <w:rPr>
-          <w:lang w:val="uk"/>
-        </w:rPr>
-        <w:t xml:space="preserve">,</w:t>
-      </w:r>
-      <w:r>
-        <w:rPr>
-          <w:lang w:val="uk"/>
-        </w:rPr>
-        <w:t xml:space="preserve"> </w:t>
-      </w:r>
-      <w:r>
-        <w:rPr>
-          <w:rStyle w:val="VerbatimChar"/>
-          <w:lang w:val="uk"/>
-        </w:rPr>
-        <w:t xml:space="preserve">1.1: loadFiles()</w:t>
-      </w:r>
-      <w:r>
-        <w:rPr>
-          <w:lang w:val="uk"/>
-        </w:rPr>
-        <w:t xml:space="preserve"> </w:t>
-      </w:r>
-      <w:r>
-        <w:rPr>
-          <w:lang w:val="uk"/>
-        </w:rPr>
-        <w:t xml:space="preserve">до</w:t>
-      </w:r>
-      <w:r>
-        <w:rPr>
-          <w:lang w:val="uk"/>
-        </w:rPr>
-        <w:t xml:space="preserve"> </w:t>
-      </w:r>
-      <w:r>
-        <w:rPr>
-          <w:rStyle w:val="VerbatimChar"/>
-          <w:lang w:val="uk"/>
-        </w:rPr>
-        <w:t xml:space="preserve">:FileListController</w:t>
-      </w:r>
-      <w:r>
-        <w:rPr>
-          <w:lang w:val="uk"/>
-        </w:rPr>
-        <w:t xml:space="preserve">,</w:t>
-      </w:r>
-      <w:r>
-        <w:rPr>
-          <w:lang w:val="uk"/>
-        </w:rPr>
-        <w:t xml:space="preserve"> </w:t>
-      </w:r>
-      <w:r>
-        <w:rPr>
-          <w:rStyle w:val="VerbatimChar"/>
-          <w:lang w:val="uk"/>
-        </w:rPr>
-        <w:t xml:space="preserve">1.2: listFiles()</w:t>
-      </w:r>
-      <w:r>
-        <w:rPr>
-          <w:lang w:val="uk"/>
-        </w:rPr>
-        <w:t xml:space="preserve"> </w:t>
-      </w:r>
-      <w:r>
-        <w:rPr>
-          <w:lang w:val="uk"/>
-        </w:rPr>
-        <w:t xml:space="preserve">до</w:t>
-      </w:r>
-      <w:r>
-        <w:rPr>
-          <w:lang w:val="uk"/>
-        </w:rPr>
-        <w:t xml:space="preserve"> </w:t>
-      </w:r>
-      <w:r>
-        <w:rPr>
-          <w:rStyle w:val="VerbatimChar"/>
-          <w:lang w:val="uk"/>
-        </w:rPr>
-        <w:t xml:space="preserve">:FileApiClient</w:t>
-      </w:r>
-      <w:r>
-        <w:rPr>
-          <w:lang w:val="uk"/>
-        </w:rPr>
-        <w:t xml:space="preserve">,</w:t>
-      </w:r>
-      <w:r>
-        <w:rPr>
-          <w:lang w:val="uk"/>
-        </w:rPr>
-        <w:t xml:space="preserve"> </w:t>
-      </w:r>
-      <w:r>
-        <w:rPr>
-          <w:lang w:val="uk"/>
-        </w:rPr>
-        <w:t xml:space="preserve">потім</w:t>
-      </w:r>
-      <w:r>
-        <w:rPr>
-          <w:lang w:val="uk"/>
-        </w:rPr>
-        <w:t xml:space="preserve"> </w:t>
-      </w:r>
-      <w:r>
-        <w:rPr>
-          <w:rStyle w:val="VerbatimChar"/>
-          <w:lang w:val="uk"/>
-        </w:rPr>
-        <w:t xml:space="preserve">:FileListOperations</w:t>
-      </w:r>
-      <w:r>
-        <w:rPr>
-          <w:lang w:val="uk"/>
-        </w:rPr>
-        <w:t xml:space="preserve"> </w:t>
-      </w:r>
-      <w:r>
-        <w:rPr>
-          <w:lang w:val="uk"/>
-        </w:rPr>
-        <w:t xml:space="preserve">отримує</w:t>
-      </w:r>
-      <w:r>
-        <w:rPr>
-          <w:lang w:val="uk"/>
-        </w:rPr>
-        <w:t xml:space="preserve"> </w:t>
-      </w:r>
-      <w:r>
-        <w:rPr>
-          <w:rStyle w:val="VerbatimChar"/>
-          <w:lang w:val="uk"/>
-        </w:rPr>
-        <w:t xml:space="preserve">1.3: sortByName</w:t>
-      </w:r>
-      <w:r>
-        <w:rPr>
-          <w:lang w:val="uk"/>
-        </w:rPr>
-        <w:t xml:space="preserve"> </w:t>
-      </w:r>
-      <w:r>
-        <w:rPr>
-          <w:lang w:val="uk"/>
-        </w:rPr>
-        <w:t xml:space="preserve">і</w:t>
-      </w:r>
-      <w:r>
-        <w:rPr>
-          <w:lang w:val="uk"/>
-        </w:rPr>
-        <w:t xml:space="preserve"> </w:t>
-      </w:r>
-      <w:r>
-        <w:rPr>
-          <w:rStyle w:val="VerbatimChar"/>
-          <w:lang w:val="uk"/>
-        </w:rPr>
-        <w:t xml:space="preserve">1.4: filterByType</w:t>
-      </w:r>
-      <w:r>
-        <w:rPr>
-          <w:lang w:val="uk"/>
-        </w:rPr>
-        <w:t xml:space="preserve">, а</w:t>
-      </w:r>
-      <w:r>
-        <w:rPr>
-          <w:lang w:val="uk"/>
-        </w:rPr>
-        <w:t xml:space="preserve"> </w:t>
-      </w:r>
-      <w:r>
-        <w:rPr>
-          <w:rStyle w:val="VerbatimChar"/>
-          <w:lang w:val="uk"/>
-        </w:rPr>
-        <w:t xml:space="preserve">:FileTableView</w:t>
-      </w:r>
-      <w:r>
-        <w:rPr>
-          <w:lang w:val="uk"/>
-        </w:rPr>
-        <w:t xml:space="preserve"> </w:t>
-      </w:r>
-      <w:r>
-        <w:rPr>
-          <w:lang w:val="uk"/>
-        </w:rPr>
-        <w:t xml:space="preserve">—</w:t>
-      </w:r>
-      <w:r>
-        <w:rPr>
-          <w:lang w:val="uk"/>
-        </w:rPr>
-        <w:t xml:space="preserve"> </w:t>
-      </w:r>
-      <w:r>
-        <w:rPr>
-          <w:rStyle w:val="VerbatimChar"/>
-          <w:lang w:val="uk"/>
-        </w:rPr>
-        <w:t xml:space="preserve">1.5: render(visibleFiles)</w:t>
-      </w:r>
-      <w:r>
-        <w:rPr>
-          <w:lang w:val="uk"/>
-        </w:rPr>
-        <w:t xml:space="preserve">. Друга починається з</w:t>
-      </w:r>
-      <w:r>
-        <w:rPr>
-          <w:lang w:val="uk"/>
-        </w:rPr>
-        <w:t xml:space="preserve"> </w:t>
-      </w:r>
-      <w:r>
-        <w:rPr>
-          <w:rStyle w:val="VerbatimChar"/>
-          <w:lang w:val="uk"/>
-        </w:rPr>
-        <w:t xml:space="preserve">2: onHeaderClick()</w:t>
-      </w:r>
-      <w:r>
-        <w:rPr>
-          <w:lang w:val="uk"/>
-        </w:rPr>
-        <w:t xml:space="preserve">, самовиклику</w:t>
-      </w:r>
-      <w:r>
-        <w:rPr>
-          <w:lang w:val="uk"/>
-        </w:rPr>
-        <w:t xml:space="preserve"> </w:t>
-      </w:r>
-      <w:r>
-        <w:rPr>
-          <w:rStyle w:val="VerbatimChar"/>
-          <w:lang w:val="uk"/>
-        </w:rPr>
-        <w:t xml:space="preserve">2.1: toggleDirection()</w:t>
-      </w:r>
-      <w:r>
-        <w:rPr>
-          <w:lang w:val="uk"/>
-        </w:rPr>
-        <w:t xml:space="preserve"> </w:t>
-      </w:r>
-      <w:r>
-        <w:rPr>
-          <w:lang w:val="uk"/>
-        </w:rPr>
-        <w:t xml:space="preserve">і</w:t>
-      </w:r>
-      <w:r>
-        <w:rPr>
-          <w:lang w:val="uk"/>
-        </w:rPr>
-        <w:t xml:space="preserve"> </w:t>
-      </w:r>
-      <w:r>
-        <w:rPr>
-          <w:rStyle w:val="VerbatimChar"/>
-          <w:lang w:val="uk"/>
-        </w:rPr>
-        <w:t xml:space="preserve">2.2: setDirection(d)</w:t>
-      </w:r>
-      <w:r>
-        <w:rPr>
-          <w:lang w:val="uk"/>
-        </w:rPr>
-        <w:t xml:space="preserve">, третя — з</w:t>
-      </w:r>
-      <w:r>
-        <w:rPr>
-          <w:lang w:val="uk"/>
-        </w:rPr>
-        <w:t xml:space="preserve"> </w:t>
-      </w:r>
-      <w:r>
-        <w:rPr>
-          <w:rStyle w:val="VerbatimChar"/>
-          <w:lang w:val="uk"/>
-        </w:rPr>
-        <w:t xml:space="preserve">3: onFilterSelect(f)</w:t>
-      </w:r>
-      <w:r>
-        <w:rPr>
-          <w:lang w:val="uk"/>
-        </w:rPr>
-        <w:t xml:space="preserve"> </w:t>
-      </w:r>
-      <w:r>
-        <w:rPr>
-          <w:lang w:val="uk"/>
-        </w:rPr>
-        <w:t xml:space="preserve">і</w:t>
-      </w:r>
-      <w:r>
-        <w:rPr>
-          <w:lang w:val="uk"/>
-        </w:rPr>
-        <w:t xml:space="preserve"> </w:t>
-      </w:r>
-      <w:r>
-        <w:rPr>
-          <w:rStyle w:val="VerbatimChar"/>
-          <w:lang w:val="uk"/>
-        </w:rPr>
-        <w:t xml:space="preserve">3.1: setFilter(f)</w:t>
-      </w:r>
-      <w:r>
-        <w:rPr>
-          <w:lang w:val="uk"/>
-        </w:rPr>
-        <w:t xml:space="preserve">. Завершальний ланцюжок не дублюється, а перевикористовується, тому</w:t>
-      </w:r>
-      <w:r>
-        <w:rPr>
-          <w:lang w:val="uk"/>
-        </w:rPr>
-        <w:t xml:space="preserve"> </w:t>
-      </w:r>
-      <w:r>
-        <w:rPr>
-          <w:lang w:val="uk"/>
-        </w:rPr>
-        <w:t xml:space="preserve">зв’язки мають потрійну нумерацію «1.3, 2.3, 3.2», «1.4, 2.4, 3.3» і «1.5, 2.5, 3.4».</w:t>
-      </w:r>
-      <w:r>
-        <w:rPr>
-          <w:lang w:val="uk"/>
-        </w:rPr>
-        <w:t xml:space="preserve"> </w:t>
-      </w:r>
-      <w:r>
-        <w:rPr>
-          <w:lang w:val="uk"/>
-        </w:rPr>
-        <w:t xml:space="preserve">Примітка внизу розшифровує номери: усі три дії перебудовують список тим самим виразом,</w:t>
-      </w:r>
-      <w:r>
-        <w:rPr>
-          <w:lang w:val="uk"/>
-        </w:rPr>
-        <w:t xml:space="preserve"> </w:t>
-      </w:r>
-      <w:r>
-        <w:rPr>
-          <w:lang w:val="uk"/>
-        </w:rPr>
-        <w:t xml:space="preserve">тож обраний порядок переживає зміну фільтра.</w:t>
-      </w:r>
-    </w:p>
-    <w:bookmarkEnd w:id="52"/>
-    <w:bookmarkStart w:id="56" w:name="рис.-10.-діаграма-станів-файлу"/>
-    <w:p>
-      <w:pPr>
-        <w:pStyle w:val="Heading2"/>
-      </w:pPr>
-      <w:r>
-        <w:rPr>
-          <w:rStyle w:val="SectionNumber"/>
-          <w:lang w:val="uk"/>
-        </w:rPr>
-        <w:t xml:space="preserve">4.8</w:t>
-      </w:r>
-      <w:r>
-        <w:tab/>
-      </w:r>
-      <w:r>
-        <w:rPr>
-          <w:lang w:val="uk"/>
-        </w:rPr>
-        <w:t xml:space="preserve">Рис. 10. Діаграма станів файлу</w:t>
-      </w:r>
-    </w:p>
-    <w:p>
-      <w:pPr>
-        <w:pStyle w:val="CaptionedFigure"/>
-      </w:pPr>
-      <w:r>
-        <w:drawing>
-          <wp:inline>
-            <wp:extent cx="5334000" cy="2022486"/>
-            <wp:effectExtent b="0" l="0" r="0" t="0"/>
-            <wp:docPr descr="Діаграма станів файлу" title="" id="54" name="Picture"/>
-            <a:graphic>
-              <a:graphicData uri="http://schemas.openxmlformats.org/drawingml/2006/picture">
-                <pic:pic>
-                  <pic:nvPicPr>
-                    <pic:cNvPr descr="../uml/img/08-state-file.svg" id="55" name="Picture"/>
-                    <pic:cNvPicPr>
-                      <a:picLocks noChangeArrowheads="1" noChangeAspect="1"/>
-                    </pic:cNvPicPr>
-                  </pic:nvPicPr>
-                  <pic:blipFill>
-                    <a:blip>
-                      <a:extLst>
-                        <a:ext uri="{28A0092B-C50C-407E-A947-70E740481C1C}">
-                          <a14:useLocalDpi xmlns:a14="http://schemas.microsoft.com/office/drawing/2010/main" val="0"/>
-                        </a:ext>
-                        <a:ext uri="{96DAC541-7B7A-43D3-8B79-37D633B846F1}">
-                          <asvg:svgBlip xmlns:asvg="http://schemas.microsoft.com/office/drawing/2016/SVG/main" r:embed="rId53"/>
-                        </a:ext>
-                      </a:extLst>
-                    </a:blip>
-                    <a:stretch>
-                      <a:fillRect/>
-                    </a:stretch>
-                  </pic:blipFill>
-                  <pic:spPr bwMode="auto">
-                    <a:xfrm>
-                      <a:off x="0" y="0"/>
-                      <a:ext cx="5334000" cy="2022486"/>
-                    </a:xfrm>
-                    <a:prstGeom prst="rect">
-                      <a:avLst/>
-                    </a:prstGeom>
-                    <a:noFill/>
-                    <a:ln w="9525">
-                      <a:noFill/>
-                      <a:headEnd/>
-                      <a:tailEnd/>
-                    </a:ln>
-                  </pic:spPr>
-                </pic:pic>
-              </a:graphicData>
-            </a:graphic>
-          </wp:inline>
-        </w:drawing>
-      </w:r>
-    </w:p>
-    <w:p>
-      <w:pPr>
-        <w:pStyle w:val="ImageCaption"/>
-      </w:pPr>
-      <w:r>
-        <w:rPr>
-          <w:lang w:val="uk"/>
-        </w:rPr>
-        <w:t xml:space="preserve">Діаграма станів файлу</w:t>
-      </w:r>
-    </w:p>
-    <w:p>
-      <w:pPr>
-        <w:pStyle w:val="BodyText"/>
-      </w:pPr>
-      <w:r>
-        <w:rPr>
-          <w:b/>
-          <w:bCs/>
-          <w:lang w:val="uk"/>
-        </w:rPr>
-        <w:t xml:space="preserve">Пояснення.</w:t>
-      </w:r>
-      <w:r>
-        <w:rPr>
-          <w:lang w:val="uk"/>
-        </w:rPr>
-        <w:t xml:space="preserve"> </w:t>
-      </w:r>
-      <w:r>
-        <w:rPr>
-          <w:lang w:val="uk"/>
-        </w:rPr>
-        <w:t xml:space="preserve">Діаграма описує життєвий цикл одного імені файлу під час синхронізації.</w:t>
-      </w:r>
-      <w:r>
-        <w:rPr>
-          <w:lang w:val="uk"/>
-        </w:rPr>
-        <w:t xml:space="preserve"> </w:t>
-      </w:r>
-      <w:r>
-        <w:rPr>
-          <w:lang w:val="uk"/>
-        </w:rPr>
-        <w:t xml:space="preserve">З початкового псевдостану вузол вибору за умовою</w:t>
-      </w:r>
-      <w:r>
-        <w:rPr>
-          <w:lang w:val="uk"/>
-        </w:rPr>
-        <w:t xml:space="preserve"> </w:t>
-      </w:r>
-      <w:r>
-        <w:rPr>
-          <w:rStyle w:val="VerbatimChar"/>
-          <w:lang w:val="uk"/>
-        </w:rPr>
-        <w:t xml:space="preserve">[exists locally only]</w:t>
-      </w:r>
-      <w:r>
-        <w:rPr>
-          <w:lang w:val="uk"/>
-        </w:rPr>
-        <w:t xml:space="preserve"> </w:t>
-      </w:r>
-      <w:r>
-        <w:rPr>
-          <w:lang w:val="uk"/>
-        </w:rPr>
-        <w:t xml:space="preserve">веде у стан</w:t>
-      </w:r>
-      <w:r>
-        <w:rPr>
-          <w:lang w:val="uk"/>
-        </w:rPr>
-        <w:t xml:space="preserve"> </w:t>
-      </w:r>
-      <w:r>
-        <w:rPr>
-          <w:lang w:val="uk"/>
-        </w:rPr>
-        <w:t xml:space="preserve">«LocalOnly» (</w:t>
-      </w:r>
-      <w:r>
-        <w:rPr>
-          <w:rStyle w:val="VerbatimChar"/>
-          <w:lang w:val="uk"/>
-        </w:rPr>
-        <w:t xml:space="preserve">LOCAL_ONLY</w:t>
-      </w:r>
-      <w:r>
-        <w:rPr>
-          <w:lang w:val="uk"/>
-        </w:rPr>
-        <w:t xml:space="preserve">), а за</w:t>
-      </w:r>
-      <w:r>
-        <w:rPr>
-          <w:lang w:val="uk"/>
-        </w:rPr>
-        <w:t xml:space="preserve"> </w:t>
-      </w:r>
-      <w:r>
-        <w:rPr>
-          <w:rStyle w:val="VerbatimChar"/>
-          <w:lang w:val="uk"/>
-        </w:rPr>
-        <w:t xml:space="preserve">[exists remotely only]</w:t>
-      </w:r>
-      <w:r>
-        <w:rPr>
-          <w:lang w:val="uk"/>
-        </w:rPr>
-        <w:t xml:space="preserve"> </w:t>
-      </w:r>
-      <w:r>
-        <w:rPr>
-          <w:lang w:val="uk"/>
-        </w:rPr>
-        <w:t xml:space="preserve">— у «RemoteOnly»</w:t>
-      </w:r>
-      <w:r>
-        <w:rPr>
-          <w:lang w:val="uk"/>
-        </w:rPr>
-        <w:t xml:space="preserve"> </w:t>
-      </w:r>
-      <w:r>
-        <w:rPr>
-          <w:lang w:val="uk"/>
-        </w:rPr>
-        <w:t xml:space="preserve">(</w:t>
-      </w:r>
-      <w:r>
-        <w:rPr>
-          <w:rStyle w:val="VerbatimChar"/>
-          <w:lang w:val="uk"/>
-        </w:rPr>
-        <w:t xml:space="preserve">REMOTE_ONLY</w:t>
-      </w:r>
-      <w:r>
-        <w:rPr>
-          <w:lang w:val="uk"/>
-        </w:rPr>
-        <w:t xml:space="preserve">). Переходи</w:t>
-      </w:r>
-      <w:r>
-        <w:rPr>
-          <w:lang w:val="uk"/>
-        </w:rPr>
-        <w:t xml:space="preserve"> </w:t>
-      </w:r>
-      <w:r>
-        <w:rPr>
-          <w:rStyle w:val="VerbatimChar"/>
-          <w:lang w:val="uk"/>
-        </w:rPr>
-        <w:t xml:space="preserve">synchronize() / upload</w:t>
-      </w:r>
-      <w:r>
-        <w:rPr>
-          <w:lang w:val="uk"/>
-        </w:rPr>
-        <w:t xml:space="preserve"> </w:t>
-      </w:r>
-      <w:r>
-        <w:rPr>
-          <w:lang w:val="uk"/>
-        </w:rPr>
-        <w:t xml:space="preserve">і</w:t>
-      </w:r>
-      <w:r>
-        <w:rPr>
-          <w:lang w:val="uk"/>
-        </w:rPr>
-        <w:t xml:space="preserve"> </w:t>
-      </w:r>
-      <w:r>
-        <w:rPr>
-          <w:rStyle w:val="VerbatimChar"/>
-          <w:lang w:val="uk"/>
-        </w:rPr>
-        <w:t xml:space="preserve">synchronize() / download</w:t>
-      </w:r>
-      <w:r>
-        <w:rPr>
-          <w:lang w:val="uk"/>
-        </w:rPr>
-        <w:t xml:space="preserve"> </w:t>
-      </w:r>
-      <w:r>
-        <w:rPr>
-          <w:lang w:val="uk"/>
-        </w:rPr>
-        <w:t xml:space="preserve">переводять файл у композитний стан «Tracked» з підстанами «Synced» (</w:t>
-      </w:r>
-      <w:r>
-        <w:rPr>
-          <w:rStyle w:val="VerbatimChar"/>
-          <w:lang w:val="uk"/>
-        </w:rPr>
-        <w:t xml:space="preserve">IN_SYNC</w:t>
-      </w:r>
-      <w:r>
-        <w:rPr>
-          <w:lang w:val="uk"/>
-        </w:rPr>
-        <w:t xml:space="preserve">),</w:t>
-      </w:r>
-      <w:r>
-        <w:rPr>
-          <w:lang w:val="uk"/>
-        </w:rPr>
-        <w:t xml:space="preserve"> </w:t>
-      </w:r>
-      <w:r>
-        <w:rPr>
-          <w:lang w:val="uk"/>
-        </w:rPr>
-        <w:t xml:space="preserve">«ModifiedLocally» (</w:t>
-      </w:r>
-      <w:r>
-        <w:rPr>
-          <w:rStyle w:val="VerbatimChar"/>
-          <w:lang w:val="uk"/>
-        </w:rPr>
-        <w:t xml:space="preserve">LOCAL_NEWER</w:t>
-      </w:r>
-      <w:r>
-        <w:rPr>
-          <w:lang w:val="uk"/>
-        </w:rPr>
-        <w:t xml:space="preserve">), «ModifiedRemotely» (</w:t>
-      </w:r>
-      <w:r>
-        <w:rPr>
-          <w:rStyle w:val="VerbatimChar"/>
-          <w:lang w:val="uk"/>
-        </w:rPr>
-        <w:t xml:space="preserve">REMOTE_NEWER</w:t>
-      </w:r>
-      <w:r>
-        <w:rPr>
-          <w:lang w:val="uk"/>
-        </w:rPr>
-        <w:t xml:space="preserve">) і «Conflict»</w:t>
-      </w:r>
-      <w:r>
-        <w:rPr>
-          <w:lang w:val="uk"/>
-        </w:rPr>
-        <w:t xml:space="preserve"> </w:t>
-      </w:r>
-      <w:r>
-        <w:rPr>
-          <w:lang w:val="uk"/>
-        </w:rPr>
-        <w:t xml:space="preserve">(</w:t>
-      </w:r>
-      <w:r>
-        <w:rPr>
-          <w:rStyle w:val="VerbatimChar"/>
-          <w:lang w:val="uk"/>
-        </w:rPr>
-        <w:t xml:space="preserve">CONFLICT</w:t>
-      </w:r>
-      <w:r>
-        <w:rPr>
-          <w:lang w:val="uk"/>
-        </w:rPr>
-        <w:t xml:space="preserve">). Зміна з одного боку виводить файл зі «Synced», а наступна синхронізація</w:t>
-      </w:r>
-      <w:r>
-        <w:rPr>
-          <w:lang w:val="uk"/>
-        </w:rPr>
-        <w:t xml:space="preserve"> </w:t>
-      </w:r>
-      <w:r>
-        <w:rPr>
-          <w:lang w:val="uk"/>
-        </w:rPr>
-        <w:t xml:space="preserve">повертає його назад. У «Conflict» він потрапляє лише тоді, коли змінилися обидві</w:t>
-      </w:r>
-      <w:r>
-        <w:rPr>
-          <w:lang w:val="uk"/>
-        </w:rPr>
-        <w:t xml:space="preserve"> </w:t>
-      </w:r>
-      <w:r>
-        <w:rPr>
-          <w:lang w:val="uk"/>
-        </w:rPr>
-        <w:t xml:space="preserve">сторони, і виходить звідти переходом</w:t>
-      </w:r>
-      <w:r>
-        <w:rPr>
-          <w:lang w:val="uk"/>
-        </w:rPr>
-        <w:t xml:space="preserve"> </w:t>
-      </w:r>
-      <w:r>
-        <w:rPr>
-          <w:rStyle w:val="VerbatimChar"/>
-          <w:lang w:val="uk"/>
-        </w:rPr>
-        <w:t xml:space="preserve">resolve(keep)</w:t>
-      </w:r>
-      <w:r>
-        <w:rPr>
-          <w:lang w:val="uk"/>
-        </w:rPr>
-        <w:t xml:space="preserve"> </w:t>
-      </w:r>
-      <w:r>
-        <w:rPr>
-          <w:lang w:val="uk"/>
-        </w:rPr>
-        <w:t xml:space="preserve">у «Synced». Видалення веде в</w:t>
-      </w:r>
-      <w:r>
-        <w:rPr>
-          <w:lang w:val="uk"/>
-        </w:rPr>
-        <w:t xml:space="preserve"> </w:t>
-      </w:r>
-      <w:r>
-        <w:rPr>
-          <w:lang w:val="uk"/>
-        </w:rPr>
-        <w:t xml:space="preserve">кінцевий стан, а невдалий перенос залишає файл у попередньому стані з помилкою в</w:t>
-      </w:r>
-      <w:r>
-        <w:rPr>
-          <w:lang w:val="uk"/>
-        </w:rPr>
-        <w:t xml:space="preserve"> </w:t>
-      </w:r>
-      <w:r>
-        <w:rPr>
-          <w:rStyle w:val="VerbatimChar"/>
-          <w:lang w:val="uk"/>
-        </w:rPr>
-        <w:t xml:space="preserve">SyncReport.errors</w:t>
-      </w:r>
-      <w:r>
-        <w:rPr>
-          <w:lang w:val="uk"/>
-        </w:rPr>
-        <w:t xml:space="preserve">.</w:t>
       </w:r>
     </w:p>
     <w:bookmarkEnd w:id="56"/>
